--- a/modul_praktikum/Pertemuan_05_Administrasi_Kantin_Tenant_Role_dan_Skema_Komisi.docx
+++ b/modul_praktikum/Pertemuan_05_Administrasi_Kantin_Tenant_Role_dan_Skema_Komisi.docx
@@ -87,7 +87,7 @@
           <w:color w:val="0B2545"/>
           <w:sz w:val="21"/>
         </w:rPr>
-        <w:t>14 pertemuan × 6 jam = 84 jam untuk menghasilkan MVP yang dapat didemokan, diuji, dan disiapkan menuju deployment.</w:t>
+        <w:t>14 pertemuan × 3,5 jam efektif di kelas = 49 jam (ditambah tugas mandiri di luar kelas) untuk menghasilkan MVP yang dapat didemokan, diuji, dan disiapkan menuju deployment.</w:t>
       </w:r>
     </w:p>
     <w:tbl>
@@ -554,7 +554,7 @@
                 <w:color w:val="1F2937"/>
                 <w:sz w:val="16"/>
               </w:rPr>
-              <w:t>360 menit (6 jam)</w:t>
+              <w:t>210 menit efektif di kelas (3 jam 30 menit); tugas mandiri di luar kelas hingga 120 menit (2 jam)</w:t>
             </w:r>
           </w:p>
         </w:tc>
@@ -818,7 +818,7 @@
         <w:pStyle w:val="Heading3"/>
       </w:pPr>
       <w:r>
-        <w:t>Pengetahuan Teknis Laravel 13 yang Wajib Dikuasai</w:t>
+        <w:t>Pengetahuan Teknis dan Penjelasan Mandiri (Laravel 13)</w:t>
       </w:r>
     </w:p>
     <w:p>
@@ -927,14 +927,6 @@
       </w:r>
       <w:r>
         <w:t>Catat aktor, tenant, aksi, target, waktu, serta perubahan yang sudah disanitasi; koreksi dibuat sebagai event baru. Audit tidak menggantikan authorization ataupun constraint database [L13-EVENT] [L13-LOG].</w:t>
-      </w:r>
-    </w:p>
-    <w:p>
-      <w:pPr>
-        <w:pStyle w:val="Heading3"/>
-      </w:pPr>
-      <w:r>
-        <w:t>Penjelasan Mandiri: Konsep, Cara Kerja, dan Aturan Implementasi</w:t>
       </w:r>
     </w:p>
     <w:p>
@@ -3547,7 +3539,7 @@
           <w:rFonts w:ascii="Aptos Display" w:hAnsi="Aptos Display"/>
           <w:color w:val="1F2937"/>
         </w:rPr>
-        <w:t>Rencana Waktu 6 Jam</w:t>
+        <w:t>Rencana Waktu — 3 Jam 30 Menit Efektif di Kelas</w:t>
       </w:r>
     </w:p>
     <w:tbl>
@@ -3850,7 +3842,7 @@
                 <w:color w:val="1F2937"/>
                 <w:sz w:val="16"/>
               </w:rPr>
-              <w:t>60</w:t>
+              <w:t>30</w:t>
             </w:r>
           </w:p>
         </w:tc>
@@ -3960,7 +3952,7 @@
                 <w:color w:val="1F2937"/>
                 <w:sz w:val="16"/>
               </w:rPr>
-              <w:t>45</w:t>
+              <w:t>30</w:t>
             </w:r>
           </w:p>
         </w:tc>
@@ -4070,7 +4062,7 @@
                 <w:color w:val="1F2937"/>
                 <w:sz w:val="16"/>
               </w:rPr>
-              <w:t>75</w:t>
+              <w:t>30</w:t>
             </w:r>
           </w:p>
         </w:tc>
@@ -4180,7 +4172,7 @@
                 <w:color w:val="1F2937"/>
                 <w:sz w:val="16"/>
               </w:rPr>
-              <w:t>60</w:t>
+              <w:t>30</w:t>
             </w:r>
           </w:p>
         </w:tc>
@@ -4290,7 +4282,7 @@
                 <w:color w:val="1F2937"/>
                 <w:sz w:val="16"/>
               </w:rPr>
-              <w:t>60</w:t>
+              <w:t>30</w:t>
             </w:r>
           </w:p>
         </w:tc>
@@ -4468,7 +4460,7 @@
         <w:rPr>
           <w:rFonts w:ascii="Aptos" w:hAnsi="Aptos"/>
         </w:rPr>
-        <w:t>Total alokasi: 360 menit.</w:t>
+        <w:t>Total efektif di kelas: 210 menit (7 tahap × 30 menit). Tugas mandiri di luar kelas: hingga 120 menit (2 jam) untuk pekerjaan sejenis yang bersifat mengulang — misalnya bila di kelas membuat CRUD untuk 2 tabel, di luar kelas kerjakan CRUD untuk 3 tabel lainnya.</w:t>
       </w:r>
     </w:p>
     <w:p>
@@ -4664,7 +4656,7 @@
           <w:rFonts w:ascii="Aptos Display" w:hAnsi="Aptos Display"/>
           <w:color w:val="FF2D20"/>
         </w:rPr>
-        <w:t>Tahap 2 — CRUD tenant dengan Form Request (60 menit)</w:t>
+        <w:t>Tahap 2 — CRUD tenant dengan Form Request (30 menit)</w:t>
       </w:r>
     </w:p>
     <w:p>
@@ -4880,7 +4872,7 @@
           <w:rFonts w:ascii="Aptos Display" w:hAnsi="Aptos Display"/>
           <w:color w:val="FF2D20"/>
         </w:rPr>
-        <w:t>Tahap 3 — Penugasan user dan role (45 menit)</w:t>
+        <w:t>Tahap 3 — Penugasan user dan role (30 menit)</w:t>
       </w:r>
     </w:p>
     <w:p>
@@ -5052,7 +5044,7 @@
           <w:rFonts w:ascii="Aptos Display" w:hAnsi="Aptos Display"/>
           <w:color w:val="FF2D20"/>
         </w:rPr>
-        <w:t>Tahap 4 — Skema komisi effective-dated (75 menit)</w:t>
+        <w:t>Tahap 4 — Skema komisi effective-dated (30 menit)</w:t>
       </w:r>
     </w:p>
     <w:p>
@@ -5241,7 +5233,7 @@
           <w:rFonts w:ascii="Aptos Display" w:hAnsi="Aptos Display"/>
           <w:color w:val="FF2D20"/>
         </w:rPr>
-        <w:t>Tahap 5 — Rekening dan audit trail (60 menit)</w:t>
+        <w:t>Tahap 5 — Rekening dan audit trail (30 menit)</w:t>
       </w:r>
     </w:p>
     <w:p>
@@ -5430,7 +5422,7 @@
           <w:rFonts w:ascii="Aptos Display" w:hAnsi="Aptos Display"/>
           <w:color w:val="FF2D20"/>
         </w:rPr>
-        <w:t>Tahap 6 — Uji UI dan aturan bisnis (60 menit)</w:t>
+        <w:t>Tahap 6 — Uji UI dan aturan bisnis (30 menit)</w:t>
       </w:r>
     </w:p>
     <w:p>

--- a/modul_praktikum/Pertemuan_05_Administrasi_Kantin_Tenant_Role_dan_Skema_Komisi.docx
+++ b/modul_praktikum/Pertemuan_05_Administrasi_Kantin_Tenant_Role_dan_Skema_Komisi.docx
@@ -1001,7 +1001,7 @@
         </w:pBdr>
       </w:pPr>
       <w:r>
-        <w:t>CONTOH MANDIRI — app/Services/ChangeCommission.php   •   PHP</w:t>
+        <w:t>CONTOH MANDIRI — app/Modules/Admin/Services/ChangeCommissionSchedule.php (disederhanakan)   •   PHP</w:t>
       </w:r>
     </w:p>
     <w:p>
@@ -2211,7 +2211,7 @@
         </w:pBdr>
       </w:pPr>
       <w:r>
-        <w:t>LANDASAN TEKNIS — app/Http/Requests/StoreTenantRequest.php   •   PHP</w:t>
+        <w:t>LANDASAN TEKNIS — app/Modules/Admin/Http/Requests/StoreTenantRequest.php   •   PHP</w:t>
       </w:r>
     </w:p>
     <w:p>
@@ -4595,6 +4595,114 @@
     </w:p>
     <w:p>
       <w:pPr>
+        <w:pStyle w:val="ListBody"/>
+      </w:pPr>
+      <w:r>
+        <w:rPr>
+          <w:rFonts w:ascii="Aptos" w:hAnsi="Aptos"/>
+          <w:color w:val="1F2937"/>
+          <w:sz w:val="19"/>
+        </w:rPr>
+        <w:t xml:space="preserve">Perintah pembuatan berkas tahap ini (diverifikasi pada Laravel 13.25; baris # INFO adalah output nyata). Jalankan dari root repository, lalu isi berkas sesuai langkah di atas.</w:t>
+      </w:r>
+    </w:p>
+    <w:p>
+      <w:pPr>
+        <w:pStyle w:val="CodeHeader"/>
+        <w:shd w:fill="2D2D30"/>
+        <w:pBdr>
+          <w:left w:val="single" w:sz="4" w:space="8" w:color="2D2D30"/>
+        </w:pBdr>
+      </w:pPr>
+      <w:r>
+        <w:rPr>
+          <w:rFonts w:ascii="Consolas" w:hAnsi="Consolas"/>
+          <w:b/>
+          <w:color w:val="FFFFFF"/>
+          <w:sz w:val="16"/>
+        </w:rPr>
+        <w:t xml:space="preserve">BUAT FILE — MODUL 5 TAHAP 1   •   terminal pada root repository   •   BASH</w:t>
+      </w:r>
+    </w:p>
+    <w:p>
+      <w:pPr>
+        <w:pStyle w:val="CodeBlock"/>
+        <w:shd w:fill="1E1E1E"/>
+        <w:pBdr>
+          <w:left w:val="single" w:sz="4" w:space="8" w:color="1E1E1E"/>
+        </w:pBdr>
+      </w:pPr>
+      <w:r>
+        <w:rPr>
+          <w:rFonts w:ascii="Consolas" w:hAnsi="Consolas"/>
+          <w:color w:val="6A9955"/>
+          <w:sz w:val="16"/>
+        </w:rPr>
+        <w:t xml:space="preserve"># manual (shell)</w:t>
+        <w:br/>
+      </w:r>
+      <w:r>
+        <w:rPr>
+          <w:rFonts w:ascii="Consolas" w:hAnsi="Consolas"/>
+          <w:color w:val="D4D4D4"/>
+          <w:sz w:val="16"/>
+        </w:rPr>
+        <w:t xml:space="preserve">touch docs/adr/0009-admin-commission-audit.md</w:t>
+      </w:r>
+    </w:p>
+    <w:p>
+      <w:pPr>
+        <w:pStyle w:val="ListBody"/>
+        <w:numPr>
+          <w:ilvl w:val="0"/>
+          <w:numId w:val="10"/>
+        </w:numPr>
+      </w:pPr>
+      <w:r>
+        <w:rPr>
+          <w:rFonts w:ascii="Aptos" w:hAnsi="Aptos"/>
+          <w:color w:val="1F2937"/>
+          <w:sz w:val="19"/>
+        </w:rPr>
+        <w:t xml:space="preserve">Manual: </w:t>
+      </w:r>
+      <w:r>
+        <w:rPr>
+          <w:rFonts w:ascii="Consolas" w:hAnsi="Consolas"/>
+          <w:color w:val="C11B12"/>
+          <w:sz w:val="17"/>
+          <w:shd w:fill="ECEFF3"/>
+        </w:rPr>
+        <w:t xml:space="preserve">touch docs/adr/0009-admin-commission-audit.md</w:t>
+      </w:r>
+      <w:r>
+        <w:rPr>
+          <w:rFonts w:ascii="Aptos" w:hAnsi="Aptos"/>
+          <w:color w:val="1F2937"/>
+          <w:sz w:val="19"/>
+        </w:rPr>
+        <w:t xml:space="preserve"> — ADR alur admin, komisi effective-dated, dan audit trail (Markdown, dibuat manual). Hasil: </w:t>
+      </w:r>
+      <w:r>
+        <w:rPr>
+          <w:rFonts w:ascii="Consolas" w:hAnsi="Consolas"/>
+          <w:color w:val="C11B12"/>
+          <w:sz w:val="17"/>
+          <w:shd w:fill="ECEFF3"/>
+        </w:rPr>
+        <w:t xml:space="preserve">docs/adr/0009-admin-commission-audit.md</w:t>
+      </w:r>
+      <w:r>
+        <w:rPr>
+          <w:rFonts w:ascii="Aptos" w:hAnsi="Aptos"/>
+          <w:color w:val="1F2937"/>
+          <w:sz w:val="19"/>
+        </w:rPr>
+        <w:t xml:space="preserve">.</w:t>
+      </w:r>
+    </w:p>
+    <w:p>
+      <w:pPr>
         <w:pStyle w:val="TutorialObserve"/>
         <w:shd w:fill="FFF4D6" w:val="clear"/>
         <w:pBdr>
@@ -4784,6 +4892,436 @@
     </w:p>
     <w:p>
       <w:pPr>
+        <w:pStyle w:val="ListBody"/>
+      </w:pPr>
+      <w:r>
+        <w:rPr>
+          <w:rFonts w:ascii="Aptos" w:hAnsi="Aptos"/>
+          <w:color w:val="1F2937"/>
+          <w:sz w:val="19"/>
+        </w:rPr>
+        <w:t xml:space="preserve">Perintah pembuatan berkas tahap ini (diverifikasi pada Laravel 13.25; baris # INFO adalah output nyata). Jalankan dari root repository, lalu isi berkas sesuai langkah di atas.</w:t>
+      </w:r>
+    </w:p>
+    <w:p>
+      <w:pPr>
+        <w:pStyle w:val="CodeHeader"/>
+        <w:shd w:fill="2D2D30"/>
+        <w:pBdr>
+          <w:left w:val="single" w:sz="4" w:space="8" w:color="2D2D30"/>
+        </w:pBdr>
+      </w:pPr>
+      <w:r>
+        <w:rPr>
+          <w:rFonts w:ascii="Consolas" w:hAnsi="Consolas"/>
+          <w:b/>
+          <w:color w:val="FFFFFF"/>
+          <w:sz w:val="16"/>
+        </w:rPr>
+        <w:t xml:space="preserve">BUAT FILE — MODUL 5 TAHAP 2   •   terminal pada root repository   •   BASH</w:t>
+      </w:r>
+    </w:p>
+    <w:p>
+      <w:pPr>
+        <w:pStyle w:val="CodeBlock"/>
+        <w:shd w:fill="1E1E1E"/>
+        <w:pBdr>
+          <w:left w:val="single" w:sz="4" w:space="8" w:color="1E1E1E"/>
+        </w:pBdr>
+      </w:pPr>
+      <w:r>
+        <w:rPr>
+          <w:rFonts w:ascii="Consolas" w:hAnsi="Consolas"/>
+          <w:color w:val="D4D4D4"/>
+          <w:sz w:val="16"/>
+        </w:rPr>
+        <w:t xml:space="preserve">php artisan make:request 'App\Modules\Admin\Http\Requests\StoreTenantRequest'</w:t>
+        <w:br/>
+      </w:r>
+      <w:r>
+        <w:rPr>
+          <w:rFonts w:ascii="Consolas" w:hAnsi="Consolas"/>
+          <w:color w:val="6A9955"/>
+          <w:sz w:val="16"/>
+        </w:rPr>
+        <w:t xml:space="preserve">#   INFO Request [app/Modules/Admin/Http/Requests/StoreTenantRequest.php] created successfully.</w:t>
+        <w:br/>
+      </w:r>
+      <w:r>
+        <w:rPr>
+          <w:rFonts w:ascii="Consolas" w:hAnsi="Consolas"/>
+          <w:color w:val="D4D4D4"/>
+          <w:sz w:val="16"/>
+        </w:rPr>
+        <w:t xml:space="preserve">php artisan make:controller 'App\Modules\Admin\Http\Controllers\AdminTenantController'</w:t>
+        <w:br/>
+      </w:r>
+      <w:r>
+        <w:rPr>
+          <w:rFonts w:ascii="Consolas" w:hAnsi="Consolas"/>
+          <w:color w:val="6A9955"/>
+          <w:sz w:val="16"/>
+        </w:rPr>
+        <w:t xml:space="preserve">#   INFO Controller [app/Modules/Admin/Http/Controllers/AdminTenantController.php] created successfully.</w:t>
+        <w:br/>
+      </w:r>
+      <w:r>
+        <w:rPr>
+          <w:rFonts w:ascii="Consolas" w:hAnsi="Consolas"/>
+          <w:color w:val="D4D4D4"/>
+          <w:sz w:val="16"/>
+        </w:rPr>
+        <w:t xml:space="preserve">php artisan make:class Modules/Admin/Services/CreateTenant</w:t>
+        <w:br/>
+      </w:r>
+      <w:r>
+        <w:rPr>
+          <w:rFonts w:ascii="Consolas" w:hAnsi="Consolas"/>
+          <w:color w:val="6A9955"/>
+          <w:sz w:val="16"/>
+        </w:rPr>
+        <w:t xml:space="preserve">#   INFO Class [app/Modules/Admin/Services/CreateTenant.php] created successfully.</w:t>
+        <w:br/>
+      </w:r>
+      <w:r>
+        <w:rPr>
+          <w:rFonts w:ascii="Consolas" w:hAnsi="Consolas"/>
+          <w:color w:val="D4D4D4"/>
+          <w:sz w:val="16"/>
+        </w:rPr>
+        <w:t xml:space="preserve">php artisan make:policy TenantPolicy --model=Tenant</w:t>
+        <w:br/>
+      </w:r>
+      <w:r>
+        <w:rPr>
+          <w:rFonts w:ascii="Consolas" w:hAnsi="Consolas"/>
+          <w:color w:val="6A9955"/>
+          <w:sz w:val="16"/>
+        </w:rPr>
+        <w:t xml:space="preserve">#   INFO Policy [app/Policies/TenantPolicy.php] created successfully.</w:t>
+        <w:br/>
+      </w:r>
+      <w:r>
+        <w:rPr>
+          <w:rFonts w:ascii="Consolas" w:hAnsi="Consolas"/>
+          <w:color w:val="6A9955"/>
+          <w:sz w:val="16"/>
+        </w:rPr>
+        <w:t xml:space="preserve"># manual (shell)</w:t>
+        <w:br/>
+      </w:r>
+      <w:r>
+        <w:rPr>
+          <w:rFonts w:ascii="Consolas" w:hAnsi="Consolas"/>
+          <w:color w:val="D4D4D4"/>
+          <w:sz w:val="16"/>
+        </w:rPr>
+        <w:t xml:space="preserve">mkdir -p app/Modules/Admin/resources/views/tenants</w:t>
+        <w:br/>
+      </w:r>
+      <w:r>
+        <w:rPr>
+          <w:rFonts w:ascii="Consolas" w:hAnsi="Consolas"/>
+          <w:color w:val="D4D4D4"/>
+          <w:sz w:val="16"/>
+        </w:rPr>
+        <w:t xml:space="preserve">touch app/Modules/Admin/resources/views/tenants/{index,create,edit}.blade.php</w:t>
+        <w:br/>
+      </w:r>
+      <w:r>
+        <w:rPr>
+          <w:rFonts w:ascii="Consolas" w:hAnsi="Consolas"/>
+          <w:color w:val="D4D4D4"/>
+          <w:sz w:val="16"/>
+        </w:rPr>
+        <w:t xml:space="preserve">rm app/Modules/Admin/Http/Controllers/.gitkeep app/Modules/Admin/routes/.gitkeep</w:t>
+        <w:br/>
+      </w:r>
+      <w:r>
+        <w:rPr>
+          <w:rFonts w:ascii="Consolas" w:hAnsi="Consolas"/>
+          <w:color w:val="D4D4D4"/>
+          <w:sz w:val="16"/>
+        </w:rPr>
+        <w:t xml:space="preserve">touch app/Modules/Admin/routes/admin.php</w:t>
+      </w:r>
+    </w:p>
+    <w:p>
+      <w:pPr>
+        <w:pStyle w:val="ListBody"/>
+        <w:numPr>
+          <w:ilvl w:val="0"/>
+          <w:numId w:val="10"/>
+        </w:numPr>
+      </w:pPr>
+      <w:r>
+        <w:rPr>
+          <w:rFonts w:ascii="Consolas" w:hAnsi="Consolas"/>
+          <w:color w:val="C11B12"/>
+          <w:sz w:val="17"/>
+          <w:shd w:fill="ECEFF3"/>
+        </w:rPr>
+        <w:t xml:space="preserve">php artisan make:request 'App\Modules\Admin\Http\Requests\StoreTenantRequest'</w:t>
+      </w:r>
+      <w:r>
+        <w:rPr>
+          <w:rFonts w:ascii="Aptos" w:hAnsi="Aptos"/>
+          <w:color w:val="1F2937"/>
+          <w:sz w:val="19"/>
+        </w:rPr>
+        <w:t xml:space="preserve"> — make:request membuat Form Request (method authorize() + rules()); dengan nama kelas lengkap berkas ditulis ke app/Modules/Admin/Http/Requests, bukan app/Http/Requests. Controller cukup memakai $request-&gt;validated(). Hasil: </w:t>
+      </w:r>
+      <w:r>
+        <w:rPr>
+          <w:rFonts w:ascii="Consolas" w:hAnsi="Consolas"/>
+          <w:color w:val="C11B12"/>
+          <w:sz w:val="17"/>
+          <w:shd w:fill="ECEFF3"/>
+        </w:rPr>
+        <w:t xml:space="preserve">app/Modules/Admin/Http/Requests/StoreTenantRequest.php</w:t>
+      </w:r>
+      <w:r>
+        <w:rPr>
+          <w:rFonts w:ascii="Aptos" w:hAnsi="Aptos"/>
+          <w:color w:val="1F2937"/>
+          <w:sz w:val="19"/>
+        </w:rPr>
+        <w:t xml:space="preserve">.</w:t>
+      </w:r>
+    </w:p>
+    <w:p>
+      <w:pPr>
+        <w:pStyle w:val="ListBody"/>
+        <w:numPr>
+          <w:ilvl w:val="0"/>
+          <w:numId w:val="10"/>
+        </w:numPr>
+      </w:pPr>
+      <w:r>
+        <w:rPr>
+          <w:rFonts w:ascii="Consolas" w:hAnsi="Consolas"/>
+          <w:color w:val="C11B12"/>
+          <w:sz w:val="17"/>
+          <w:shd w:fill="ECEFF3"/>
+        </w:rPr>
+        <w:t xml:space="preserve">php artisan make:controller 'App\Modules\Admin\Http\Controllers\AdminTenantController'</w:t>
+      </w:r>
+      <w:r>
+        <w:rPr>
+          <w:rFonts w:ascii="Aptos" w:hAnsi="Aptos"/>
+          <w:color w:val="1F2937"/>
+          <w:sz w:val="19"/>
+        </w:rPr>
+        <w:t xml:space="preserve"> — make:controller dengan nama kelas lengkap menulis controller langsung ke folder modul Admin; controller tipis hanya memanggil service modul dan policy. Hasil: </w:t>
+      </w:r>
+      <w:r>
+        <w:rPr>
+          <w:rFonts w:ascii="Consolas" w:hAnsi="Consolas"/>
+          <w:color w:val="C11B12"/>
+          <w:sz w:val="17"/>
+          <w:shd w:fill="ECEFF3"/>
+        </w:rPr>
+        <w:t xml:space="preserve">app/Modules/Admin/Http/Controllers/AdminTenantController.php</w:t>
+      </w:r>
+      <w:r>
+        <w:rPr>
+          <w:rFonts w:ascii="Aptos" w:hAnsi="Aptos"/>
+          <w:color w:val="1F2937"/>
+          <w:sz w:val="19"/>
+        </w:rPr>
+        <w:t xml:space="preserve">.</w:t>
+      </w:r>
+    </w:p>
+    <w:p>
+      <w:pPr>
+        <w:pStyle w:val="ListBody"/>
+        <w:numPr>
+          <w:ilvl w:val="0"/>
+          <w:numId w:val="10"/>
+        </w:numPr>
+      </w:pPr>
+      <w:r>
+        <w:rPr>
+          <w:rFonts w:ascii="Consolas" w:hAnsi="Consolas"/>
+          <w:color w:val="C11B12"/>
+          <w:sz w:val="17"/>
+          <w:shd w:fill="ECEFF3"/>
+        </w:rPr>
+        <w:t xml:space="preserve">php artisan make:class Modules/Admin/Services/CreateTenant</w:t>
+      </w:r>
+      <w:r>
+        <w:rPr>
+          <w:rFonts w:ascii="Aptos" w:hAnsi="Aptos"/>
+          <w:color w:val="1F2937"/>
+          <w:sz w:val="19"/>
+        </w:rPr>
+        <w:t xml:space="preserve"> — Kelas service modul Admin (make:class = kelas polos); berisi transaksi DB + audit, dipanggil controller. Hasil: </w:t>
+      </w:r>
+      <w:r>
+        <w:rPr>
+          <w:rFonts w:ascii="Consolas" w:hAnsi="Consolas"/>
+          <w:color w:val="C11B12"/>
+          <w:sz w:val="17"/>
+          <w:shd w:fill="ECEFF3"/>
+        </w:rPr>
+        <w:t xml:space="preserve">app/Modules/Admin/Services/CreateTenant.php</w:t>
+      </w:r>
+      <w:r>
+        <w:rPr>
+          <w:rFonts w:ascii="Aptos" w:hAnsi="Aptos"/>
+          <w:color w:val="1F2937"/>
+          <w:sz w:val="19"/>
+        </w:rPr>
+        <w:t xml:space="preserve">.</w:t>
+      </w:r>
+    </w:p>
+    <w:p>
+      <w:pPr>
+        <w:pStyle w:val="ListBody"/>
+        <w:numPr>
+          <w:ilvl w:val="0"/>
+          <w:numId w:val="10"/>
+        </w:numPr>
+      </w:pPr>
+      <w:r>
+        <w:rPr>
+          <w:rFonts w:ascii="Consolas" w:hAnsi="Consolas"/>
+          <w:color w:val="C11B12"/>
+          <w:sz w:val="17"/>
+          <w:shd w:fill="ECEFF3"/>
+        </w:rPr>
+        <w:t xml:space="preserve">php artisan make:policy TenantPolicy --model=Tenant</w:t>
+      </w:r>
+      <w:r>
+        <w:rPr>
+          <w:rFonts w:ascii="Aptos" w:hAnsi="Aptos"/>
+          <w:color w:val="1F2937"/>
+          <w:sz w:val="19"/>
+        </w:rPr>
+        <w:t xml:space="preserve"> — Policy viewAny/view/create/update untuk Tenant; ditemukan otomatis (App\Policies\TenantPolicy). Hasil: </w:t>
+      </w:r>
+      <w:r>
+        <w:rPr>
+          <w:rFonts w:ascii="Consolas" w:hAnsi="Consolas"/>
+          <w:color w:val="C11B12"/>
+          <w:sz w:val="17"/>
+          <w:shd w:fill="ECEFF3"/>
+        </w:rPr>
+        <w:t xml:space="preserve">app/Policies/TenantPolicy.php</w:t>
+      </w:r>
+      <w:r>
+        <w:rPr>
+          <w:rFonts w:ascii="Aptos" w:hAnsi="Aptos"/>
+          <w:color w:val="1F2937"/>
+          <w:sz w:val="19"/>
+        </w:rPr>
+        <w:t xml:space="preserve">.</w:t>
+      </w:r>
+    </w:p>
+    <w:p>
+      <w:pPr>
+        <w:pStyle w:val="ListBody"/>
+        <w:numPr>
+          <w:ilvl w:val="0"/>
+          <w:numId w:val="10"/>
+        </w:numPr>
+      </w:pPr>
+      <w:r>
+        <w:rPr>
+          <w:rFonts w:ascii="Aptos" w:hAnsi="Aptos"/>
+          <w:color w:val="1F2937"/>
+          <w:sz w:val="19"/>
+        </w:rPr>
+        <w:t xml:space="preserve">Manual: </w:t>
+      </w:r>
+      <w:r>
+        <w:rPr>
+          <w:rFonts w:ascii="Consolas" w:hAnsi="Consolas"/>
+          <w:color w:val="C11B12"/>
+          <w:sz w:val="17"/>
+          <w:shd w:fill="ECEFF3"/>
+        </w:rPr>
+        <w:t xml:space="preserve">mkdir -p app/Modules/Admin/resources/views/tenants</w:t>
+      </w:r>
+      <w:r>
+        <w:rPr>
+          <w:rFonts w:ascii="Aptos" w:hAnsi="Aptos"/>
+          <w:color w:val="1F2937"/>
+          <w:sz w:val="19"/>
+        </w:rPr>
+        <w:t xml:space="preserve"> — View dan file route milik modul dibuat manual. PERHATIAN: make:view admin::tenants.index tidak mengenal namespace modul dan justru membuat folder resources/views/admin::tenants/. View dipanggil view('admin::tenants.index'); route dibungkus PortalRoutes::admin() dan dimuat otomatis oleh AdminServiceProvider. Hasil: </w:t>
+      </w:r>
+      <w:r>
+        <w:rPr>
+          <w:rFonts w:ascii="Consolas" w:hAnsi="Consolas"/>
+          <w:color w:val="C11B12"/>
+          <w:sz w:val="17"/>
+          <w:shd w:fill="ECEFF3"/>
+        </w:rPr>
+        <w:t xml:space="preserve">app/Modules/Admin/resources/views/tenants/index.blade.php</w:t>
+      </w:r>
+      <w:r>
+        <w:rPr>
+          <w:rFonts w:ascii="Aptos" w:hAnsi="Aptos"/>
+          <w:color w:val="1F2937"/>
+          <w:sz w:val="19"/>
+        </w:rPr>
+        <w:t xml:space="preserve">, </w:t>
+      </w:r>
+      <w:r>
+        <w:rPr>
+          <w:rFonts w:ascii="Consolas" w:hAnsi="Consolas"/>
+          <w:color w:val="C11B12"/>
+          <w:sz w:val="17"/>
+          <w:shd w:fill="ECEFF3"/>
+        </w:rPr>
+        <w:t xml:space="preserve">app/Modules/Admin/resources/views/tenants/create.blade.php</w:t>
+      </w:r>
+      <w:r>
+        <w:rPr>
+          <w:rFonts w:ascii="Aptos" w:hAnsi="Aptos"/>
+          <w:color w:val="1F2937"/>
+          <w:sz w:val="19"/>
+        </w:rPr>
+        <w:t xml:space="preserve">, </w:t>
+      </w:r>
+      <w:r>
+        <w:rPr>
+          <w:rFonts w:ascii="Consolas" w:hAnsi="Consolas"/>
+          <w:color w:val="C11B12"/>
+          <w:sz w:val="17"/>
+          <w:shd w:fill="ECEFF3"/>
+        </w:rPr>
+        <w:t xml:space="preserve">app/Modules/Admin/resources/views/tenants/edit.blade.php</w:t>
+      </w:r>
+      <w:r>
+        <w:rPr>
+          <w:rFonts w:ascii="Aptos" w:hAnsi="Aptos"/>
+          <w:color w:val="1F2937"/>
+          <w:sz w:val="19"/>
+        </w:rPr>
+        <w:t xml:space="preserve">, </w:t>
+      </w:r>
+      <w:r>
+        <w:rPr>
+          <w:rFonts w:ascii="Consolas" w:hAnsi="Consolas"/>
+          <w:color w:val="C11B12"/>
+          <w:sz w:val="17"/>
+          <w:shd w:fill="ECEFF3"/>
+        </w:rPr>
+        <w:t xml:space="preserve">app/Modules/Admin/routes/admin.php</w:t>
+      </w:r>
+      <w:r>
+        <w:rPr>
+          <w:rFonts w:ascii="Aptos" w:hAnsi="Aptos"/>
+          <w:color w:val="1F2937"/>
+          <w:sz w:val="19"/>
+        </w:rPr>
+        <w:t xml:space="preserve">.</w:t>
+      </w:r>
+    </w:p>
+    <w:p>
+      <w:pPr>
         <w:pStyle w:val="TutorialObserve"/>
         <w:shd w:fill="FFF4D6" w:val="clear"/>
         <w:pBdr>
@@ -4983,6 +5521,228 @@
     </w:p>
     <w:p>
       <w:pPr>
+        <w:pStyle w:val="ListBody"/>
+      </w:pPr>
+      <w:r>
+        <w:rPr>
+          <w:rFonts w:ascii="Aptos" w:hAnsi="Aptos"/>
+          <w:color w:val="1F2937"/>
+          <w:sz w:val="19"/>
+        </w:rPr>
+        <w:t xml:space="preserve">Perintah pembuatan berkas tahap ini (diverifikasi pada Laravel 13.25; baris # INFO adalah output nyata). Jalankan dari root repository, lalu isi berkas sesuai langkah di atas.</w:t>
+      </w:r>
+    </w:p>
+    <w:p>
+      <w:pPr>
+        <w:pStyle w:val="CodeHeader"/>
+        <w:shd w:fill="2D2D30"/>
+        <w:pBdr>
+          <w:left w:val="single" w:sz="4" w:space="8" w:color="2D2D30"/>
+        </w:pBdr>
+      </w:pPr>
+      <w:r>
+        <w:rPr>
+          <w:rFonts w:ascii="Consolas" w:hAnsi="Consolas"/>
+          <w:b/>
+          <w:color w:val="FFFFFF"/>
+          <w:sz w:val="16"/>
+        </w:rPr>
+        <w:t xml:space="preserve">BUAT FILE — MODUL 5 TAHAP 3   •   terminal pada root repository   •   BASH</w:t>
+      </w:r>
+    </w:p>
+    <w:p>
+      <w:pPr>
+        <w:pStyle w:val="CodeBlock"/>
+        <w:shd w:fill="1E1E1E"/>
+        <w:pBdr>
+          <w:left w:val="single" w:sz="4" w:space="8" w:color="1E1E1E"/>
+        </w:pBdr>
+      </w:pPr>
+      <w:r>
+        <w:rPr>
+          <w:rFonts w:ascii="Consolas" w:hAnsi="Consolas"/>
+          <w:color w:val="D4D4D4"/>
+          <w:sz w:val="16"/>
+        </w:rPr>
+        <w:t xml:space="preserve">php artisan make:model UserCanteenRole</w:t>
+        <w:br/>
+      </w:r>
+      <w:r>
+        <w:rPr>
+          <w:rFonts w:ascii="Consolas" w:hAnsi="Consolas"/>
+          <w:color w:val="6A9955"/>
+          <w:sz w:val="16"/>
+        </w:rPr>
+        <w:t xml:space="preserve">#   INFO Model [app/Models/UserCanteenRole.php] created successfully.</w:t>
+        <w:br/>
+      </w:r>
+      <w:r>
+        <w:rPr>
+          <w:rFonts w:ascii="Consolas" w:hAnsi="Consolas"/>
+          <w:color w:val="D4D4D4"/>
+          <w:sz w:val="16"/>
+        </w:rPr>
+        <w:t xml:space="preserve">php artisan make:class Modules/Admin/Services/AssignTenantRole</w:t>
+        <w:br/>
+      </w:r>
+      <w:r>
+        <w:rPr>
+          <w:rFonts w:ascii="Consolas" w:hAnsi="Consolas"/>
+          <w:color w:val="6A9955"/>
+          <w:sz w:val="16"/>
+        </w:rPr>
+        <w:t xml:space="preserve">#   INFO Class [app/Modules/Admin/Services/AssignTenantRole.php] created successfully.</w:t>
+        <w:br/>
+      </w:r>
+      <w:r>
+        <w:rPr>
+          <w:rFonts w:ascii="Consolas" w:hAnsi="Consolas"/>
+          <w:color w:val="D4D4D4"/>
+          <w:sz w:val="16"/>
+        </w:rPr>
+        <w:t xml:space="preserve">php artisan make:controller 'App\Modules\Admin\Http\Controllers\AdminTenantRoleController'</w:t>
+        <w:br/>
+      </w:r>
+      <w:r>
+        <w:rPr>
+          <w:rFonts w:ascii="Consolas" w:hAnsi="Consolas"/>
+          <w:color w:val="6A9955"/>
+          <w:sz w:val="16"/>
+        </w:rPr>
+        <w:t xml:space="preserve">#   INFO Controller [app/Modules/Admin/Http/Controllers/AdminTenantRoleController.php] created successfully.</w:t>
+      </w:r>
+    </w:p>
+    <w:p>
+      <w:pPr>
+        <w:pStyle w:val="ListBody"/>
+        <w:numPr>
+          <w:ilvl w:val="0"/>
+          <w:numId w:val="10"/>
+        </w:numPr>
+      </w:pPr>
+      <w:r>
+        <w:rPr>
+          <w:rFonts w:ascii="Consolas" w:hAnsi="Consolas"/>
+          <w:color w:val="C11B12"/>
+          <w:sz w:val="17"/>
+          <w:shd w:fill="ECEFF3"/>
+        </w:rPr>
+        <w:t xml:space="preserve">php artisan make:model UserCanteenRole</w:t>
+      </w:r>
+      <w:r>
+        <w:rPr>
+          <w:rFonts w:ascii="Aptos" w:hAnsi="Aptos"/>
+          <w:color w:val="1F2937"/>
+          <w:sz w:val="19"/>
+        </w:rPr>
+        <w:t xml:space="preserve"> — Model peran pengelola kantin (owner/manager/finance); menentukan kantin yang dikelola admin. Hasil: </w:t>
+      </w:r>
+      <w:r>
+        <w:rPr>
+          <w:rFonts w:ascii="Consolas" w:hAnsi="Consolas"/>
+          <w:color w:val="C11B12"/>
+          <w:sz w:val="17"/>
+          <w:shd w:fill="ECEFF3"/>
+        </w:rPr>
+        <w:t xml:space="preserve">app/Models/UserCanteenRole.php</w:t>
+      </w:r>
+      <w:r>
+        <w:rPr>
+          <w:rFonts w:ascii="Aptos" w:hAnsi="Aptos"/>
+          <w:color w:val="1F2937"/>
+          <w:sz w:val="19"/>
+        </w:rPr>
+        <w:t xml:space="preserve">.</w:t>
+      </w:r>
+    </w:p>
+    <w:p>
+      <w:pPr>
+        <w:pStyle w:val="ListBody"/>
+        <w:numPr>
+          <w:ilvl w:val="0"/>
+          <w:numId w:val="10"/>
+        </w:numPr>
+      </w:pPr>
+      <w:r>
+        <w:rPr>
+          <w:rFonts w:ascii="Consolas" w:hAnsi="Consolas"/>
+          <w:color w:val="C11B12"/>
+          <w:sz w:val="17"/>
+          <w:shd w:fill="ECEFF3"/>
+        </w:rPr>
+        <w:t xml:space="preserve">php artisan make:class Modules/Admin/Services/AssignTenantRole</w:t>
+      </w:r>
+      <w:r>
+        <w:rPr>
+          <w:rFonts w:ascii="Aptos" w:hAnsi="Aptos"/>
+          <w:color w:val="1F2937"/>
+          <w:sz w:val="19"/>
+        </w:rPr>
+        <w:t xml:space="preserve"> — Kelas service modul Admin (make:class = kelas polos); berisi transaksi DB + audit, dipanggil controller. Hasil: </w:t>
+      </w:r>
+      <w:r>
+        <w:rPr>
+          <w:rFonts w:ascii="Consolas" w:hAnsi="Consolas"/>
+          <w:color w:val="C11B12"/>
+          <w:sz w:val="17"/>
+          <w:shd w:fill="ECEFF3"/>
+        </w:rPr>
+        <w:t xml:space="preserve">app/Modules/Admin/Services/AssignTenantRole.php</w:t>
+      </w:r>
+      <w:r>
+        <w:rPr>
+          <w:rFonts w:ascii="Aptos" w:hAnsi="Aptos"/>
+          <w:color w:val="1F2937"/>
+          <w:sz w:val="19"/>
+        </w:rPr>
+        <w:t xml:space="preserve">.</w:t>
+      </w:r>
+    </w:p>
+    <w:p>
+      <w:pPr>
+        <w:pStyle w:val="ListBody"/>
+        <w:numPr>
+          <w:ilvl w:val="0"/>
+          <w:numId w:val="10"/>
+        </w:numPr>
+      </w:pPr>
+      <w:r>
+        <w:rPr>
+          <w:rFonts w:ascii="Consolas" w:hAnsi="Consolas"/>
+          <w:color w:val="C11B12"/>
+          <w:sz w:val="17"/>
+          <w:shd w:fill="ECEFF3"/>
+        </w:rPr>
+        <w:t xml:space="preserve">php artisan make:controller 'App\Modules\Admin\Http\Controllers\AdminTenantRoleController'</w:t>
+      </w:r>
+      <w:r>
+        <w:rPr>
+          <w:rFonts w:ascii="Aptos" w:hAnsi="Aptos"/>
+          <w:color w:val="1F2937"/>
+          <w:sz w:val="19"/>
+        </w:rPr>
+        <w:t xml:space="preserve"> — make:controller dengan nama kelas lengkap menulis controller langsung ke folder modul Admin; controller tipis hanya memanggil service modul dan policy. Hasil: </w:t>
+      </w:r>
+      <w:r>
+        <w:rPr>
+          <w:rFonts w:ascii="Consolas" w:hAnsi="Consolas"/>
+          <w:color w:val="C11B12"/>
+          <w:sz w:val="17"/>
+          <w:shd w:fill="ECEFF3"/>
+        </w:rPr>
+        <w:t xml:space="preserve">app/Modules/Admin/Http/Controllers/AdminTenantRoleController.php</w:t>
+      </w:r>
+      <w:r>
+        <w:rPr>
+          <w:rFonts w:ascii="Aptos" w:hAnsi="Aptos"/>
+          <w:color w:val="1F2937"/>
+          <w:sz w:val="19"/>
+        </w:rPr>
+        <w:t xml:space="preserve">.</w:t>
+      </w:r>
+    </w:p>
+    <w:p>
+      <w:pPr>
         <w:pStyle w:val="TutorialObserve"/>
         <w:shd w:fill="FFF4D6" w:val="clear"/>
         <w:pBdr>
@@ -5172,6 +5932,289 @@
     </w:p>
     <w:p>
       <w:pPr>
+        <w:pStyle w:val="ListBody"/>
+      </w:pPr>
+      <w:r>
+        <w:rPr>
+          <w:rFonts w:ascii="Aptos" w:hAnsi="Aptos"/>
+          <w:color w:val="1F2937"/>
+          <w:sz w:val="19"/>
+        </w:rPr>
+        <w:t xml:space="preserve">Perintah pembuatan berkas tahap ini (diverifikasi pada Laravel 13.25; baris # INFO adalah output nyata). Jalankan dari root repository, lalu isi berkas sesuai langkah di atas.</w:t>
+      </w:r>
+    </w:p>
+    <w:p>
+      <w:pPr>
+        <w:pStyle w:val="CodeHeader"/>
+        <w:shd w:fill="2D2D30"/>
+        <w:pBdr>
+          <w:left w:val="single" w:sz="4" w:space="8" w:color="2D2D30"/>
+        </w:pBdr>
+      </w:pPr>
+      <w:r>
+        <w:rPr>
+          <w:rFonts w:ascii="Consolas" w:hAnsi="Consolas"/>
+          <w:b/>
+          <w:color w:val="FFFFFF"/>
+          <w:sz w:val="16"/>
+        </w:rPr>
+        <w:t xml:space="preserve">BUAT FILE — MODUL 5 TAHAP 4   •   terminal pada root repository   •   BASH</w:t>
+      </w:r>
+    </w:p>
+    <w:p>
+      <w:pPr>
+        <w:pStyle w:val="CodeBlock"/>
+        <w:shd w:fill="1E1E1E"/>
+        <w:pBdr>
+          <w:left w:val="single" w:sz="4" w:space="8" w:color="1E1E1E"/>
+        </w:pBdr>
+      </w:pPr>
+      <w:r>
+        <w:rPr>
+          <w:rFonts w:ascii="Consolas" w:hAnsi="Consolas"/>
+          <w:color w:val="D4D4D4"/>
+          <w:sz w:val="16"/>
+        </w:rPr>
+        <w:t xml:space="preserve">php artisan make:class Modules/Admin/Services/ChangeCommissionSchedule</w:t>
+        <w:br/>
+      </w:r>
+      <w:r>
+        <w:rPr>
+          <w:rFonts w:ascii="Consolas" w:hAnsi="Consolas"/>
+          <w:color w:val="6A9955"/>
+          <w:sz w:val="16"/>
+        </w:rPr>
+        <w:t xml:space="preserve">#   INFO Class [app/Modules/Admin/Services/ChangeCommissionSchedule.php] created successfully.</w:t>
+        <w:br/>
+      </w:r>
+      <w:r>
+        <w:rPr>
+          <w:rFonts w:ascii="Consolas" w:hAnsi="Consolas"/>
+          <w:color w:val="D4D4D4"/>
+          <w:sz w:val="16"/>
+        </w:rPr>
+        <w:t xml:space="preserve">php artisan make:request 'App\Modules\Admin\Http\Requests\ScheduleCommissionRequest'</w:t>
+        <w:br/>
+      </w:r>
+      <w:r>
+        <w:rPr>
+          <w:rFonts w:ascii="Consolas" w:hAnsi="Consolas"/>
+          <w:color w:val="6A9955"/>
+          <w:sz w:val="16"/>
+        </w:rPr>
+        <w:t xml:space="preserve">#   INFO Request [app/Modules/Admin/Http/Requests/ScheduleCommissionRequest.php] created successfully.</w:t>
+        <w:br/>
+      </w:r>
+      <w:r>
+        <w:rPr>
+          <w:rFonts w:ascii="Consolas" w:hAnsi="Consolas"/>
+          <w:color w:val="D4D4D4"/>
+          <w:sz w:val="16"/>
+        </w:rPr>
+        <w:t xml:space="preserve">php artisan make:controller 'App\Modules\Admin\Http\Controllers\AdminCommissionController'</w:t>
+        <w:br/>
+      </w:r>
+      <w:r>
+        <w:rPr>
+          <w:rFonts w:ascii="Consolas" w:hAnsi="Consolas"/>
+          <w:color w:val="6A9955"/>
+          <w:sz w:val="16"/>
+        </w:rPr>
+        <w:t xml:space="preserve">#   INFO Controller [app/Modules/Admin/Http/Controllers/AdminCommissionController.php] created successfully.</w:t>
+        <w:br/>
+      </w:r>
+      <w:r>
+        <w:rPr>
+          <w:rFonts w:ascii="Consolas" w:hAnsi="Consolas"/>
+          <w:color w:val="D4D4D4"/>
+          <w:sz w:val="16"/>
+        </w:rPr>
+        <w:t xml:space="preserve">php artisan make:migration add_admin_guards_to_schema</w:t>
+        <w:br/>
+      </w:r>
+      <w:r>
+        <w:rPr>
+          <w:rFonts w:ascii="Consolas" w:hAnsi="Consolas"/>
+          <w:color w:val="6A9955"/>
+          <w:sz w:val="16"/>
+        </w:rPr>
+        <w:t xml:space="preserve">#   INFO Migration [database/migrations/2026_09_23_020001_add_admin_guards_to_schema.php] created successfully.</w:t>
+      </w:r>
+    </w:p>
+    <w:p>
+      <w:pPr>
+        <w:pStyle w:val="ListBody"/>
+        <w:numPr>
+          <w:ilvl w:val="0"/>
+          <w:numId w:val="10"/>
+        </w:numPr>
+      </w:pPr>
+      <w:r>
+        <w:rPr>
+          <w:rFonts w:ascii="Consolas" w:hAnsi="Consolas"/>
+          <w:color w:val="C11B12"/>
+          <w:sz w:val="17"/>
+          <w:shd w:fill="ECEFF3"/>
+        </w:rPr>
+        <w:t xml:space="preserve">php artisan make:class Modules/Admin/Services/ChangeCommissionSchedule</w:t>
+      </w:r>
+      <w:r>
+        <w:rPr>
+          <w:rFonts w:ascii="Aptos" w:hAnsi="Aptos"/>
+          <w:color w:val="1F2937"/>
+          <w:sz w:val="19"/>
+        </w:rPr>
+        <w:t xml:space="preserve"> — Kelas service modul Admin (make:class = kelas polos); berisi transaksi DB + audit, dipanggil controller. Hasil: </w:t>
+      </w:r>
+      <w:r>
+        <w:rPr>
+          <w:rFonts w:ascii="Consolas" w:hAnsi="Consolas"/>
+          <w:color w:val="C11B12"/>
+          <w:sz w:val="17"/>
+          <w:shd w:fill="ECEFF3"/>
+        </w:rPr>
+        <w:t xml:space="preserve">app/Modules/Admin/Services/ChangeCommissionSchedule.php</w:t>
+      </w:r>
+      <w:r>
+        <w:rPr>
+          <w:rFonts w:ascii="Aptos" w:hAnsi="Aptos"/>
+          <w:color w:val="1F2937"/>
+          <w:sz w:val="19"/>
+        </w:rPr>
+        <w:t xml:space="preserve">.</w:t>
+      </w:r>
+    </w:p>
+    <w:p>
+      <w:pPr>
+        <w:pStyle w:val="ListBody"/>
+        <w:numPr>
+          <w:ilvl w:val="0"/>
+          <w:numId w:val="10"/>
+        </w:numPr>
+      </w:pPr>
+      <w:r>
+        <w:rPr>
+          <w:rFonts w:ascii="Consolas" w:hAnsi="Consolas"/>
+          <w:color w:val="C11B12"/>
+          <w:sz w:val="17"/>
+          <w:shd w:fill="ECEFF3"/>
+        </w:rPr>
+        <w:t xml:space="preserve">php artisan make:request 'App\Modules\Admin\Http\Requests\ScheduleCommissionRequest'</w:t>
+      </w:r>
+      <w:r>
+        <w:rPr>
+          <w:rFonts w:ascii="Aptos" w:hAnsi="Aptos"/>
+          <w:color w:val="1F2937"/>
+          <w:sz w:val="19"/>
+        </w:rPr>
+        <w:t xml:space="preserve"> — make:request membuat Form Request (method authorize() + rules()); dengan nama kelas lengkap berkas ditulis ke app/Modules/Admin/Http/Requests, bukan app/Http/Requests. Controller cukup memakai $request-&gt;validated(). Hasil: </w:t>
+      </w:r>
+      <w:r>
+        <w:rPr>
+          <w:rFonts w:ascii="Consolas" w:hAnsi="Consolas"/>
+          <w:color w:val="C11B12"/>
+          <w:sz w:val="17"/>
+          <w:shd w:fill="ECEFF3"/>
+        </w:rPr>
+        <w:t xml:space="preserve">app/Modules/Admin/Http/Requests/ScheduleCommissionRequest.php</w:t>
+      </w:r>
+      <w:r>
+        <w:rPr>
+          <w:rFonts w:ascii="Aptos" w:hAnsi="Aptos"/>
+          <w:color w:val="1F2937"/>
+          <w:sz w:val="19"/>
+        </w:rPr>
+        <w:t xml:space="preserve">.</w:t>
+      </w:r>
+    </w:p>
+    <w:p>
+      <w:pPr>
+        <w:pStyle w:val="ListBody"/>
+        <w:numPr>
+          <w:ilvl w:val="0"/>
+          <w:numId w:val="10"/>
+        </w:numPr>
+      </w:pPr>
+      <w:r>
+        <w:rPr>
+          <w:rFonts w:ascii="Consolas" w:hAnsi="Consolas"/>
+          <w:color w:val="C11B12"/>
+          <w:sz w:val="17"/>
+          <w:shd w:fill="ECEFF3"/>
+        </w:rPr>
+        <w:t xml:space="preserve">php artisan make:controller 'App\Modules\Admin\Http\Controllers\AdminCommissionController'</w:t>
+      </w:r>
+      <w:r>
+        <w:rPr>
+          <w:rFonts w:ascii="Aptos" w:hAnsi="Aptos"/>
+          <w:color w:val="1F2937"/>
+          <w:sz w:val="19"/>
+        </w:rPr>
+        <w:t xml:space="preserve"> — make:controller dengan nama kelas lengkap menulis controller langsung ke folder modul Admin; controller tipis hanya memanggil service modul dan policy. Hasil: </w:t>
+      </w:r>
+      <w:r>
+        <w:rPr>
+          <w:rFonts w:ascii="Consolas" w:hAnsi="Consolas"/>
+          <w:color w:val="C11B12"/>
+          <w:sz w:val="17"/>
+          <w:shd w:fill="ECEFF3"/>
+        </w:rPr>
+        <w:t xml:space="preserve">app/Modules/Admin/Http/Controllers/AdminCommissionController.php</w:t>
+      </w:r>
+      <w:r>
+        <w:rPr>
+          <w:rFonts w:ascii="Aptos" w:hAnsi="Aptos"/>
+          <w:color w:val="1F2937"/>
+          <w:sz w:val="19"/>
+        </w:rPr>
+        <w:t xml:space="preserve">.</w:t>
+      </w:r>
+    </w:p>
+    <w:p>
+      <w:pPr>
+        <w:pStyle w:val="ListBody"/>
+        <w:numPr>
+          <w:ilvl w:val="0"/>
+          <w:numId w:val="10"/>
+        </w:numPr>
+      </w:pPr>
+      <w:r>
+        <w:rPr>
+          <w:rFonts w:ascii="Consolas" w:hAnsi="Consolas"/>
+          <w:color w:val="C11B12"/>
+          <w:sz w:val="17"/>
+          <w:shd w:fill="ECEFF3"/>
+        </w:rPr>
+        <w:t xml:space="preserve">php artisan make:migration add_admin_guards_to_schema</w:t>
+      </w:r>
+      <w:r>
+        <w:rPr>
+          <w:rFonts w:ascii="Aptos" w:hAnsi="Aptos"/>
+          <w:color w:val="1F2937"/>
+          <w:sz w:val="19"/>
+        </w:rPr>
+        <w:t xml:space="preserve"> — Migrasi guard DB: generated column active_lock/primary_lock + UNIQUE (satu komisi aktif &amp; satu rekening primary per tenant). Repo menamai timestamp menjadi 2026_08_17_000101 agar berjalan setelah migrasi domain. Hasil: </w:t>
+      </w:r>
+      <w:r>
+        <w:rPr>
+          <w:rFonts w:ascii="Consolas" w:hAnsi="Consolas"/>
+          <w:color w:val="C11B12"/>
+          <w:sz w:val="17"/>
+          <w:shd w:fill="ECEFF3"/>
+        </w:rPr>
+        <w:t xml:space="preserve">database/migrations/&lt;timestamp&gt;_add_admin_guards_to_schema.php</w:t>
+      </w:r>
+      <w:r>
+        <w:rPr>
+          <w:rFonts w:ascii="Aptos" w:hAnsi="Aptos"/>
+          <w:color w:val="1F2937"/>
+          <w:sz w:val="19"/>
+        </w:rPr>
+        <w:t xml:space="preserve">.</w:t>
+      </w:r>
+    </w:p>
+    <w:p>
+      <w:pPr>
         <w:pStyle w:val="TutorialObserve"/>
         <w:shd w:fill="FFF4D6" w:val="clear"/>
         <w:pBdr>
@@ -5361,6 +6404,359 @@
     </w:p>
     <w:p>
       <w:pPr>
+        <w:pStyle w:val="ListBody"/>
+      </w:pPr>
+      <w:r>
+        <w:rPr>
+          <w:rFonts w:ascii="Aptos" w:hAnsi="Aptos"/>
+          <w:color w:val="1F2937"/>
+          <w:sz w:val="19"/>
+        </w:rPr>
+        <w:t xml:space="preserve">Perintah pembuatan berkas tahap ini (diverifikasi pada Laravel 13.25; baris # INFO adalah output nyata). Jalankan dari root repository, lalu isi berkas sesuai langkah di atas.</w:t>
+      </w:r>
+    </w:p>
+    <w:p>
+      <w:pPr>
+        <w:pStyle w:val="CodeHeader"/>
+        <w:shd w:fill="2D2D30"/>
+        <w:pBdr>
+          <w:left w:val="single" w:sz="4" w:space="8" w:color="2D2D30"/>
+        </w:pBdr>
+      </w:pPr>
+      <w:r>
+        <w:rPr>
+          <w:rFonts w:ascii="Consolas" w:hAnsi="Consolas"/>
+          <w:b/>
+          <w:color w:val="FFFFFF"/>
+          <w:sz w:val="16"/>
+        </w:rPr>
+        <w:t xml:space="preserve">BUAT FILE — MODUL 5 TAHAP 5   •   terminal pada root repository   •   BASH</w:t>
+      </w:r>
+    </w:p>
+    <w:p>
+      <w:pPr>
+        <w:pStyle w:val="CodeBlock"/>
+        <w:shd w:fill="1E1E1E"/>
+        <w:pBdr>
+          <w:left w:val="single" w:sz="4" w:space="8" w:color="1E1E1E"/>
+        </w:pBdr>
+      </w:pPr>
+      <w:r>
+        <w:rPr>
+          <w:rFonts w:ascii="Consolas" w:hAnsi="Consolas"/>
+          <w:color w:val="D4D4D4"/>
+          <w:sz w:val="16"/>
+        </w:rPr>
+        <w:t xml:space="preserve">php artisan make:model TenantBankAccount</w:t>
+        <w:br/>
+      </w:r>
+      <w:r>
+        <w:rPr>
+          <w:rFonts w:ascii="Consolas" w:hAnsi="Consolas"/>
+          <w:color w:val="6A9955"/>
+          <w:sz w:val="16"/>
+        </w:rPr>
+        <w:t xml:space="preserve">#   INFO Model [app/Models/TenantBankAccount.php] created successfully.</w:t>
+        <w:br/>
+      </w:r>
+      <w:r>
+        <w:rPr>
+          <w:rFonts w:ascii="Consolas" w:hAnsi="Consolas"/>
+          <w:color w:val="D4D4D4"/>
+          <w:sz w:val="16"/>
+        </w:rPr>
+        <w:t xml:space="preserve">php artisan make:model AuditLog</w:t>
+        <w:br/>
+      </w:r>
+      <w:r>
+        <w:rPr>
+          <w:rFonts w:ascii="Consolas" w:hAnsi="Consolas"/>
+          <w:color w:val="6A9955"/>
+          <w:sz w:val="16"/>
+        </w:rPr>
+        <w:t xml:space="preserve">#   INFO Model [app/Models/AuditLog.php] created successfully.</w:t>
+        <w:br/>
+      </w:r>
+      <w:r>
+        <w:rPr>
+          <w:rFonts w:ascii="Consolas" w:hAnsi="Consolas"/>
+          <w:color w:val="D4D4D4"/>
+          <w:sz w:val="16"/>
+        </w:rPr>
+        <w:t xml:space="preserve">php artisan make:class Modules/Admin/Services/ManageBankAccount</w:t>
+        <w:br/>
+      </w:r>
+      <w:r>
+        <w:rPr>
+          <w:rFonts w:ascii="Consolas" w:hAnsi="Consolas"/>
+          <w:color w:val="6A9955"/>
+          <w:sz w:val="16"/>
+        </w:rPr>
+        <w:t xml:space="preserve">#   INFO Class [app/Modules/Admin/Services/ManageBankAccount.php] created successfully.</w:t>
+        <w:br/>
+      </w:r>
+      <w:r>
+        <w:rPr>
+          <w:rFonts w:ascii="Consolas" w:hAnsi="Consolas"/>
+          <w:color w:val="D4D4D4"/>
+          <w:sz w:val="16"/>
+        </w:rPr>
+        <w:t xml:space="preserve">php artisan make:class Modules/Admin/Services/AuditLogger</w:t>
+        <w:br/>
+      </w:r>
+      <w:r>
+        <w:rPr>
+          <w:rFonts w:ascii="Consolas" w:hAnsi="Consolas"/>
+          <w:color w:val="6A9955"/>
+          <w:sz w:val="16"/>
+        </w:rPr>
+        <w:t xml:space="preserve">#   INFO Class [app/Modules/Admin/Services/AuditLogger.php] created successfully.</w:t>
+        <w:br/>
+      </w:r>
+      <w:r>
+        <w:rPr>
+          <w:rFonts w:ascii="Consolas" w:hAnsi="Consolas"/>
+          <w:color w:val="D4D4D4"/>
+          <w:sz w:val="16"/>
+        </w:rPr>
+        <w:t xml:space="preserve">php artisan make:request 'App\Modules\Admin\Http\Requests\StoreBankAccountRequest'</w:t>
+        <w:br/>
+      </w:r>
+      <w:r>
+        <w:rPr>
+          <w:rFonts w:ascii="Consolas" w:hAnsi="Consolas"/>
+          <w:color w:val="6A9955"/>
+          <w:sz w:val="16"/>
+        </w:rPr>
+        <w:t xml:space="preserve">#   INFO Request [app/Modules/Admin/Http/Requests/StoreBankAccountRequest.php] created successfully.</w:t>
+        <w:br/>
+      </w:r>
+      <w:r>
+        <w:rPr>
+          <w:rFonts w:ascii="Consolas" w:hAnsi="Consolas"/>
+          <w:color w:val="D4D4D4"/>
+          <w:sz w:val="16"/>
+        </w:rPr>
+        <w:t xml:space="preserve">php artisan make:controller 'App\Modules\Admin\Http\Controllers\AdminBankAccountController'</w:t>
+        <w:br/>
+      </w:r>
+      <w:r>
+        <w:rPr>
+          <w:rFonts w:ascii="Consolas" w:hAnsi="Consolas"/>
+          <w:color w:val="6A9955"/>
+          <w:sz w:val="16"/>
+        </w:rPr>
+        <w:t xml:space="preserve">#   INFO Controller [app/Modules/Admin/Http/Controllers/AdminBankAccountController.php] created successfully.</w:t>
+      </w:r>
+    </w:p>
+    <w:p>
+      <w:pPr>
+        <w:pStyle w:val="ListBody"/>
+        <w:numPr>
+          <w:ilvl w:val="0"/>
+          <w:numId w:val="10"/>
+        </w:numPr>
+      </w:pPr>
+      <w:r>
+        <w:rPr>
+          <w:rFonts w:ascii="Consolas" w:hAnsi="Consolas"/>
+          <w:color w:val="C11B12"/>
+          <w:sz w:val="17"/>
+          <w:shd w:fill="ECEFF3"/>
+        </w:rPr>
+        <w:t xml:space="preserve">php artisan make:model TenantBankAccount</w:t>
+      </w:r>
+      <w:r>
+        <w:rPr>
+          <w:rFonts w:ascii="Aptos" w:hAnsi="Aptos"/>
+          <w:color w:val="1F2937"/>
+          <w:sz w:val="19"/>
+        </w:rPr>
+        <w:t xml:space="preserve"> (dan 1 perintah serupa di atas) — Model rekening tenant (nomor terenkripsi + last4) dan log audit append-only. Hasil: </w:t>
+      </w:r>
+      <w:r>
+        <w:rPr>
+          <w:rFonts w:ascii="Consolas" w:hAnsi="Consolas"/>
+          <w:color w:val="C11B12"/>
+          <w:sz w:val="17"/>
+          <w:shd w:fill="ECEFF3"/>
+        </w:rPr>
+        <w:t xml:space="preserve">app/Models/TenantBankAccount.php</w:t>
+      </w:r>
+      <w:r>
+        <w:rPr>
+          <w:rFonts w:ascii="Aptos" w:hAnsi="Aptos"/>
+          <w:color w:val="1F2937"/>
+          <w:sz w:val="19"/>
+        </w:rPr>
+        <w:t xml:space="preserve">, </w:t>
+      </w:r>
+      <w:r>
+        <w:rPr>
+          <w:rFonts w:ascii="Consolas" w:hAnsi="Consolas"/>
+          <w:color w:val="C11B12"/>
+          <w:sz w:val="17"/>
+          <w:shd w:fill="ECEFF3"/>
+        </w:rPr>
+        <w:t xml:space="preserve">app/Models/AuditLog.php</w:t>
+      </w:r>
+      <w:r>
+        <w:rPr>
+          <w:rFonts w:ascii="Aptos" w:hAnsi="Aptos"/>
+          <w:color w:val="1F2937"/>
+          <w:sz w:val="19"/>
+        </w:rPr>
+        <w:t xml:space="preserve">.</w:t>
+      </w:r>
+    </w:p>
+    <w:p>
+      <w:pPr>
+        <w:pStyle w:val="ListBody"/>
+        <w:numPr>
+          <w:ilvl w:val="0"/>
+          <w:numId w:val="10"/>
+        </w:numPr>
+      </w:pPr>
+      <w:r>
+        <w:rPr>
+          <w:rFonts w:ascii="Consolas" w:hAnsi="Consolas"/>
+          <w:color w:val="C11B12"/>
+          <w:sz w:val="17"/>
+          <w:shd w:fill="ECEFF3"/>
+        </w:rPr>
+        <w:t xml:space="preserve">php artisan make:class Modules/Admin/Services/ManageBankAccount</w:t>
+      </w:r>
+      <w:r>
+        <w:rPr>
+          <w:rFonts w:ascii="Aptos" w:hAnsi="Aptos"/>
+          <w:color w:val="1F2937"/>
+          <w:sz w:val="19"/>
+        </w:rPr>
+        <w:t xml:space="preserve"> (dan 1 perintah serupa di atas) — Kelas service modul Admin (make:class = kelas polos); berisi transaksi DB + audit, dipanggil controller. Hasil: </w:t>
+      </w:r>
+      <w:r>
+        <w:rPr>
+          <w:rFonts w:ascii="Consolas" w:hAnsi="Consolas"/>
+          <w:color w:val="C11B12"/>
+          <w:sz w:val="17"/>
+          <w:shd w:fill="ECEFF3"/>
+        </w:rPr>
+        <w:t xml:space="preserve">app/Modules/Admin/Services/ManageBankAccount.php</w:t>
+      </w:r>
+      <w:r>
+        <w:rPr>
+          <w:rFonts w:ascii="Aptos" w:hAnsi="Aptos"/>
+          <w:color w:val="1F2937"/>
+          <w:sz w:val="19"/>
+        </w:rPr>
+        <w:t xml:space="preserve">, </w:t>
+      </w:r>
+      <w:r>
+        <w:rPr>
+          <w:rFonts w:ascii="Consolas" w:hAnsi="Consolas"/>
+          <w:color w:val="C11B12"/>
+          <w:sz w:val="17"/>
+          <w:shd w:fill="ECEFF3"/>
+        </w:rPr>
+        <w:t xml:space="preserve">app/Modules/Admin/Services/AuditLogger.php</w:t>
+      </w:r>
+      <w:r>
+        <w:rPr>
+          <w:rFonts w:ascii="Aptos" w:hAnsi="Aptos"/>
+          <w:color w:val="1F2937"/>
+          <w:sz w:val="19"/>
+        </w:rPr>
+        <w:t xml:space="preserve">.</w:t>
+      </w:r>
+    </w:p>
+    <w:p>
+      <w:pPr>
+        <w:pStyle w:val="ListBody"/>
+        <w:numPr>
+          <w:ilvl w:val="0"/>
+          <w:numId w:val="10"/>
+        </w:numPr>
+      </w:pPr>
+      <w:r>
+        <w:rPr>
+          <w:rFonts w:ascii="Consolas" w:hAnsi="Consolas"/>
+          <w:color w:val="C11B12"/>
+          <w:sz w:val="17"/>
+          <w:shd w:fill="ECEFF3"/>
+        </w:rPr>
+        <w:t xml:space="preserve">php artisan make:request 'App\Modules\Admin\Http\Requests\StoreBankAccountRequest'</w:t>
+      </w:r>
+      <w:r>
+        <w:rPr>
+          <w:rFonts w:ascii="Aptos" w:hAnsi="Aptos"/>
+          <w:color w:val="1F2937"/>
+          <w:sz w:val="19"/>
+        </w:rPr>
+        <w:t xml:space="preserve"> — make:request membuat Form Request (method authorize() + rules()); dengan nama kelas lengkap berkas ditulis ke app/Modules/Admin/Http/Requests, bukan app/Http/Requests. Controller cukup memakai $request-&gt;validated(). Hasil: </w:t>
+      </w:r>
+      <w:r>
+        <w:rPr>
+          <w:rFonts w:ascii="Consolas" w:hAnsi="Consolas"/>
+          <w:color w:val="C11B12"/>
+          <w:sz w:val="17"/>
+          <w:shd w:fill="ECEFF3"/>
+        </w:rPr>
+        <w:t xml:space="preserve">app/Modules/Admin/Http/Requests/StoreBankAccountRequest.php</w:t>
+      </w:r>
+      <w:r>
+        <w:rPr>
+          <w:rFonts w:ascii="Aptos" w:hAnsi="Aptos"/>
+          <w:color w:val="1F2937"/>
+          <w:sz w:val="19"/>
+        </w:rPr>
+        <w:t xml:space="preserve">.</w:t>
+      </w:r>
+    </w:p>
+    <w:p>
+      <w:pPr>
+        <w:pStyle w:val="ListBody"/>
+        <w:numPr>
+          <w:ilvl w:val="0"/>
+          <w:numId w:val="10"/>
+        </w:numPr>
+      </w:pPr>
+      <w:r>
+        <w:rPr>
+          <w:rFonts w:ascii="Consolas" w:hAnsi="Consolas"/>
+          <w:color w:val="C11B12"/>
+          <w:sz w:val="17"/>
+          <w:shd w:fill="ECEFF3"/>
+        </w:rPr>
+        <w:t xml:space="preserve">php artisan make:controller 'App\Modules\Admin\Http\Controllers\AdminBankAccountController'</w:t>
+      </w:r>
+      <w:r>
+        <w:rPr>
+          <w:rFonts w:ascii="Aptos" w:hAnsi="Aptos"/>
+          <w:color w:val="1F2937"/>
+          <w:sz w:val="19"/>
+        </w:rPr>
+        <w:t xml:space="preserve"> — make:controller dengan nama kelas lengkap menulis controller langsung ke folder modul Admin; controller tipis hanya memanggil service modul dan policy. Hasil: </w:t>
+      </w:r>
+      <w:r>
+        <w:rPr>
+          <w:rFonts w:ascii="Consolas" w:hAnsi="Consolas"/>
+          <w:color w:val="C11B12"/>
+          <w:sz w:val="17"/>
+          <w:shd w:fill="ECEFF3"/>
+        </w:rPr>
+        <w:t xml:space="preserve">app/Modules/Admin/Http/Controllers/AdminBankAccountController.php</w:t>
+      </w:r>
+      <w:r>
+        <w:rPr>
+          <w:rFonts w:ascii="Aptos" w:hAnsi="Aptos"/>
+          <w:color w:val="1F2937"/>
+          <w:sz w:val="19"/>
+        </w:rPr>
+        <w:t xml:space="preserve">.</w:t>
+      </w:r>
+    </w:p>
+    <w:p>
+      <w:pPr>
         <w:pStyle w:val="TutorialObserve"/>
         <w:shd w:fill="FFF4D6" w:val="clear"/>
         <w:pBdr>
@@ -5550,6 +6946,106 @@
     </w:p>
     <w:p>
       <w:pPr>
+        <w:pStyle w:val="ListBody"/>
+      </w:pPr>
+      <w:r>
+        <w:rPr>
+          <w:rFonts w:ascii="Aptos" w:hAnsi="Aptos"/>
+          <w:color w:val="1F2937"/>
+          <w:sz w:val="19"/>
+        </w:rPr>
+        <w:t xml:space="preserve">Perintah pembuatan berkas tahap ini (diverifikasi pada Laravel 13.25; baris # INFO adalah output nyata). Jalankan dari root repository, lalu isi berkas sesuai langkah di atas.</w:t>
+      </w:r>
+    </w:p>
+    <w:p>
+      <w:pPr>
+        <w:pStyle w:val="CodeHeader"/>
+        <w:shd w:fill="2D2D30"/>
+        <w:pBdr>
+          <w:left w:val="single" w:sz="4" w:space="8" w:color="2D2D30"/>
+        </w:pBdr>
+      </w:pPr>
+      <w:r>
+        <w:rPr>
+          <w:rFonts w:ascii="Consolas" w:hAnsi="Consolas"/>
+          <w:b/>
+          <w:color w:val="FFFFFF"/>
+          <w:sz w:val="16"/>
+        </w:rPr>
+        <w:t xml:space="preserve">BUAT FILE — MODUL 5 TAHAP 6   •   terminal pada root repository   •   BASH</w:t>
+      </w:r>
+    </w:p>
+    <w:p>
+      <w:pPr>
+        <w:pStyle w:val="CodeBlock"/>
+        <w:shd w:fill="1E1E1E"/>
+        <w:pBdr>
+          <w:left w:val="single" w:sz="4" w:space="8" w:color="1E1E1E"/>
+        </w:pBdr>
+      </w:pPr>
+      <w:r>
+        <w:rPr>
+          <w:rFonts w:ascii="Consolas" w:hAnsi="Consolas"/>
+          <w:color w:val="D4D4D4"/>
+          <w:sz w:val="16"/>
+        </w:rPr>
+        <w:t xml:space="preserve">php artisan make:test AdminManagementTest --phpunit</w:t>
+        <w:br/>
+      </w:r>
+      <w:r>
+        <w:rPr>
+          <w:rFonts w:ascii="Consolas" w:hAnsi="Consolas"/>
+          <w:color w:val="6A9955"/>
+          <w:sz w:val="16"/>
+        </w:rPr>
+        <w:t xml:space="preserve">#   INFO Test [tests/Feature/AdminManagementTest.php] created successfully.</w:t>
+      </w:r>
+    </w:p>
+    <w:p>
+      <w:pPr>
+        <w:pStyle w:val="ListBody"/>
+        <w:numPr>
+          <w:ilvl w:val="0"/>
+          <w:numId w:val="10"/>
+        </w:numPr>
+      </w:pPr>
+      <w:r>
+        <w:rPr>
+          <w:rFonts w:ascii="Consolas" w:hAnsi="Consolas"/>
+          <w:color w:val="C11B12"/>
+          <w:sz w:val="17"/>
+          <w:shd w:fill="ECEFF3"/>
+        </w:rPr>
+        <w:t xml:space="preserve">php artisan make:test AdminManagementTest --phpunit</w:t>
+      </w:r>
+      <w:r>
+        <w:rPr>
+          <w:rFonts w:ascii="Aptos" w:hAnsi="Aptos"/>
+          <w:color w:val="1F2937"/>
+          <w:sz w:val="19"/>
+        </w:rPr>
+        <w:t xml:space="preserve"> — Feature test aturan bisnis admin (policy, komisi effective-dated, guard 1062, enkripsi rekening, owner terakhir, audit). Hasil: </w:t>
+      </w:r>
+      <w:r>
+        <w:rPr>
+          <w:rFonts w:ascii="Consolas" w:hAnsi="Consolas"/>
+          <w:color w:val="C11B12"/>
+          <w:sz w:val="17"/>
+          <w:shd w:fill="ECEFF3"/>
+        </w:rPr>
+        <w:t xml:space="preserve">tests/Feature/AdminManagementTest.php</w:t>
+      </w:r>
+      <w:r>
+        <w:rPr>
+          <w:rFonts w:ascii="Aptos" w:hAnsi="Aptos"/>
+          <w:color w:val="1F2937"/>
+          <w:sz w:val="19"/>
+        </w:rPr>
+        <w:t xml:space="preserve">.</w:t>
+      </w:r>
+    </w:p>
+    <w:p>
+      <w:pPr>
         <w:pStyle w:val="TutorialObserve"/>
         <w:shd w:fill="FFF4D6" w:val="clear"/>
         <w:pBdr>
@@ -5739,6 +7235,166 @@
     </w:p>
     <w:p>
       <w:pPr>
+        <w:pStyle w:val="ListBody"/>
+      </w:pPr>
+      <w:r>
+        <w:rPr>
+          <w:rFonts w:ascii="Aptos" w:hAnsi="Aptos"/>
+          <w:color w:val="1F2937"/>
+          <w:sz w:val="19"/>
+        </w:rPr>
+        <w:t xml:space="preserve">Perintah pembuatan berkas tahap ini (diverifikasi pada Laravel 13.25; baris # INFO adalah output nyata). Jalankan dari root repository, lalu isi berkas sesuai langkah di atas.</w:t>
+      </w:r>
+    </w:p>
+    <w:p>
+      <w:pPr>
+        <w:pStyle w:val="CodeHeader"/>
+        <w:shd w:fill="2D2D30"/>
+        <w:pBdr>
+          <w:left w:val="single" w:sz="4" w:space="8" w:color="2D2D30"/>
+        </w:pBdr>
+      </w:pPr>
+      <w:r>
+        <w:rPr>
+          <w:rFonts w:ascii="Consolas" w:hAnsi="Consolas"/>
+          <w:b/>
+          <w:color w:val="FFFFFF"/>
+          <w:sz w:val="16"/>
+        </w:rPr>
+        <w:t xml:space="preserve">BUAT FILE — MODUL 5 TAHAP 7   •   terminal pada root repository   •   BASH</w:t>
+      </w:r>
+    </w:p>
+    <w:p>
+      <w:pPr>
+        <w:pStyle w:val="CodeBlock"/>
+        <w:shd w:fill="1E1E1E"/>
+        <w:pBdr>
+          <w:left w:val="single" w:sz="4" w:space="8" w:color="1E1E1E"/>
+        </w:pBdr>
+      </w:pPr>
+      <w:r>
+        <w:rPr>
+          <w:rFonts w:ascii="Consolas" w:hAnsi="Consolas"/>
+          <w:color w:val="6A9955"/>
+          <w:sz w:val="16"/>
+        </w:rPr>
+        <w:t xml:space="preserve"># manual (shell)</w:t>
+        <w:br/>
+      </w:r>
+      <w:r>
+        <w:rPr>
+          <w:rFonts w:ascii="Consolas" w:hAnsi="Consolas"/>
+          <w:color w:val="D4D4D4"/>
+          <w:sz w:val="16"/>
+        </w:rPr>
+        <w:t xml:space="preserve">mkdir -p evidence/pertemuan-05/{screenshots,test-results}</w:t>
+        <w:br/>
+      </w:r>
+      <w:r>
+        <w:rPr>
+          <w:rFonts w:ascii="Consolas" w:hAnsi="Consolas"/>
+          <w:color w:val="D4D4D4"/>
+          <w:sz w:val="16"/>
+        </w:rPr>
+        <w:t xml:space="preserve">touch evidence/pertemuan-05/{quality-gate,stage-checklist,security-verification,demo-script,known-issues}.md</w:t>
+        <w:br/>
+      </w:r>
+      <w:r>
+        <w:rPr>
+          <w:rFonts w:ascii="Consolas" w:hAnsi="Consolas"/>
+          <w:color w:val="D4D4D4"/>
+          <w:sz w:val="16"/>
+        </w:rPr>
+        <w:t xml:space="preserve">php artisan test --compact --filter=AdminManagementTest &gt; evidence/pertemuan-05/test-results/phpunit-admin.txt</w:t>
+      </w:r>
+    </w:p>
+    <w:p>
+      <w:pPr>
+        <w:pStyle w:val="ListBody"/>
+        <w:numPr>
+          <w:ilvl w:val="0"/>
+          <w:numId w:val="10"/>
+        </w:numPr>
+      </w:pPr>
+      <w:r>
+        <w:rPr>
+          <w:rFonts w:ascii="Aptos" w:hAnsi="Aptos"/>
+          <w:color w:val="1F2937"/>
+          <w:sz w:val="19"/>
+        </w:rPr>
+        <w:t xml:space="preserve">Manual: </w:t>
+      </w:r>
+      <w:r>
+        <w:rPr>
+          <w:rFonts w:ascii="Consolas" w:hAnsi="Consolas"/>
+          <w:color w:val="C11B12"/>
+          <w:sz w:val="17"/>
+          <w:shd w:fill="ECEFF3"/>
+        </w:rPr>
+        <w:t xml:space="preserve">mkdir -p evidence/pertemuan-05/{screenshots,test-results}</w:t>
+      </w:r>
+      <w:r>
+        <w:rPr>
+          <w:rFonts w:ascii="Aptos" w:hAnsi="Aptos"/>
+          <w:color w:val="1F2937"/>
+          <w:sz w:val="19"/>
+        </w:rPr>
+        <w:t xml:space="preserve"> — Evidence pertemuan (Markdown) dan hasil test admin; screenshot terminal disimpan ke evidence/pertemuan-05/screenshots/. Hasil: </w:t>
+      </w:r>
+      <w:r>
+        <w:rPr>
+          <w:rFonts w:ascii="Consolas" w:hAnsi="Consolas"/>
+          <w:color w:val="C11B12"/>
+          <w:sz w:val="17"/>
+          <w:shd w:fill="ECEFF3"/>
+        </w:rPr>
+        <w:t xml:space="preserve">evidence/pertemuan-05/*.md</w:t>
+      </w:r>
+      <w:r>
+        <w:rPr>
+          <w:rFonts w:ascii="Aptos" w:hAnsi="Aptos"/>
+          <w:color w:val="1F2937"/>
+          <w:sz w:val="19"/>
+        </w:rPr>
+        <w:t xml:space="preserve">, </w:t>
+      </w:r>
+      <w:r>
+        <w:rPr>
+          <w:rFonts w:ascii="Consolas" w:hAnsi="Consolas"/>
+          <w:color w:val="C11B12"/>
+          <w:sz w:val="17"/>
+          <w:shd w:fill="ECEFF3"/>
+        </w:rPr>
+        <w:t xml:space="preserve">evidence/pertemuan-05/test-results/phpunit-admin.txt</w:t>
+      </w:r>
+      <w:r>
+        <w:rPr>
+          <w:rFonts w:ascii="Aptos" w:hAnsi="Aptos"/>
+          <w:color w:val="1F2937"/>
+          <w:sz w:val="19"/>
+        </w:rPr>
+        <w:t xml:space="preserve">, </w:t>
+      </w:r>
+      <w:r>
+        <w:rPr>
+          <w:rFonts w:ascii="Consolas" w:hAnsi="Consolas"/>
+          <w:color w:val="C11B12"/>
+          <w:sz w:val="17"/>
+          <w:shd w:fill="ECEFF3"/>
+        </w:rPr>
+        <w:t xml:space="preserve">evidence/pertemuan-05/screenshots/m5-terminal-output.png</w:t>
+      </w:r>
+      <w:r>
+        <w:rPr>
+          <w:rFonts w:ascii="Aptos" w:hAnsi="Aptos"/>
+          <w:color w:val="1F2937"/>
+          <w:sz w:val="19"/>
+        </w:rPr>
+        <w:t xml:space="preserve">.</w:t>
+      </w:r>
+    </w:p>
+    <w:p>
+      <w:pPr>
         <w:pStyle w:val="TutorialObserve"/>
         <w:shd w:fill="FFF4D6" w:val="clear"/>
         <w:pBdr>
@@ -5878,6 +7534,259 @@
           <w:sz w:val="16"/>
         </w:rPr>
         <w:t xml:space="preserve"> run build</w:t>
+      </w:r>
+    </w:p>
+    <w:p>
+      <w:pPr>
+        <w:pStyle w:val="Heading3"/>
+      </w:pPr>
+      <w:r>
+        <w:t xml:space="preserve">Output Nyata Terverifikasi</w:t>
+      </w:r>
+    </w:p>
+    <w:p>
+      <w:pPr>
+        <w:pStyle w:val="ListBody"/>
+      </w:pPr>
+      <w:r>
+        <w:t xml:space="preserve">Administrasi tenant/komisi/rekening/role dengan policy, transaksi, dan guard DB — terverifikasi.</w:t>
+      </w:r>
+    </w:p>
+    <w:p>
+      <w:pPr>
+        <w:jc w:val="center"/>
+        <w:spacing w:before="80" w:after="40"/>
+      </w:pPr>
+      <w:r>
+        <w:drawing>
+          <wp:inline distT="0" distB="0" distL="0" distR="0">
+            <wp:extent cx="4937760" cy="1932166"/>
+            <wp:effectExtent l="0" t="0" r="0" b="0"/>
+            <wp:docPr id="9051" name="M5 terminal"/>
+            <wp:cNvGraphicFramePr>
+              <a:graphicFrameLocks xmlns:a="http://schemas.openxmlformats.org/drawingml/2006/main" noChangeAspect="1"/>
+            </wp:cNvGraphicFramePr>
+            <a:graphic xmlns:a="http://schemas.openxmlformats.org/drawingml/2006/main">
+              <a:graphicData uri="http://schemas.openxmlformats.org/drawingml/2006/picture">
+                <pic:pic xmlns:pic="http://schemas.openxmlformats.org/drawingml/2006/picture">
+                  <pic:nvPicPr>
+                    <pic:cNvPr id="9051" name="M5 terminal"/>
+                    <pic:cNvPicPr/>
+                  </pic:nvPicPr>
+                  <pic:blipFill>
+                    <a:blip r:embed="rId905"/>
+                    <a:stretch>
+                      <a:fillRect/>
+                    </a:stretch>
+                  </pic:blipFill>
+                  <pic:spPr>
+                    <a:xfrm>
+                      <a:off x="0" y="0"/>
+                      <a:ext cx="4937760" cy="1932166"/>
+                    </a:xfrm>
+                    <a:prstGeom prst="rect">
+                      <a:avLst/>
+                    </a:prstGeom>
+                  </pic:spPr>
+                </pic:pic>
+              </a:graphicData>
+            </a:graphic>
+          </wp:inline>
+        </w:drawing>
+      </w:r>
+    </w:p>
+    <w:p>
+      <w:pPr>
+        <w:jc w:val="center"/>
+        <w:spacing w:after="160"/>
+      </w:pPr>
+      <w:r>
+        <w:rPr>
+          <w:i/>
+          <w:color w:val="6B7280"/>
+          <w:sz w:val="16"/>
+        </w:rPr>
+        <w:t xml:space="preserve">Gambar M5. 9 uji admin lulus; guard DB menolak komisi-aktif ganda &amp; primary ganda (1062); rekening terenkripsi.</w:t>
+      </w:r>
+    </w:p>
+    <w:p>
+      <w:pPr>
+        <w:pStyle w:val="Heading3"/>
+      </w:pPr>
+      <w:r>
+        <w:t xml:space="preserve">Output Nyata Terverifikasi — Administrasi sebagai Vertical Slice Modul Admin</w:t>
+      </w:r>
+    </w:p>
+    <w:p>
+      <w:pPr>
+        <w:pStyle w:val="ListBody"/>
+      </w:pPr>
+      <w:r>
+        <w:rPr>
+          <w:rFonts w:ascii="Aptos" w:hAnsi="Aptos"/>
+          <w:color w:val="1F2937"/>
+          <w:sz w:val="19"/>
+        </w:rPr>
+        <w:t xml:space="preserve">Bukti eksekusi nyata pada branch </w:t>
+      </w:r>
+      <w:r>
+        <w:rPr>
+          <w:rFonts w:ascii="Consolas" w:hAnsi="Consolas"/>
+          <w:color w:val="C11B12"/>
+          <w:sz w:val="17"/>
+          <w:shd w:fill="ECEFF3"/>
+        </w:rPr>
+        <w:t xml:space="preserve">feat/pertemuan-05-admin-v2</w:t>
+      </w:r>
+      <w:r>
+        <w:rPr>
+          <w:rFonts w:ascii="Aptos" w:hAnsi="Aptos"/>
+          <w:color w:val="1F2937"/>
+          <w:sz w:val="19"/>
+        </w:rPr>
+        <w:t xml:space="preserve">: seluruh route </w:t>
+      </w:r>
+      <w:r>
+        <w:rPr>
+          <w:rFonts w:ascii="Consolas" w:hAnsi="Consolas"/>
+          <w:color w:val="C11B12"/>
+          <w:sz w:val="17"/>
+          <w:shd w:fill="ECEFF3"/>
+        </w:rPr>
+        <w:t xml:space="preserve">admin.tenants.*</w:t>
+      </w:r>
+      <w:r>
+        <w:rPr>
+          <w:rFonts w:ascii="Aptos" w:hAnsi="Aptos"/>
+          <w:color w:val="1F2937"/>
+          <w:sz w:val="19"/>
+        </w:rPr>
+        <w:t xml:space="preserve"> dilayani controller di </w:t>
+      </w:r>
+      <w:r>
+        <w:rPr>
+          <w:rFonts w:ascii="Consolas" w:hAnsi="Consolas"/>
+          <w:color w:val="C11B12"/>
+          <w:sz w:val="17"/>
+          <w:shd w:fill="ECEFF3"/>
+        </w:rPr>
+        <w:t xml:space="preserve">app/Modules/Admin/Http/Controllers</w:t>
+      </w:r>
+      <w:r>
+        <w:rPr>
+          <w:rFonts w:ascii="Aptos" w:hAnsi="Aptos"/>
+          <w:color w:val="1F2937"/>
+          <w:sz w:val="19"/>
+        </w:rPr>
+        <w:t xml:space="preserve"> (Form Request di </w:t>
+      </w:r>
+      <w:r>
+        <w:rPr>
+          <w:rFonts w:ascii="Consolas" w:hAnsi="Consolas"/>
+          <w:color w:val="C11B12"/>
+          <w:sz w:val="17"/>
+          <w:shd w:fill="ECEFF3"/>
+        </w:rPr>
+        <w:t xml:space="preserve">Http/Requests</w:t>
+      </w:r>
+      <w:r>
+        <w:rPr>
+          <w:rFonts w:ascii="Aptos" w:hAnsi="Aptos"/>
+          <w:color w:val="1F2937"/>
+          <w:sz w:val="19"/>
+        </w:rPr>
+        <w:t xml:space="preserve">, view </w:t>
+      </w:r>
+      <w:r>
+        <w:rPr>
+          <w:rFonts w:ascii="Consolas" w:hAnsi="Consolas"/>
+          <w:color w:val="C11B12"/>
+          <w:sz w:val="17"/>
+          <w:shd w:fill="ECEFF3"/>
+        </w:rPr>
+        <w:t xml:space="preserve">admin::tenants.*</w:t>
+      </w:r>
+      <w:r>
+        <w:rPr>
+          <w:rFonts w:ascii="Aptos" w:hAnsi="Aptos"/>
+          <w:color w:val="1F2937"/>
+          <w:sz w:val="19"/>
+        </w:rPr>
+        <w:t xml:space="preserve">) dan mewarisi middleware portal dari </w:t>
+      </w:r>
+      <w:r>
+        <w:rPr>
+          <w:rFonts w:ascii="Consolas" w:hAnsi="Consolas"/>
+          <w:color w:val="C11B12"/>
+          <w:sz w:val="17"/>
+          <w:shd w:fill="ECEFF3"/>
+        </w:rPr>
+        <w:t xml:space="preserve">PortalRoutes::admin()</w:t>
+      </w:r>
+      <w:r>
+        <w:rPr>
+          <w:rFonts w:ascii="Aptos" w:hAnsi="Aptos"/>
+          <w:color w:val="1F2937"/>
+          <w:sz w:val="19"/>
+        </w:rPr>
+        <w:t xml:space="preserve">; aturan bisnis admin dan suite penuh hijau.</w:t>
+      </w:r>
+    </w:p>
+    <w:p>
+      <w:pPr>
+        <w:jc w:val="center"/>
+        <w:spacing w:before="80" w:after="40"/>
+      </w:pPr>
+      <w:r>
+        <w:drawing>
+          <wp:inline distT="0" distB="0" distL="0" distR="0">
+            <wp:extent cx="5943600" cy="2962290"/>
+            <wp:effectExtent l="0" t="0" r="0" b="0"/>
+            <wp:docPr id="9531" name="M5 admin vertical slice"/>
+            <wp:cNvGraphicFramePr>
+              <a:graphicFrameLocks xmlns:a="http://schemas.openxmlformats.org/drawingml/2006/main" noChangeAspect="1"/>
+            </wp:cNvGraphicFramePr>
+            <a:graphic xmlns:a="http://schemas.openxmlformats.org/drawingml/2006/main">
+              <a:graphicData uri="http://schemas.openxmlformats.org/drawingml/2006/picture">
+                <pic:pic xmlns:pic="http://schemas.openxmlformats.org/drawingml/2006/picture">
+                  <pic:nvPicPr>
+                    <pic:cNvPr id="9531" name="M5 admin vertical slice"/>
+                    <pic:cNvPicPr/>
+                  </pic:nvPicPr>
+                  <pic:blipFill>
+                    <a:blip r:embed="rId953"/>
+                    <a:stretch>
+                      <a:fillRect/>
+                    </a:stretch>
+                  </pic:blipFill>
+                  <pic:spPr>
+                    <a:xfrm>
+                      <a:off x="0" y="0"/>
+                      <a:ext cx="5943600" cy="2962290"/>
+                    </a:xfrm>
+                    <a:prstGeom prst="rect">
+                      <a:avLst/>
+                    </a:prstGeom>
+                  </pic:spPr>
+                </pic:pic>
+              </a:graphicData>
+            </a:graphic>
+          </wp:inline>
+        </w:drawing>
+      </w:r>
+    </w:p>
+    <w:p>
+      <w:pPr>
+        <w:jc w:val="center"/>
+        <w:spacing w:after="160"/>
+      </w:pPr>
+      <w:r>
+        <w:rPr>
+          <w:i/>
+          <w:color w:val="6B7280"/>
+          <w:sz w:val="16"/>
+        </w:rPr>
+        <w:t xml:space="preserve">Gambar M5b. Route admin.tenants.* dari app/Modules/Admin, AdminManagementTest 9 passed, suite 74 passed.</w:t>
       </w:r>
     </w:p>
     <w:p>
@@ -6094,7 +8003,7 @@
         <w:rPr>
           <w:rFonts w:ascii="Aptos" w:hAnsi="Aptos"/>
         </w:rPr>
-        <w:t>File yang dibuat: 05_admin/StoreTenantRequest.php dan CommissionSchemeService.php</w:t>
+        <w:t>File yang dibuat: app/Modules/Admin/Http/Requests/StoreTenantRequest.php dan app/Modules/Admin/Services/ChangeCommissionSchedule.php</w:t>
       </w:r>
     </w:p>
     <w:p>

--- a/modul_praktikum/Pertemuan_05_Administrasi_Kantin_Tenant_Role_dan_Skema_Komisi.docx
+++ b/modul_praktikum/Pertemuan_05_Administrasi_Kantin_Tenant_Role_dan_Skema_Komisi.docx
@@ -977,7 +977,7 @@
         <w:t xml:space="preserve">Skema komisi bertanggal efektif. </w:t>
       </w:r>
       <w:r>
-        <w:t>Nilai komisi tidak ditimpa karena order lama harus tetap dapat diaudit. Setiap versi memiliki `valid_from` dan `valid_to`; satu versi aktif mempunyai `valid_to = null`. Saat perubahan dibuat, transaksi mengunci versi aktif, menutupnya tepat sebelum waktu efektif baru, lalu menambah baris baru. Service menolak rentang tumpang tindih dan waktu efektif yang merusak histori. Checkout memilih versi berdasarkan waktu bisnis lalu menyimpan angka komisi sebagai snapshot pada order. Dengan demikian laporan lama tidak berubah ketika tarif baru diterbitkan [L13-DB] [L13-QB].</w:t>
+        <w:t>Nilai komisi tidak ditimpa karena order lama harus tetap dapat diaudit. Setiap versi memiliki `valid_from` dan `valid_to`; satu versi aktif mempunyai `valid_to = null`. Saat perubahan dibuat, transaksi mengunci versi aktif, menutupnya tepat pada waktu efektif baru (`valid_to` versi lama = `valid_from` versi baru), lalu menambah baris baru. Periode dibaca sebagai interval setengah-terbuka [valid_from, valid_to): pada setiap instan tepat satu versi berlaku. Menutup versi lama "satu detik sebelumnya" (`subSecond()`) justru menciptakan celah tanpa skema karena timestamp berpresisi mikrodetik. Service menolak rentang tumpang tindih dan waktu efektif yang merusak histori. Checkout memilih versi berdasarkan waktu bisnis lalu menyimpan angka komisi sebagai snapshot pada order. Dengan demikian laporan lama tidak berubah ketika tarif baru diterbitkan [L13-DB] [L13-QB].</w:t>
       </w:r>
     </w:p>
     <w:p>
@@ -1719,46 +1719,6 @@
           <w:sz w:val="16"/>
         </w:rPr>
         <w:t>$effectiveAt</w:t>
-      </w:r>
-      <w:r>
-        <w:rPr>
-          <w:rFonts w:ascii="Consolas" w:hAnsi="Consolas" w:eastAsia="Consolas"/>
-          <w:color w:val="D4D4D4"/>
-          <w:sz w:val="16"/>
-        </w:rPr>
-        <w:t>-</w:t>
-      </w:r>
-      <w:r>
-        <w:rPr>
-          <w:rFonts w:ascii="Consolas" w:hAnsi="Consolas" w:eastAsia="Consolas"/>
-          <w:color w:val="D4D4D4"/>
-          <w:sz w:val="16"/>
-        </w:rPr>
-        <w:t>&gt;</w:t>
-      </w:r>
-      <w:r>
-        <w:rPr>
-          <w:rFonts w:ascii="Consolas" w:hAnsi="Consolas" w:eastAsia="Consolas"/>
-          <w:color w:val="DCDCAA"/>
-          <w:sz w:val="16"/>
-        </w:rPr>
-        <w:t>subSecond</w:t>
-      </w:r>
-      <w:r>
-        <w:rPr>
-          <w:rFonts w:ascii="Consolas" w:hAnsi="Consolas" w:eastAsia="Consolas"/>
-          <w:color w:val="D4D4D4"/>
-          <w:sz w:val="16"/>
-        </w:rPr>
-        <w:t>(</w:t>
-      </w:r>
-      <w:r>
-        <w:rPr>
-          <w:rFonts w:ascii="Consolas" w:hAnsi="Consolas" w:eastAsia="Consolas"/>
-          <w:color w:val="D4D4D4"/>
-          <w:sz w:val="16"/>
-        </w:rPr>
-        <w:t>)</w:t>
       </w:r>
       <w:r>
         <w:rPr>
@@ -6038,7 +5998,7 @@
           <w:color w:val="6A9955"/>
           <w:sz w:val="16"/>
         </w:rPr>
-        <w:t xml:space="preserve">#   INFO Migration [database/migrations/2026_09_23_020001_add_admin_guards_to_schema.php] created successfully.</w:t>
+        <w:t xml:space="preserve">#   INFO Migration [database/migrations/2026_09_23_024210_add_admin_guards_to_schema.php] created successfully.</w:t>
       </w:r>
     </w:p>
     <w:p>
@@ -6999,6 +6959,24 @@
           <w:sz w:val="16"/>
         </w:rPr>
         <w:t xml:space="preserve">#   INFO Test [tests/Feature/AdminManagementTest.php] created successfully.</w:t>
+        <w:br/>
+      </w:r>
+      <w:r>
+        <w:rPr>
+          <w:rFonts w:ascii="Consolas" w:hAnsi="Consolas"/>
+          <w:color w:val="D4D4D4"/>
+          <w:sz w:val="16"/>
+        </w:rPr>
+        <w:t xml:space="preserve">php artisan make:test CommissionScheduleBoundaryTest --phpunit</w:t>
+        <w:br/>
+      </w:r>
+      <w:r>
+        <w:rPr>
+          <w:rFonts w:ascii="Consolas" w:hAnsi="Consolas"/>
+          <w:color w:val="6A9955"/>
+          <w:sz w:val="16"/>
+        </w:rPr>
+        <w:t xml:space="preserve">#   INFO Test [tests/Feature/CommissionScheduleBoundaryTest.php] created successfully.</w:t>
       </w:r>
     </w:p>
     <w:p>
@@ -7034,6 +7012,49 @@
           <w:shd w:fill="ECEFF3"/>
         </w:rPr>
         <w:t xml:space="preserve">tests/Feature/AdminManagementTest.php</w:t>
+      </w:r>
+      <w:r>
+        <w:rPr>
+          <w:rFonts w:ascii="Aptos" w:hAnsi="Aptos"/>
+          <w:color w:val="1F2937"/>
+          <w:sz w:val="19"/>
+        </w:rPr>
+        <w:t xml:space="preserve">.</w:t>
+      </w:r>
+    </w:p>
+    <w:p>
+      <w:pPr>
+        <w:pStyle w:val="ListBody"/>
+        <w:numPr>
+          <w:ilvl w:val="0"/>
+          <w:numId w:val="10"/>
+        </w:numPr>
+      </w:pPr>
+      <w:r>
+        <w:rPr>
+          <w:rFonts w:ascii="Consolas" w:hAnsi="Consolas"/>
+          <w:color w:val="C11B12"/>
+          <w:sz w:val="17"/>
+          <w:shd w:fill="ECEFF3"/>
+        </w:rPr>
+        <w:t xml:space="preserve">php artisan make:test CommissionScheduleBoundaryTest --phpunit</w:t>
+      </w:r>
+      <w:r>
+        <w:rPr>
+          <w:rFonts w:ascii="Aptos" w:hAnsi="Aptos"/>
+          <w:color w:val="1F2937"/>
+          <w:sz w:val="19"/>
+        </w:rPr>
+        <w:t xml:space="preserve"> — Feature test batas pergantian komisi: di setiap instan sekitar waktu efektif (−1 detik, −1 µs, tepat, +1 detik) harus tepat satu skema berlaku (interval setengah-terbuka, scope effectiveAt). Hasil: </w:t>
+      </w:r>
+      <w:r>
+        <w:rPr>
+          <w:rFonts w:ascii="Consolas" w:hAnsi="Consolas"/>
+          <w:color w:val="C11B12"/>
+          <w:sz w:val="17"/>
+          <w:shd w:fill="ECEFF3"/>
+        </w:rPr>
+        <w:t xml:space="preserve">tests/Feature/CommissionScheduleBoundaryTest.php</w:t>
       </w:r>
       <w:r>
         <w:rPr>

--- a/modul_praktikum/Pertemuan_05_Administrasi_Kantin_Tenant_Role_dan_Skema_Komisi.docx
+++ b/modul_praktikum/Pertemuan_05_Administrasi_Kantin_Tenant_Role_dan_Skema_Komisi.docx
@@ -715,6 +715,23 @@
     </w:p>
     <w:p>
       <w:pPr>
+        <w:pStyle w:val="ListBody"/>
+        <w:numPr>
+          <w:ilvl w:val="0"/>
+          <w:numId w:val="10"/>
+        </w:numPr>
+      </w:pPr>
+      <w:r>
+        <w:rPr>
+          <w:rFonts w:ascii="Aptos" w:hAnsi="Aptos"/>
+          <w:color w:val="1F2937"/>
+          <w:sz w:val="19"/>
+        </w:rPr>
+        <w:t xml:space="preserve">Menuntaskan UC-19 Autentikasi Pengguna dan UC-21 Kelola Tenant &amp; Skema Komisi sesuai SRS v2 dan mockup.</w:t>
+      </w:r>
+    </w:p>
+    <w:p>
+      <w:pPr>
         <w:pStyle w:val="Heading2"/>
       </w:pPr>
       <w:r>
@@ -783,6 +800,1715 @@
           <w:rFonts w:ascii="Aptos" w:hAnsi="Aptos"/>
         </w:rPr>
         <w:t>Feature test policy, validation, overlap, dan audit.</w:t>
+      </w:r>
+    </w:p>
+    <w:p>
+      <w:pPr>
+        <w:pStyle w:val="Heading2"/>
+      </w:pPr>
+      <w:r>
+        <w:rPr>
+          <w:rFonts w:ascii="Aptos Display" w:hAnsi="Aptos Display"/>
+          <w:color w:val="1F2937"/>
+        </w:rPr>
+        <w:t xml:space="preserve">Use Case SRS yang Dituntaskan: UC-19 &amp; UC-21</w:t>
+      </w:r>
+    </w:p>
+    <w:p>
+      <w:pPr>
+        <w:pStyle w:val="ListBody"/>
+      </w:pPr>
+      <w:r>
+        <w:rPr>
+          <w:rFonts w:ascii="Aptos" w:hAnsi="Aptos"/>
+          <w:color w:val="1F2937"/>
+          <w:sz w:val="19"/>
+        </w:rPr>
+        <w:t xml:space="preserve">Mulai pertemuan ini setiap modul menuntaskan minimal satu use case dari SRS v2 (ISO/IEC/IEEE 29148) sehingga pada Pertemuan 14 seluruh 23 use case terpenuhi. Pertemuan 5 menuntaskan UC-19 Autentikasi Pengguna (di-«include» seluruh use case internal) dan UC-21 Kelola Tenant &amp; Skema Komisi. Baris Implementasi pada tabel memetakan setiap langkah SRS ke berkas kode.</w:t>
+      </w:r>
+    </w:p>
+    <w:p>
+      <w:pPr>
+        <w:pStyle w:val="Heading3"/>
+      </w:pPr>
+      <w:r>
+        <w:rPr>
+          <w:rFonts w:ascii="Aptos Display" w:hAnsi="Aptos Display"/>
+          <w:color w:val="FF2D20"/>
+        </w:rPr>
+        <w:t xml:space="preserve">UC-19 — Autentikasi Pengguna (FR-TEN-01)</w:t>
+      </w:r>
+    </w:p>
+    <w:p>
+      <w:pPr>
+        <w:pStyle w:val="ListBody"/>
+      </w:pPr>
+      <w:r>
+        <w:rPr>
+          <w:rFonts w:ascii="Aptos" w:hAnsi="Aptos"/>
+          <w:color w:val="1F2937"/>
+          <w:sz w:val="19"/>
+        </w:rPr>
+        <w:t xml:space="preserve">Pernyataan kebutuhan: sistem mengautentikasi pengguna internal dan menerapkan kontrol akses berlapis (role, TenantContext, global scope, policy, scoped route binding); akses lintas tenant hanya untuk pengelola melalui policy eksplisit.</w:t>
+      </w:r>
+    </w:p>
+    <w:tbl>
+      <w:tblPr>
+        <w:tblW w:type="dxa" w:w="9360"/>
+        <w:tblLayout w:type="fixed"/>
+        <w:jc w:val="center"/>
+        <w:tblBorders>
+          <w:top w:val="single" w:sz="6" w:space="0" w:color="CDD7E2"/>
+          <w:left w:val="single" w:sz="6" w:space="0" w:color="CDD7E2"/>
+          <w:bottom w:val="single" w:sz="6" w:space="0" w:color="CDD7E2"/>
+          <w:right w:val="single" w:sz="6" w:space="0" w:color="CDD7E2"/>
+          <w:insideH w:val="single" w:sz="6" w:space="0" w:color="CDD7E2"/>
+          <w:insideV w:val="single" w:sz="6" w:space="0" w:color="CDD7E2"/>
+        </w:tblBorders>
+      </w:tblPr>
+      <w:tblGrid>
+        <w:gridCol w:w="2200"/>
+        <w:gridCol w:w="7160"/>
+      </w:tblGrid>
+      <w:tr>
+        <w:trPr>
+          <w:cantSplit/>
+        </w:trPr>
+        <w:tc>
+          <w:tcPr>
+            <w:tcW w:type="dxa" w:w="2200"/>
+            <w:shd w:val="clear" w:fill="E9EEF5"/>
+            <w:tcMar>
+              <w:top w:w="70" w:type="dxa"/>
+              <w:start w:w="100" w:type="dxa"/>
+              <w:bottom w:w="70" w:type="dxa"/>
+              <w:end w:w="100" w:type="dxa"/>
+            </w:tcMar>
+          </w:tcPr>
+          <w:p>
+            <w:pPr>
+              <w:spacing w:after="20" w:line="247" w:lineRule="auto"/>
+            </w:pPr>
+            <w:r>
+              <w:rPr>
+                <w:rFonts w:ascii="Aptos" w:hAnsi="Aptos"/>
+                <w:b/>
+                <w:color w:val="1F2937"/>
+                <w:sz w:val="17"/>
+              </w:rPr>
+              <w:t xml:space="preserve">Aktor</w:t>
+            </w:r>
+          </w:p>
+        </w:tc>
+        <w:tc>
+          <w:tcPr>
+            <w:tcW w:type="dxa" w:w="7160"/>
+            <w:tcMar>
+              <w:top w:w="70" w:type="dxa"/>
+              <w:start w:w="100" w:type="dxa"/>
+              <w:bottom w:w="70" w:type="dxa"/>
+              <w:end w:w="100" w:type="dxa"/>
+            </w:tcMar>
+          </w:tcPr>
+          <w:p>
+            <w:pPr>
+              <w:spacing w:after="20" w:line="247" w:lineRule="auto"/>
+            </w:pPr>
+            <w:r>
+              <w:rPr>
+                <w:rFonts w:ascii="Aptos" w:hAnsi="Aptos"/>
+                <w:color w:val="1F2937"/>
+                <w:sz w:val="17"/>
+              </w:rPr>
+              <w:t xml:space="preserve">Tenant (utama), Pengelola Kantin (utama).</w:t>
+            </w:r>
+          </w:p>
+        </w:tc>
+      </w:tr>
+      <w:tr>
+        <w:trPr>
+          <w:cantSplit/>
+        </w:trPr>
+        <w:tc>
+          <w:tcPr>
+            <w:tcW w:type="dxa" w:w="2200"/>
+            <w:shd w:val="clear" w:fill="E9EEF5"/>
+            <w:tcMar>
+              <w:top w:w="70" w:type="dxa"/>
+              <w:start w:w="100" w:type="dxa"/>
+              <w:bottom w:w="70" w:type="dxa"/>
+              <w:end w:w="100" w:type="dxa"/>
+            </w:tcMar>
+          </w:tcPr>
+          <w:p>
+            <w:pPr>
+              <w:spacing w:after="20" w:line="247" w:lineRule="auto"/>
+            </w:pPr>
+            <w:r>
+              <w:rPr>
+                <w:rFonts w:ascii="Aptos" w:hAnsi="Aptos"/>
+                <w:b/>
+                <w:color w:val="1F2937"/>
+                <w:sz w:val="17"/>
+              </w:rPr>
+              <w:t xml:space="preserve">Kondisi awal</w:t>
+            </w:r>
+          </w:p>
+        </w:tc>
+        <w:tc>
+          <w:tcPr>
+            <w:tcW w:type="dxa" w:w="7160"/>
+            <w:tcMar>
+              <w:top w:w="70" w:type="dxa"/>
+              <w:start w:w="100" w:type="dxa"/>
+              <w:bottom w:w="70" w:type="dxa"/>
+              <w:end w:w="100" w:type="dxa"/>
+            </w:tcMar>
+          </w:tcPr>
+          <w:p>
+            <w:pPr>
+              <w:spacing w:after="20" w:line="247" w:lineRule="auto"/>
+            </w:pPr>
+            <w:r>
+              <w:rPr>
+                <w:rFonts w:ascii="Aptos" w:hAnsi="Aptos"/>
+                <w:color w:val="1F2937"/>
+                <w:sz w:val="17"/>
+              </w:rPr>
+              <w:t xml:space="preserve">1. Pengguna memiliki akun aktif yang terhubung dengan tenant_id atau peran pengelola.</w:t>
+            </w:r>
+          </w:p>
+          <w:p>
+            <w:pPr>
+              <w:spacing w:after="20" w:line="247" w:lineRule="auto"/>
+            </w:pPr>
+            <w:r>
+              <w:rPr>
+                <w:rFonts w:ascii="Aptos" w:hAnsi="Aptos"/>
+                <w:color w:val="1F2937"/>
+                <w:sz w:val="17"/>
+              </w:rPr>
+              <w:t xml:space="preserve">2. Pengguna mengakses halaman masuk.</w:t>
+            </w:r>
+          </w:p>
+        </w:tc>
+      </w:tr>
+      <w:tr>
+        <w:trPr>
+          <w:cantSplit/>
+        </w:trPr>
+        <w:tc>
+          <w:tcPr>
+            <w:tcW w:type="dxa" w:w="2200"/>
+            <w:shd w:val="clear" w:fill="E9EEF5"/>
+            <w:tcMar>
+              <w:top w:w="70" w:type="dxa"/>
+              <w:start w:w="100" w:type="dxa"/>
+              <w:bottom w:w="70" w:type="dxa"/>
+              <w:end w:w="100" w:type="dxa"/>
+            </w:tcMar>
+          </w:tcPr>
+          <w:p>
+            <w:pPr>
+              <w:spacing w:after="20" w:line="247" w:lineRule="auto"/>
+            </w:pPr>
+            <w:r>
+              <w:rPr>
+                <w:rFonts w:ascii="Aptos" w:hAnsi="Aptos"/>
+                <w:b/>
+                <w:color w:val="1F2937"/>
+                <w:sz w:val="17"/>
+              </w:rPr>
+              <w:t xml:space="preserve">Alur utama</w:t>
+            </w:r>
+          </w:p>
+        </w:tc>
+        <w:tc>
+          <w:tcPr>
+            <w:tcW w:type="dxa" w:w="7160"/>
+            <w:tcMar>
+              <w:top w:w="70" w:type="dxa"/>
+              <w:start w:w="100" w:type="dxa"/>
+              <w:bottom w:w="70" w:type="dxa"/>
+              <w:end w:w="100" w:type="dxa"/>
+            </w:tcMar>
+          </w:tcPr>
+          <w:p>
+            <w:pPr>
+              <w:spacing w:after="20" w:line="247" w:lineRule="auto"/>
+            </w:pPr>
+            <w:r>
+              <w:rPr>
+                <w:rFonts w:ascii="Aptos" w:hAnsi="Aptos"/>
+                <w:color w:val="1F2937"/>
+                <w:sz w:val="17"/>
+              </w:rPr>
+              <w:t xml:space="preserve">1. Pengguna memasukkan surel dan kata sandi.</w:t>
+            </w:r>
+          </w:p>
+          <w:p>
+            <w:pPr>
+              <w:spacing w:after="20" w:line="247" w:lineRule="auto"/>
+            </w:pPr>
+            <w:r>
+              <w:rPr>
+                <w:rFonts w:ascii="Aptos" w:hAnsi="Aptos"/>
+                <w:color w:val="1F2937"/>
+                <w:sz w:val="17"/>
+              </w:rPr>
+              <w:t xml:space="preserve">2. Sistem memverifikasi kredensial terhadap hash kata sandi.</w:t>
+            </w:r>
+          </w:p>
+          <w:p>
+            <w:pPr>
+              <w:spacing w:after="20" w:line="247" w:lineRule="auto"/>
+            </w:pPr>
+            <w:r>
+              <w:rPr>
+                <w:rFonts w:ascii="Aptos" w:hAnsi="Aptos"/>
+                <w:color w:val="1F2937"/>
+                <w:sz w:val="17"/>
+              </w:rPr>
+              <w:t xml:space="preserve">3. Sistem membentuk sesi terautentikasi dan memuat peran serta tenant_id.</w:t>
+            </w:r>
+          </w:p>
+          <w:p>
+            <w:pPr>
+              <w:spacing w:after="20" w:line="247" w:lineRule="auto"/>
+            </w:pPr>
+            <w:r>
+              <w:rPr>
+                <w:rFonts w:ascii="Aptos" w:hAnsi="Aptos"/>
+                <w:color w:val="1F2937"/>
+                <w:sz w:val="17"/>
+              </w:rPr>
+              <w:t xml:space="preserve">4. Sistem membentuk TenantContext untuk operator; pengelola memakai jalur lintas tenant yang diotorisasi eksplisit.</w:t>
+            </w:r>
+          </w:p>
+          <w:p>
+            <w:pPr>
+              <w:spacing w:after="20" w:line="247" w:lineRule="auto"/>
+            </w:pPr>
+            <w:r>
+              <w:rPr>
+                <w:rFonts w:ascii="Aptos" w:hAnsi="Aptos"/>
+                <w:color w:val="1F2937"/>
+                <w:sz w:val="17"/>
+              </w:rPr>
+              <w:t xml:space="preserve">5. Sistem mengarahkan pengguna ke dasbor sesuai perannya.</w:t>
+            </w:r>
+          </w:p>
+        </w:tc>
+      </w:tr>
+      <w:tr>
+        <w:trPr>
+          <w:cantSplit/>
+        </w:trPr>
+        <w:tc>
+          <w:tcPr>
+            <w:tcW w:type="dxa" w:w="2200"/>
+            <w:shd w:val="clear" w:fill="E9EEF5"/>
+            <w:tcMar>
+              <w:top w:w="70" w:type="dxa"/>
+              <w:start w:w="100" w:type="dxa"/>
+              <w:bottom w:w="70" w:type="dxa"/>
+              <w:end w:w="100" w:type="dxa"/>
+            </w:tcMar>
+          </w:tcPr>
+          <w:p>
+            <w:pPr>
+              <w:spacing w:after="20" w:line="247" w:lineRule="auto"/>
+            </w:pPr>
+            <w:r>
+              <w:rPr>
+                <w:rFonts w:ascii="Aptos" w:hAnsi="Aptos"/>
+                <w:b/>
+                <w:color w:val="1F2937"/>
+                <w:sz w:val="17"/>
+              </w:rPr>
+              <w:t xml:space="preserve">Alur alternatif</w:t>
+            </w:r>
+          </w:p>
+        </w:tc>
+        <w:tc>
+          <w:tcPr>
+            <w:tcW w:type="dxa" w:w="7160"/>
+            <w:tcMar>
+              <w:top w:w="70" w:type="dxa"/>
+              <w:start w:w="100" w:type="dxa"/>
+              <w:bottom w:w="70" w:type="dxa"/>
+              <w:end w:w="100" w:type="dxa"/>
+            </w:tcMar>
+          </w:tcPr>
+          <w:p>
+            <w:pPr>
+              <w:spacing w:after="20" w:line="247" w:lineRule="auto"/>
+            </w:pPr>
+            <w:r>
+              <w:rPr>
+                <w:rFonts w:ascii="Aptos" w:hAnsi="Aptos"/>
+                <w:color w:val="1F2937"/>
+                <w:sz w:val="17"/>
+              </w:rPr>
+              <w:t xml:space="preserve">2a. Kredensial salah: pesan kesalahan generik dan penghitung percobaan gagal bertambah.</w:t>
+            </w:r>
+          </w:p>
+          <w:p>
+            <w:pPr>
+              <w:spacing w:after="20" w:line="247" w:lineRule="auto"/>
+            </w:pPr>
+            <w:r>
+              <w:rPr>
+                <w:rFonts w:ascii="Aptos" w:hAnsi="Aptos"/>
+                <w:color w:val="1F2937"/>
+                <w:sz w:val="17"/>
+              </w:rPr>
+              <w:t xml:space="preserve">2b. Lebih dari 5 kali gagal dalam 10 menit: akun dikunci sementara 15 menit.</w:t>
+            </w:r>
+          </w:p>
+        </w:tc>
+      </w:tr>
+      <w:tr>
+        <w:trPr>
+          <w:cantSplit/>
+        </w:trPr>
+        <w:tc>
+          <w:tcPr>
+            <w:tcW w:type="dxa" w:w="2200"/>
+            <w:shd w:val="clear" w:fill="E9EEF5"/>
+            <w:tcMar>
+              <w:top w:w="70" w:type="dxa"/>
+              <w:start w:w="100" w:type="dxa"/>
+              <w:bottom w:w="70" w:type="dxa"/>
+              <w:end w:w="100" w:type="dxa"/>
+            </w:tcMar>
+          </w:tcPr>
+          <w:p>
+            <w:pPr>
+              <w:spacing w:after="20" w:line="247" w:lineRule="auto"/>
+            </w:pPr>
+            <w:r>
+              <w:rPr>
+                <w:rFonts w:ascii="Aptos" w:hAnsi="Aptos"/>
+                <w:b/>
+                <w:color w:val="1F2937"/>
+                <w:sz w:val="17"/>
+              </w:rPr>
+              <w:t xml:space="preserve">Kondisi akhir</w:t>
+            </w:r>
+          </w:p>
+        </w:tc>
+        <w:tc>
+          <w:tcPr>
+            <w:tcW w:type="dxa" w:w="7160"/>
+            <w:tcMar>
+              <w:top w:w="70" w:type="dxa"/>
+              <w:start w:w="100" w:type="dxa"/>
+              <w:bottom w:w="70" w:type="dxa"/>
+              <w:end w:w="100" w:type="dxa"/>
+            </w:tcMar>
+          </w:tcPr>
+          <w:p>
+            <w:pPr>
+              <w:spacing w:after="20" w:line="247" w:lineRule="auto"/>
+            </w:pPr>
+            <w:r>
+              <w:rPr>
+                <w:rFonts w:ascii="Aptos" w:hAnsi="Aptos"/>
+                <w:color w:val="1F2937"/>
+                <w:sz w:val="17"/>
+              </w:rPr>
+              <w:t xml:space="preserve">Sesi terautentikasi terbentuk dengan konteks peran dan tenant, atau akses ditolak.</w:t>
+            </w:r>
+          </w:p>
+        </w:tc>
+      </w:tr>
+      <w:tr>
+        <w:trPr>
+          <w:cantSplit/>
+        </w:trPr>
+        <w:tc>
+          <w:tcPr>
+            <w:tcW w:type="dxa" w:w="2200"/>
+            <w:shd w:val="clear" w:fill="E9EEF5"/>
+            <w:tcMar>
+              <w:top w:w="70" w:type="dxa"/>
+              <w:start w:w="100" w:type="dxa"/>
+              <w:bottom w:w="70" w:type="dxa"/>
+              <w:end w:w="100" w:type="dxa"/>
+            </w:tcMar>
+          </w:tcPr>
+          <w:p>
+            <w:pPr>
+              <w:spacing w:after="20" w:line="247" w:lineRule="auto"/>
+            </w:pPr>
+            <w:r>
+              <w:rPr>
+                <w:rFonts w:ascii="Aptos" w:hAnsi="Aptos"/>
+                <w:b/>
+                <w:color w:val="1F2937"/>
+                <w:sz w:val="17"/>
+              </w:rPr>
+              <w:t xml:space="preserve">Kebutuhan mutu</w:t>
+            </w:r>
+          </w:p>
+        </w:tc>
+        <w:tc>
+          <w:tcPr>
+            <w:tcW w:type="dxa" w:w="7160"/>
+            <w:tcMar>
+              <w:top w:w="70" w:type="dxa"/>
+              <w:start w:w="100" w:type="dxa"/>
+              <w:bottom w:w="70" w:type="dxa"/>
+              <w:end w:w="100" w:type="dxa"/>
+            </w:tcMar>
+          </w:tcPr>
+          <w:p>
+            <w:pPr>
+              <w:spacing w:after="20" w:line="247" w:lineRule="auto"/>
+            </w:pPr>
+            <w:r>
+              <w:rPr>
+                <w:rFonts w:ascii="Aptos" w:hAnsi="Aptos"/>
+                <w:color w:val="1F2937"/>
+                <w:sz w:val="17"/>
+              </w:rPr>
+              <w:t xml:space="preserve">Kata sandi bcrypt/argon2, HTTPS, sesi kedaluwarsa setelah 8 jam tidak aktif; pengujian membuktikan tidak ada akses silang tenant.</w:t>
+            </w:r>
+          </w:p>
+        </w:tc>
+      </w:tr>
+      <w:tr>
+        <w:trPr>
+          <w:cantSplit/>
+        </w:trPr>
+        <w:tc>
+          <w:tcPr>
+            <w:tcW w:type="dxa" w:w="2200"/>
+            <w:shd w:val="clear" w:fill="E9EEF5"/>
+            <w:tcMar>
+              <w:top w:w="70" w:type="dxa"/>
+              <w:start w:w="100" w:type="dxa"/>
+              <w:bottom w:w="70" w:type="dxa"/>
+              <w:end w:w="100" w:type="dxa"/>
+            </w:tcMar>
+          </w:tcPr>
+          <w:p>
+            <w:pPr>
+              <w:spacing w:after="20" w:line="247" w:lineRule="auto"/>
+            </w:pPr>
+            <w:r>
+              <w:rPr>
+                <w:rFonts w:ascii="Aptos" w:hAnsi="Aptos"/>
+                <w:b/>
+                <w:color w:val="1F2937"/>
+                <w:sz w:val="17"/>
+              </w:rPr>
+              <w:t xml:space="preserve">Relasi</w:t>
+            </w:r>
+          </w:p>
+        </w:tc>
+        <w:tc>
+          <w:tcPr>
+            <w:tcW w:type="dxa" w:w="7160"/>
+            <w:tcMar>
+              <w:top w:w="70" w:type="dxa"/>
+              <w:start w:w="100" w:type="dxa"/>
+              <w:bottom w:w="70" w:type="dxa"/>
+              <w:end w:w="100" w:type="dxa"/>
+            </w:tcMar>
+          </w:tcPr>
+          <w:p>
+            <w:pPr>
+              <w:spacing w:after="20" w:line="247" w:lineRule="auto"/>
+            </w:pPr>
+            <w:r>
+              <w:rPr>
+                <w:rFonts w:ascii="Aptos" w:hAnsi="Aptos"/>
+                <w:color w:val="1F2937"/>
+                <w:sz w:val="17"/>
+              </w:rPr>
+              <w:t xml:space="preserve">Di-«include» oleh UC-13, UC-15, UC-16, UC-17, UC-18, UC-20, UC-21, UC-22, UC-23.</w:t>
+            </w:r>
+          </w:p>
+        </w:tc>
+      </w:tr>
+      <w:tr>
+        <w:trPr>
+          <w:cantSplit/>
+        </w:trPr>
+        <w:tc>
+          <w:tcPr>
+            <w:tcW w:type="dxa" w:w="2200"/>
+            <w:shd w:val="clear" w:fill="E9EEF5"/>
+            <w:tcMar>
+              <w:top w:w="70" w:type="dxa"/>
+              <w:start w:w="100" w:type="dxa"/>
+              <w:bottom w:w="70" w:type="dxa"/>
+              <w:end w:w="100" w:type="dxa"/>
+            </w:tcMar>
+          </w:tcPr>
+          <w:p>
+            <w:pPr>
+              <w:spacing w:after="20" w:line="247" w:lineRule="auto"/>
+            </w:pPr>
+            <w:r>
+              <w:rPr>
+                <w:rFonts w:ascii="Aptos" w:hAnsi="Aptos"/>
+                <w:b/>
+                <w:color w:val="1F2937"/>
+                <w:sz w:val="17"/>
+              </w:rPr>
+              <w:t xml:space="preserve">Implementasi</w:t>
+            </w:r>
+          </w:p>
+        </w:tc>
+        <w:tc>
+          <w:tcPr>
+            <w:tcW w:type="dxa" w:w="7160"/>
+            <w:tcMar>
+              <w:top w:w="70" w:type="dxa"/>
+              <w:start w:w="100" w:type="dxa"/>
+              <w:bottom w:w="70" w:type="dxa"/>
+              <w:end w:w="100" w:type="dxa"/>
+            </w:tcMar>
+          </w:tcPr>
+          <w:p>
+            <w:pPr>
+              <w:spacing w:after="20" w:line="247" w:lineRule="auto"/>
+            </w:pPr>
+            <w:r>
+              <w:rPr>
+                <w:rFonts w:ascii="Aptos" w:hAnsi="Aptos"/>
+                <w:color w:val="1F2937"/>
+                <w:sz w:val="17"/>
+              </w:rPr>
+              <w:t xml:space="preserve">Langkah 1–2, 2a: </w:t>
+            </w:r>
+            <w:r>
+              <w:rPr>
+                <w:rFonts w:ascii="Consolas" w:hAnsi="Consolas"/>
+                <w:color w:val="C11B12"/>
+                <w:sz w:val="17"/>
+              </w:rPr>
+              <w:t xml:space="preserve">Fortify::authenticateUsing</w:t>
+            </w:r>
+            <w:r>
+              <w:rPr>
+                <w:rFonts w:ascii="Aptos" w:hAnsi="Aptos"/>
+                <w:color w:val="1F2937"/>
+                <w:sz w:val="17"/>
+              </w:rPr>
+              <w:t xml:space="preserve"> di </w:t>
+            </w:r>
+            <w:r>
+              <w:rPr>
+                <w:rFonts w:ascii="Consolas" w:hAnsi="Consolas"/>
+                <w:color w:val="C11B12"/>
+                <w:sz w:val="17"/>
+              </w:rPr>
+              <w:t xml:space="preserve">app/Providers/FortifyServiceProvider.php</w:t>
+            </w:r>
+            <w:r>
+              <w:rPr>
+                <w:rFonts w:ascii="Aptos" w:hAnsi="Aptos"/>
+                <w:color w:val="1F2937"/>
+                <w:sz w:val="17"/>
+              </w:rPr>
+              <w:t xml:space="preserve"> (pesan generik, akun nonaktif ditolak).</w:t>
+            </w:r>
+          </w:p>
+          <w:p>
+            <w:pPr>
+              <w:spacing w:after="20" w:line="247" w:lineRule="auto"/>
+            </w:pPr>
+            <w:r>
+              <w:rPr>
+                <w:rFonts w:ascii="Aptos" w:hAnsi="Aptos"/>
+                <w:color w:val="1F2937"/>
+                <w:sz w:val="17"/>
+              </w:rPr>
+              <w:t xml:space="preserve">2b: </w:t>
+            </w:r>
+            <w:r>
+              <w:rPr>
+                <w:rFonts w:ascii="Consolas" w:hAnsi="Consolas"/>
+                <w:color w:val="C11B12"/>
+                <w:sz w:val="17"/>
+              </w:rPr>
+              <w:t xml:space="preserve">app/Support/Auth/LoginLockout.php</w:t>
+            </w:r>
+            <w:r>
+              <w:rPr>
+                <w:rFonts w:ascii="Aptos" w:hAnsi="Aptos"/>
+                <w:color w:val="1F2937"/>
+                <w:sz w:val="17"/>
+              </w:rPr>
+              <w:t xml:space="preserve"> (5 gagal/600 dtk → kunci 900 dtk, per akun).</w:t>
+            </w:r>
+          </w:p>
+          <w:p>
+            <w:pPr>
+              <w:spacing w:after="20" w:line="247" w:lineRule="auto"/>
+            </w:pPr>
+            <w:r>
+              <w:rPr>
+                <w:rFonts w:ascii="Aptos" w:hAnsi="Aptos"/>
+                <w:color w:val="1F2937"/>
+                <w:sz w:val="17"/>
+              </w:rPr>
+              <w:t xml:space="preserve">Langkah 4: middleware </w:t>
+            </w:r>
+            <w:r>
+              <w:rPr>
+                <w:rFonts w:ascii="Consolas" w:hAnsi="Consolas"/>
+                <w:color w:val="C11B12"/>
+                <w:sz w:val="17"/>
+              </w:rPr>
+              <w:t xml:space="preserve">tenant</w:t>
+            </w:r>
+            <w:r>
+              <w:rPr>
+                <w:rFonts w:ascii="Aptos" w:hAnsi="Aptos"/>
+                <w:color w:val="1F2937"/>
+                <w:sz w:val="17"/>
+              </w:rPr>
+              <w:t xml:space="preserve"> (SetTenantContext) dan </w:t>
+            </w:r>
+            <w:r>
+              <w:rPr>
+                <w:rFonts w:ascii="Consolas" w:hAnsi="Consolas"/>
+                <w:color w:val="C11B12"/>
+                <w:sz w:val="17"/>
+              </w:rPr>
+              <w:t xml:space="preserve">PortalRoutes</w:t>
+            </w:r>
+            <w:r>
+              <w:rPr>
+                <w:rFonts w:ascii="Aptos" w:hAnsi="Aptos"/>
+                <w:color w:val="1F2937"/>
+                <w:sz w:val="17"/>
+              </w:rPr>
+              <w:t xml:space="preserve"> (Modul 4).</w:t>
+            </w:r>
+          </w:p>
+          <w:p>
+            <w:pPr>
+              <w:spacing w:after="20" w:line="247" w:lineRule="auto"/>
+            </w:pPr>
+            <w:r>
+              <w:rPr>
+                <w:rFonts w:ascii="Aptos" w:hAnsi="Aptos"/>
+                <w:color w:val="1F2937"/>
+                <w:sz w:val="17"/>
+              </w:rPr>
+              <w:t xml:space="preserve">Langkah 5: </w:t>
+            </w:r>
+            <w:r>
+              <w:rPr>
+                <w:rFonts w:ascii="Consolas" w:hAnsi="Consolas"/>
+                <w:color w:val="C11B12"/>
+                <w:sz w:val="17"/>
+              </w:rPr>
+              <w:t xml:space="preserve">app/Http/Controllers/DashboardRedirectController.php</w:t>
+            </w:r>
+            <w:r>
+              <w:rPr>
+                <w:rFonts w:ascii="Aptos" w:hAnsi="Aptos"/>
+                <w:color w:val="1F2937"/>
+                <w:sz w:val="17"/>
+              </w:rPr>
+              <w:t xml:space="preserve"> pada route </w:t>
+            </w:r>
+            <w:r>
+              <w:rPr>
+                <w:rFonts w:ascii="Consolas" w:hAnsi="Consolas"/>
+                <w:color w:val="C11B12"/>
+                <w:sz w:val="17"/>
+              </w:rPr>
+              <w:t xml:space="preserve">dashboard</w:t>
+            </w:r>
+            <w:r>
+              <w:rPr>
+                <w:rFonts w:ascii="Aptos" w:hAnsi="Aptos"/>
+                <w:color w:val="1F2937"/>
+                <w:sz w:val="17"/>
+              </w:rPr>
+              <w:t xml:space="preserve">.</w:t>
+            </w:r>
+          </w:p>
+          <w:p>
+            <w:pPr>
+              <w:spacing w:after="20" w:line="247" w:lineRule="auto"/>
+            </w:pPr>
+            <w:r>
+              <w:rPr>
+                <w:rFonts w:ascii="Aptos" w:hAnsi="Aptos"/>
+                <w:color w:val="1F2937"/>
+                <w:sz w:val="17"/>
+              </w:rPr>
+              <w:t xml:space="preserve">Mutu: </w:t>
+            </w:r>
+            <w:r>
+              <w:rPr>
+                <w:rFonts w:ascii="Consolas" w:hAnsi="Consolas"/>
+                <w:color w:val="C11B12"/>
+                <w:sz w:val="17"/>
+              </w:rPr>
+              <w:t xml:space="preserve">config/session.php</w:t>
+            </w:r>
+            <w:r>
+              <w:rPr>
+                <w:rFonts w:ascii="Aptos" w:hAnsi="Aptos"/>
+                <w:color w:val="1F2937"/>
+                <w:sz w:val="17"/>
+              </w:rPr>
+              <w:t xml:space="preserve"> lifetime 480 menit; </w:t>
+            </w:r>
+            <w:r>
+              <w:rPr>
+                <w:rFonts w:ascii="Consolas" w:hAnsi="Consolas"/>
+                <w:color w:val="C11B12"/>
+                <w:sz w:val="17"/>
+              </w:rPr>
+              <w:t xml:space="preserve">tests/Feature/Auth/LoginLockoutTest.php</w:t>
+            </w:r>
+            <w:r>
+              <w:rPr>
+                <w:rFonts w:ascii="Aptos" w:hAnsi="Aptos"/>
+                <w:color w:val="1F2937"/>
+                <w:sz w:val="17"/>
+              </w:rPr>
+              <w:t xml:space="preserve">.</w:t>
+            </w:r>
+          </w:p>
+        </w:tc>
+      </w:tr>
+    </w:tbl>
+    <w:p>
+      <w:pPr>
+        <w:spacing w:after="60"/>
+      </w:pPr>
+    </w:p>
+    <w:p>
+      <w:pPr>
+        <w:jc w:val="center"/>
+        <w:spacing w:before="80" w:after="40"/>
+      </w:pPr>
+      <w:r>
+        <w:drawing>
+          <wp:inline distT="0" distB="0" distL="0" distR="0">
+            <wp:extent cx="5943600" cy="4171526"/>
+            <wp:effectExtent l="0" t="0" r="0" b="0"/>
+            <wp:docPr id="96500" name="uc 5m0"/>
+            <wp:cNvGraphicFramePr>
+              <a:graphicFrameLocks xmlns:a="http://schemas.openxmlformats.org/drawingml/2006/main" noChangeAspect="1"/>
+            </wp:cNvGraphicFramePr>
+            <a:graphic xmlns:a="http://schemas.openxmlformats.org/drawingml/2006/main">
+              <a:graphicData uri="http://schemas.openxmlformats.org/drawingml/2006/picture">
+                <pic:pic xmlns:pic="http://schemas.openxmlformats.org/drawingml/2006/picture">
+                  <pic:nvPicPr>
+                    <pic:cNvPr id="96500" name="uc 5m0"/>
+                    <pic:cNvPicPr/>
+                  </pic:nvPicPr>
+                  <pic:blipFill>
+                    <a:blip r:embed="rIdUc5m0"/>
+                    <a:stretch>
+                      <a:fillRect/>
+                    </a:stretch>
+                  </pic:blipFill>
+                  <pic:spPr>
+                    <a:xfrm>
+                      <a:off x="0" y="0"/>
+                      <a:ext cx="5943600" cy="4171526"/>
+                    </a:xfrm>
+                    <a:prstGeom prst="rect">
+                      <a:avLst/>
+                    </a:prstGeom>
+                  </pic:spPr>
+                </pic:pic>
+              </a:graphicData>
+            </a:graphic>
+          </wp:inline>
+        </w:drawing>
+      </w:r>
+    </w:p>
+    <w:p>
+      <w:pPr>
+        <w:pStyle w:val="FigureCaption"/>
+        <w:jc w:val="center"/>
+      </w:pPr>
+      <w:r>
+        <w:rPr>
+          <w:rFonts w:ascii="Aptos" w:hAnsi="Aptos"/>
+        </w:rPr>
+        <w:t xml:space="preserve">Gambar 5.UC-19. Mockup UC-19 Autentikasi Pengguna. Sumber: Mockup UI Kantin Multi-Tenant v2 (#uc-19).</w:t>
+      </w:r>
+    </w:p>
+    <w:p>
+      <w:pPr>
+        <w:pStyle w:val="Heading3"/>
+      </w:pPr>
+      <w:r>
+        <w:rPr>
+          <w:rFonts w:ascii="Aptos Display" w:hAnsi="Aptos Display"/>
+          <w:color w:val="FF2D20"/>
+        </w:rPr>
+        <w:t xml:space="preserve">UC-21 — Kelola Tenant &amp; Skema Komisi (FR-ADM-01)</w:t>
+      </w:r>
+    </w:p>
+    <w:p>
+      <w:pPr>
+        <w:pStyle w:val="ListBody"/>
+      </w:pPr>
+      <w:r>
+        <w:rPr>
+          <w:rFonts w:ascii="Aptos" w:hAnsi="Aptos"/>
+          <w:color w:val="1F2937"/>
+          <w:sz w:val="19"/>
+        </w:rPr>
+        <w:t xml:space="preserve">Pernyataan kebutuhan: pengelola melakukan onboarding, penonaktifan, dan pengaturan versi skema komisi bertanggal berlaku (effective-dated) dengan riwayat perubahan serta snapshot pada setiap tenant_order.</w:t>
+      </w:r>
+    </w:p>
+    <w:tbl>
+      <w:tblPr>
+        <w:tblW w:type="dxa" w:w="9360"/>
+        <w:tblLayout w:type="fixed"/>
+        <w:jc w:val="center"/>
+        <w:tblBorders>
+          <w:top w:val="single" w:sz="6" w:space="0" w:color="CDD7E2"/>
+          <w:left w:val="single" w:sz="6" w:space="0" w:color="CDD7E2"/>
+          <w:bottom w:val="single" w:sz="6" w:space="0" w:color="CDD7E2"/>
+          <w:right w:val="single" w:sz="6" w:space="0" w:color="CDD7E2"/>
+          <w:insideH w:val="single" w:sz="6" w:space="0" w:color="CDD7E2"/>
+          <w:insideV w:val="single" w:sz="6" w:space="0" w:color="CDD7E2"/>
+        </w:tblBorders>
+      </w:tblPr>
+      <w:tblGrid>
+        <w:gridCol w:w="2200"/>
+        <w:gridCol w:w="7160"/>
+      </w:tblGrid>
+      <w:tr>
+        <w:trPr>
+          <w:cantSplit/>
+        </w:trPr>
+        <w:tc>
+          <w:tcPr>
+            <w:tcW w:type="dxa" w:w="2200"/>
+            <w:shd w:val="clear" w:fill="E9EEF5"/>
+            <w:tcMar>
+              <w:top w:w="70" w:type="dxa"/>
+              <w:start w:w="100" w:type="dxa"/>
+              <w:bottom w:w="70" w:type="dxa"/>
+              <w:end w:w="100" w:type="dxa"/>
+            </w:tcMar>
+          </w:tcPr>
+          <w:p>
+            <w:pPr>
+              <w:spacing w:after="20" w:line="247" w:lineRule="auto"/>
+            </w:pPr>
+            <w:r>
+              <w:rPr>
+                <w:rFonts w:ascii="Aptos" w:hAnsi="Aptos"/>
+                <w:b/>
+                <w:color w:val="1F2937"/>
+                <w:sz w:val="17"/>
+              </w:rPr>
+              <w:t xml:space="preserve">Aktor</w:t>
+            </w:r>
+          </w:p>
+        </w:tc>
+        <w:tc>
+          <w:tcPr>
+            <w:tcW w:type="dxa" w:w="7160"/>
+            <w:tcMar>
+              <w:top w:w="70" w:type="dxa"/>
+              <w:start w:w="100" w:type="dxa"/>
+              <w:bottom w:w="70" w:type="dxa"/>
+              <w:end w:w="100" w:type="dxa"/>
+            </w:tcMar>
+          </w:tcPr>
+          <w:p>
+            <w:pPr>
+              <w:spacing w:after="20" w:line="247" w:lineRule="auto"/>
+            </w:pPr>
+            <w:r>
+              <w:rPr>
+                <w:rFonts w:ascii="Aptos" w:hAnsi="Aptos"/>
+                <w:color w:val="1F2937"/>
+                <w:sz w:val="17"/>
+              </w:rPr>
+              <w:t xml:space="preserve">Pengelola Kantin (utama).</w:t>
+            </w:r>
+          </w:p>
+        </w:tc>
+      </w:tr>
+      <w:tr>
+        <w:trPr>
+          <w:cantSplit/>
+        </w:trPr>
+        <w:tc>
+          <w:tcPr>
+            <w:tcW w:type="dxa" w:w="2200"/>
+            <w:shd w:val="clear" w:fill="E9EEF5"/>
+            <w:tcMar>
+              <w:top w:w="70" w:type="dxa"/>
+              <w:start w:w="100" w:type="dxa"/>
+              <w:bottom w:w="70" w:type="dxa"/>
+              <w:end w:w="100" w:type="dxa"/>
+            </w:tcMar>
+          </w:tcPr>
+          <w:p>
+            <w:pPr>
+              <w:spacing w:after="20" w:line="247" w:lineRule="auto"/>
+            </w:pPr>
+            <w:r>
+              <w:rPr>
+                <w:rFonts w:ascii="Aptos" w:hAnsi="Aptos"/>
+                <w:b/>
+                <w:color w:val="1F2937"/>
+                <w:sz w:val="17"/>
+              </w:rPr>
+              <w:t xml:space="preserve">Kondisi awal</w:t>
+            </w:r>
+          </w:p>
+        </w:tc>
+        <w:tc>
+          <w:tcPr>
+            <w:tcW w:type="dxa" w:w="7160"/>
+            <w:tcMar>
+              <w:top w:w="70" w:type="dxa"/>
+              <w:start w:w="100" w:type="dxa"/>
+              <w:bottom w:w="70" w:type="dxa"/>
+              <w:end w:w="100" w:type="dxa"/>
+            </w:tcMar>
+          </w:tcPr>
+          <w:p>
+            <w:pPr>
+              <w:spacing w:after="20" w:line="247" w:lineRule="auto"/>
+            </w:pPr>
+            <w:r>
+              <w:rPr>
+                <w:rFonts w:ascii="Aptos" w:hAnsi="Aptos"/>
+                <w:color w:val="1F2937"/>
+                <w:sz w:val="17"/>
+              </w:rPr>
+              <w:t xml:space="preserve">1. Pengelola telah terautentikasi dengan peran pengelola kantin (include UC-19).</w:t>
+            </w:r>
+          </w:p>
+        </w:tc>
+      </w:tr>
+      <w:tr>
+        <w:trPr>
+          <w:cantSplit/>
+        </w:trPr>
+        <w:tc>
+          <w:tcPr>
+            <w:tcW w:type="dxa" w:w="2200"/>
+            <w:shd w:val="clear" w:fill="E9EEF5"/>
+            <w:tcMar>
+              <w:top w:w="70" w:type="dxa"/>
+              <w:start w:w="100" w:type="dxa"/>
+              <w:bottom w:w="70" w:type="dxa"/>
+              <w:end w:w="100" w:type="dxa"/>
+            </w:tcMar>
+          </w:tcPr>
+          <w:p>
+            <w:pPr>
+              <w:spacing w:after="20" w:line="247" w:lineRule="auto"/>
+            </w:pPr>
+            <w:r>
+              <w:rPr>
+                <w:rFonts w:ascii="Aptos" w:hAnsi="Aptos"/>
+                <w:b/>
+                <w:color w:val="1F2937"/>
+                <w:sz w:val="17"/>
+              </w:rPr>
+              <w:t xml:space="preserve">Alur utama</w:t>
+            </w:r>
+          </w:p>
+        </w:tc>
+        <w:tc>
+          <w:tcPr>
+            <w:tcW w:type="dxa" w:w="7160"/>
+            <w:tcMar>
+              <w:top w:w="70" w:type="dxa"/>
+              <w:start w:w="100" w:type="dxa"/>
+              <w:bottom w:w="70" w:type="dxa"/>
+              <w:end w:w="100" w:type="dxa"/>
+            </w:tcMar>
+          </w:tcPr>
+          <w:p>
+            <w:pPr>
+              <w:spacing w:after="20" w:line="247" w:lineRule="auto"/>
+            </w:pPr>
+            <w:r>
+              <w:rPr>
+                <w:rFonts w:ascii="Aptos" w:hAnsi="Aptos"/>
+                <w:color w:val="1F2937"/>
+                <w:sz w:val="17"/>
+              </w:rPr>
+              <w:t xml:space="preserve">1. Pengelola membuka modul manajemen tenant.</w:t>
+            </w:r>
+          </w:p>
+          <w:p>
+            <w:pPr>
+              <w:spacing w:after="20" w:line="247" w:lineRule="auto"/>
+            </w:pPr>
+            <w:r>
+              <w:rPr>
+                <w:rFonts w:ascii="Aptos" w:hAnsi="Aptos"/>
+                <w:color w:val="1F2937"/>
+                <w:sz w:val="17"/>
+              </w:rPr>
+              <w:t xml:space="preserve">2. Sistem menampilkan daftar tenant beserta status dan persentase komisi aktif.</w:t>
+            </w:r>
+          </w:p>
+          <w:p>
+            <w:pPr>
+              <w:spacing w:after="20" w:line="247" w:lineRule="auto"/>
+            </w:pPr>
+            <w:r>
+              <w:rPr>
+                <w:rFonts w:ascii="Aptos" w:hAnsi="Aptos"/>
+                <w:color w:val="1F2937"/>
+                <w:sz w:val="17"/>
+              </w:rPr>
+              <w:t xml:space="preserve">3. Pengelola menambah tenant baru: identitas usaha, penanggung jawab, dan rekening bank.</w:t>
+            </w:r>
+          </w:p>
+          <w:p>
+            <w:pPr>
+              <w:spacing w:after="20" w:line="247" w:lineRule="auto"/>
+            </w:pPr>
+            <w:r>
+              <w:rPr>
+                <w:rFonts w:ascii="Aptos" w:hAnsi="Aptos"/>
+                <w:color w:val="1F2937"/>
+                <w:sz w:val="17"/>
+              </w:rPr>
+              <w:t xml:space="preserve">4. Sistem membuat tenant_id baru beserta akun pengguna tenant dan mengirim kredensial awal.</w:t>
+            </w:r>
+          </w:p>
+          <w:p>
+            <w:pPr>
+              <w:spacing w:after="20" w:line="247" w:lineRule="auto"/>
+            </w:pPr>
+            <w:r>
+              <w:rPr>
+                <w:rFonts w:ascii="Aptos" w:hAnsi="Aptos"/>
+                <w:color w:val="1F2937"/>
+                <w:sz w:val="17"/>
+              </w:rPr>
+              <w:t xml:space="preserve">5. Pengelola menetapkan atau mengubah persentase komisi beserta valid_from.</w:t>
+            </w:r>
+          </w:p>
+          <w:p>
+            <w:pPr>
+              <w:spacing w:after="20" w:line="247" w:lineRule="auto"/>
+            </w:pPr>
+            <w:r>
+              <w:rPr>
+                <w:rFonts w:ascii="Aptos" w:hAnsi="Aptos"/>
+                <w:color w:val="1F2937"/>
+                <w:sz w:val="17"/>
+              </w:rPr>
+              <w:t xml:space="preserve">6. Sistem menyimpan versi perubahan beserta valid_from, identitas pengelola, dan riwayatnya; checkout berikutnya menyalin versi aktif sebagai snapshot.</w:t>
+            </w:r>
+          </w:p>
+        </w:tc>
+      </w:tr>
+      <w:tr>
+        <w:trPr>
+          <w:cantSplit/>
+        </w:trPr>
+        <w:tc>
+          <w:tcPr>
+            <w:tcW w:type="dxa" w:w="2200"/>
+            <w:shd w:val="clear" w:fill="E9EEF5"/>
+            <w:tcMar>
+              <w:top w:w="70" w:type="dxa"/>
+              <w:start w:w="100" w:type="dxa"/>
+              <w:bottom w:w="70" w:type="dxa"/>
+              <w:end w:w="100" w:type="dxa"/>
+            </w:tcMar>
+          </w:tcPr>
+          <w:p>
+            <w:pPr>
+              <w:spacing w:after="20" w:line="247" w:lineRule="auto"/>
+            </w:pPr>
+            <w:r>
+              <w:rPr>
+                <w:rFonts w:ascii="Aptos" w:hAnsi="Aptos"/>
+                <w:b/>
+                <w:color w:val="1F2937"/>
+                <w:sz w:val="17"/>
+              </w:rPr>
+              <w:t xml:space="preserve">Alur alternatif</w:t>
+            </w:r>
+          </w:p>
+        </w:tc>
+        <w:tc>
+          <w:tcPr>
+            <w:tcW w:type="dxa" w:w="7160"/>
+            <w:tcMar>
+              <w:top w:w="70" w:type="dxa"/>
+              <w:start w:w="100" w:type="dxa"/>
+              <w:bottom w:w="70" w:type="dxa"/>
+              <w:end w:w="100" w:type="dxa"/>
+            </w:tcMar>
+          </w:tcPr>
+          <w:p>
+            <w:pPr>
+              <w:spacing w:after="20" w:line="247" w:lineRule="auto"/>
+            </w:pPr>
+            <w:r>
+              <w:rPr>
+                <w:rFonts w:ascii="Aptos" w:hAnsi="Aptos"/>
+                <w:color w:val="1F2937"/>
+                <w:sz w:val="17"/>
+              </w:rPr>
+              <w:t xml:space="preserve">5a. Perubahan komisi berlaku surut: ditolak, hanya tanggal masa mendatang.</w:t>
+            </w:r>
+          </w:p>
+          <w:p>
+            <w:pPr>
+              <w:spacing w:after="20" w:line="247" w:lineRule="auto"/>
+            </w:pPr>
+            <w:r>
+              <w:rPr>
+                <w:rFonts w:ascii="Aptos" w:hAnsi="Aptos"/>
+                <w:color w:val="1F2937"/>
+                <w:sz w:val="17"/>
+              </w:rPr>
+              <w:t xml:space="preserve">3a. Tenant dinonaktifkan: menu disembunyikan dari katalog, data historis tetap dipertahankan.</w:t>
+            </w:r>
+          </w:p>
+        </w:tc>
+      </w:tr>
+      <w:tr>
+        <w:trPr>
+          <w:cantSplit/>
+        </w:trPr>
+        <w:tc>
+          <w:tcPr>
+            <w:tcW w:type="dxa" w:w="2200"/>
+            <w:shd w:val="clear" w:fill="E9EEF5"/>
+            <w:tcMar>
+              <w:top w:w="70" w:type="dxa"/>
+              <w:start w:w="100" w:type="dxa"/>
+              <w:bottom w:w="70" w:type="dxa"/>
+              <w:end w:w="100" w:type="dxa"/>
+            </w:tcMar>
+          </w:tcPr>
+          <w:p>
+            <w:pPr>
+              <w:spacing w:after="20" w:line="247" w:lineRule="auto"/>
+            </w:pPr>
+            <w:r>
+              <w:rPr>
+                <w:rFonts w:ascii="Aptos" w:hAnsi="Aptos"/>
+                <w:b/>
+                <w:color w:val="1F2937"/>
+                <w:sz w:val="17"/>
+              </w:rPr>
+              <w:t xml:space="preserve">Kondisi akhir</w:t>
+            </w:r>
+          </w:p>
+        </w:tc>
+        <w:tc>
+          <w:tcPr>
+            <w:tcW w:type="dxa" w:w="7160"/>
+            <w:tcMar>
+              <w:top w:w="70" w:type="dxa"/>
+              <w:start w:w="100" w:type="dxa"/>
+              <w:bottom w:w="70" w:type="dxa"/>
+              <w:end w:w="100" w:type="dxa"/>
+            </w:tcMar>
+          </w:tcPr>
+          <w:p>
+            <w:pPr>
+              <w:spacing w:after="20" w:line="247" w:lineRule="auto"/>
+            </w:pPr>
+            <w:r>
+              <w:rPr>
+                <w:rFonts w:ascii="Aptos" w:hAnsi="Aptos"/>
+                <w:color w:val="1F2937"/>
+                <w:sz w:val="17"/>
+              </w:rPr>
+              <w:t xml:space="preserve">Data tenant dan skema komisi tersimpan serta berlaku pada perhitungan split payment berikutnya.</w:t>
+            </w:r>
+          </w:p>
+        </w:tc>
+      </w:tr>
+      <w:tr>
+        <w:trPr>
+          <w:cantSplit/>
+        </w:trPr>
+        <w:tc>
+          <w:tcPr>
+            <w:tcW w:type="dxa" w:w="2200"/>
+            <w:shd w:val="clear" w:fill="E9EEF5"/>
+            <w:tcMar>
+              <w:top w:w="70" w:type="dxa"/>
+              <w:start w:w="100" w:type="dxa"/>
+              <w:bottom w:w="70" w:type="dxa"/>
+              <w:end w:w="100" w:type="dxa"/>
+            </w:tcMar>
+          </w:tcPr>
+          <w:p>
+            <w:pPr>
+              <w:spacing w:after="20" w:line="247" w:lineRule="auto"/>
+            </w:pPr>
+            <w:r>
+              <w:rPr>
+                <w:rFonts w:ascii="Aptos" w:hAnsi="Aptos"/>
+                <w:b/>
+                <w:color w:val="1F2937"/>
+                <w:sz w:val="17"/>
+              </w:rPr>
+              <w:t xml:space="preserve">Kebutuhan mutu</w:t>
+            </w:r>
+          </w:p>
+        </w:tc>
+        <w:tc>
+          <w:tcPr>
+            <w:tcW w:type="dxa" w:w="7160"/>
+            <w:tcMar>
+              <w:top w:w="70" w:type="dxa"/>
+              <w:start w:w="100" w:type="dxa"/>
+              <w:bottom w:w="70" w:type="dxa"/>
+              <w:end w:w="100" w:type="dxa"/>
+            </w:tcMar>
+          </w:tcPr>
+          <w:p>
+            <w:pPr>
+              <w:spacing w:after="20" w:line="247" w:lineRule="auto"/>
+            </w:pPr>
+            <w:r>
+              <w:rPr>
+                <w:rFonts w:ascii="Aptos" w:hAnsi="Aptos"/>
+                <w:color w:val="1F2937"/>
+                <w:sz w:val="17"/>
+              </w:rPr>
+              <w:t xml:space="preserve">Perubahan komisi tidak memengaruhi order yang telah dibuat; perhitungan selalu memakai snapshot komisi pada tenant_order.</w:t>
+            </w:r>
+          </w:p>
+        </w:tc>
+      </w:tr>
+      <w:tr>
+        <w:trPr>
+          <w:cantSplit/>
+        </w:trPr>
+        <w:tc>
+          <w:tcPr>
+            <w:tcW w:type="dxa" w:w="2200"/>
+            <w:shd w:val="clear" w:fill="E9EEF5"/>
+            <w:tcMar>
+              <w:top w:w="70" w:type="dxa"/>
+              <w:start w:w="100" w:type="dxa"/>
+              <w:bottom w:w="70" w:type="dxa"/>
+              <w:end w:w="100" w:type="dxa"/>
+            </w:tcMar>
+          </w:tcPr>
+          <w:p>
+            <w:pPr>
+              <w:spacing w:after="20" w:line="247" w:lineRule="auto"/>
+            </w:pPr>
+            <w:r>
+              <w:rPr>
+                <w:rFonts w:ascii="Aptos" w:hAnsi="Aptos"/>
+                <w:b/>
+                <w:color w:val="1F2937"/>
+                <w:sz w:val="17"/>
+              </w:rPr>
+              <w:t xml:space="preserve">Relasi</w:t>
+            </w:r>
+          </w:p>
+        </w:tc>
+        <w:tc>
+          <w:tcPr>
+            <w:tcW w:type="dxa" w:w="7160"/>
+            <w:tcMar>
+              <w:top w:w="70" w:type="dxa"/>
+              <w:start w:w="100" w:type="dxa"/>
+              <w:bottom w:w="70" w:type="dxa"/>
+              <w:end w:w="100" w:type="dxa"/>
+            </w:tcMar>
+          </w:tcPr>
+          <w:p>
+            <w:pPr>
+              <w:spacing w:after="20" w:line="247" w:lineRule="auto"/>
+            </w:pPr>
+            <w:r>
+              <w:rPr>
+                <w:rFonts w:ascii="Aptos" w:hAnsi="Aptos"/>
+                <w:color w:val="1F2937"/>
+                <w:sz w:val="17"/>
+              </w:rPr>
+              <w:t xml:space="preserve">Meng-«include» UC-19 (Autentikasi Pengguna).</w:t>
+            </w:r>
+          </w:p>
+        </w:tc>
+      </w:tr>
+      <w:tr>
+        <w:trPr>
+          <w:cantSplit/>
+        </w:trPr>
+        <w:tc>
+          <w:tcPr>
+            <w:tcW w:type="dxa" w:w="2200"/>
+            <w:shd w:val="clear" w:fill="E9EEF5"/>
+            <w:tcMar>
+              <w:top w:w="70" w:type="dxa"/>
+              <w:start w:w="100" w:type="dxa"/>
+              <w:bottom w:w="70" w:type="dxa"/>
+              <w:end w:w="100" w:type="dxa"/>
+            </w:tcMar>
+          </w:tcPr>
+          <w:p>
+            <w:pPr>
+              <w:spacing w:after="20" w:line="247" w:lineRule="auto"/>
+            </w:pPr>
+            <w:r>
+              <w:rPr>
+                <w:rFonts w:ascii="Aptos" w:hAnsi="Aptos"/>
+                <w:b/>
+                <w:color w:val="1F2937"/>
+                <w:sz w:val="17"/>
+              </w:rPr>
+              <w:t xml:space="preserve">Implementasi</w:t>
+            </w:r>
+          </w:p>
+        </w:tc>
+        <w:tc>
+          <w:tcPr>
+            <w:tcW w:type="dxa" w:w="7160"/>
+            <w:tcMar>
+              <w:top w:w="70" w:type="dxa"/>
+              <w:start w:w="100" w:type="dxa"/>
+              <w:bottom w:w="70" w:type="dxa"/>
+              <w:end w:w="100" w:type="dxa"/>
+            </w:tcMar>
+          </w:tcPr>
+          <w:p>
+            <w:pPr>
+              <w:spacing w:after="20" w:line="247" w:lineRule="auto"/>
+            </w:pPr>
+            <w:r>
+              <w:rPr>
+                <w:rFonts w:ascii="Aptos" w:hAnsi="Aptos"/>
+                <w:color w:val="1F2937"/>
+                <w:sz w:val="17"/>
+              </w:rPr>
+              <w:t xml:space="preserve">Langkah 2: </w:t>
+            </w:r>
+            <w:r>
+              <w:rPr>
+                <w:rFonts w:ascii="Consolas" w:hAnsi="Consolas"/>
+                <w:color w:val="C11B12"/>
+                <w:sz w:val="17"/>
+              </w:rPr>
+              <w:t xml:space="preserve">AdminTenantController::index</w:t>
+            </w:r>
+            <w:r>
+              <w:rPr>
+                <w:rFonts w:ascii="Aptos" w:hAnsi="Aptos"/>
+                <w:color w:val="1F2937"/>
+                <w:sz w:val="17"/>
+              </w:rPr>
+              <w:t xml:space="preserve"> (eager load owner, rekening utama, </w:t>
+            </w:r>
+            <w:r>
+              <w:rPr>
+                <w:rFonts w:ascii="Consolas" w:hAnsi="Consolas"/>
+                <w:color w:val="C11B12"/>
+                <w:sz w:val="17"/>
+              </w:rPr>
+              <w:t xml:space="preserve">CommissionScheme::effectiveAt(now())</w:t>
+            </w:r>
+            <w:r>
+              <w:rPr>
+                <w:rFonts w:ascii="Aptos" w:hAnsi="Aptos"/>
+                <w:color w:val="1F2937"/>
+                <w:sz w:val="17"/>
+              </w:rPr>
+              <w:t xml:space="preserve">).</w:t>
+            </w:r>
+          </w:p>
+          <w:p>
+            <w:pPr>
+              <w:spacing w:after="20" w:line="247" w:lineRule="auto"/>
+            </w:pPr>
+            <w:r>
+              <w:rPr>
+                <w:rFonts w:ascii="Aptos" w:hAnsi="Aptos"/>
+                <w:color w:val="1F2937"/>
+                <w:sz w:val="17"/>
+              </w:rPr>
+              <w:t xml:space="preserve">Langkah 3–4: </w:t>
+            </w:r>
+            <w:r>
+              <w:rPr>
+                <w:rFonts w:ascii="Consolas" w:hAnsi="Consolas"/>
+                <w:color w:val="C11B12"/>
+                <w:sz w:val="17"/>
+              </w:rPr>
+              <w:t xml:space="preserve">StoreTenantRequest</w:t>
+            </w:r>
+            <w:r>
+              <w:rPr>
+                <w:rFonts w:ascii="Aptos" w:hAnsi="Aptos"/>
+                <w:color w:val="1F2937"/>
+                <w:sz w:val="17"/>
+              </w:rPr>
+              <w:t xml:space="preserve"> + </w:t>
+            </w:r>
+            <w:r>
+              <w:rPr>
+                <w:rFonts w:ascii="Consolas" w:hAnsi="Consolas"/>
+                <w:color w:val="C11B12"/>
+                <w:sz w:val="17"/>
+              </w:rPr>
+              <w:t xml:space="preserve">app/Modules/Admin/Services/CreateTenant.php</w:t>
+            </w:r>
+            <w:r>
+              <w:rPr>
+                <w:rFonts w:ascii="Aptos" w:hAnsi="Aptos"/>
+                <w:color w:val="1F2937"/>
+                <w:sz w:val="17"/>
+              </w:rPr>
+              <w:t xml:space="preserve"> (akun owner, rekening utama, tautan atur kata sandi setelah commit).</w:t>
+            </w:r>
+          </w:p>
+          <w:p>
+            <w:pPr>
+              <w:spacing w:after="20" w:line="247" w:lineRule="auto"/>
+            </w:pPr>
+            <w:r>
+              <w:rPr>
+                <w:rFonts w:ascii="Aptos" w:hAnsi="Aptos"/>
+                <w:color w:val="1F2937"/>
+                <w:sz w:val="17"/>
+              </w:rPr>
+              <w:t xml:space="preserve">Langkah 5–6, 5a: </w:t>
+            </w:r>
+            <w:r>
+              <w:rPr>
+                <w:rFonts w:ascii="Consolas" w:hAnsi="Consolas"/>
+                <w:color w:val="C11B12"/>
+                <w:sz w:val="17"/>
+              </w:rPr>
+              <w:t xml:space="preserve">ChangeCommissionSchedule</w:t>
+            </w:r>
+            <w:r>
+              <w:rPr>
+                <w:rFonts w:ascii="Aptos" w:hAnsi="Aptos"/>
+                <w:color w:val="1F2937"/>
+                <w:sz w:val="17"/>
+              </w:rPr>
+              <w:t xml:space="preserve"> + </w:t>
+            </w:r>
+            <w:r>
+              <w:rPr>
+                <w:rFonts w:ascii="Consolas" w:hAnsi="Consolas"/>
+                <w:color w:val="C11B12"/>
+                <w:sz w:val="17"/>
+              </w:rPr>
+              <w:t xml:space="preserve">ScheduleCommissionRequest</w:t>
+            </w:r>
+            <w:r>
+              <w:rPr>
+                <w:rFonts w:ascii="Aptos" w:hAnsi="Aptos"/>
+                <w:color w:val="1F2937"/>
+                <w:sz w:val="17"/>
+              </w:rPr>
+              <w:t xml:space="preserve"> (</w:t>
+            </w:r>
+            <w:r>
+              <w:rPr>
+                <w:rFonts w:ascii="Consolas" w:hAnsi="Consolas"/>
+                <w:color w:val="C11B12"/>
+                <w:sz w:val="17"/>
+              </w:rPr>
+              <w:t xml:space="preserve">after:now</w:t>
+            </w:r>
+            <w:r>
+              <w:rPr>
+                <w:rFonts w:ascii="Aptos" w:hAnsi="Aptos"/>
+                <w:color w:val="1F2937"/>
+                <w:sz w:val="17"/>
+              </w:rPr>
+              <w:t xml:space="preserve">); riwayat + pengelola dari </w:t>
+            </w:r>
+            <w:r>
+              <w:rPr>
+                <w:rFonts w:ascii="Consolas" w:hAnsi="Consolas"/>
+                <w:color w:val="C11B12"/>
+                <w:sz w:val="17"/>
+              </w:rPr>
+              <w:t xml:space="preserve">audit_logs</w:t>
+            </w:r>
+            <w:r>
+              <w:rPr>
+                <w:rFonts w:ascii="Aptos" w:hAnsi="Aptos"/>
+                <w:color w:val="1F2937"/>
+                <w:sz w:val="17"/>
+              </w:rPr>
+              <w:t xml:space="preserve">.</w:t>
+            </w:r>
+          </w:p>
+          <w:p>
+            <w:pPr>
+              <w:spacing w:after="20" w:line="247" w:lineRule="auto"/>
+            </w:pPr>
+            <w:r>
+              <w:rPr>
+                <w:rFonts w:ascii="Aptos" w:hAnsi="Aptos"/>
+                <w:color w:val="1F2937"/>
+                <w:sz w:val="17"/>
+              </w:rPr>
+              <w:t xml:space="preserve">3a: </w:t>
+            </w:r>
+            <w:r>
+              <w:rPr>
+                <w:rFonts w:ascii="Consolas" w:hAnsi="Consolas"/>
+                <w:color w:val="C11B12"/>
+                <w:sz w:val="17"/>
+              </w:rPr>
+              <w:t xml:space="preserve">app/Modules/Admin/Services/ChangeTenantStatus.php</w:t>
+            </w:r>
+            <w:r>
+              <w:rPr>
+                <w:rFonts w:ascii="Aptos" w:hAnsi="Aptos"/>
+                <w:color w:val="1F2937"/>
+                <w:sz w:val="17"/>
+              </w:rPr>
+              <w:t xml:space="preserve"> + </w:t>
+            </w:r>
+            <w:r>
+              <w:rPr>
+                <w:rFonts w:ascii="Consolas" w:hAnsi="Consolas"/>
+                <w:color w:val="C11B12"/>
+                <w:sz w:val="17"/>
+              </w:rPr>
+              <w:t xml:space="preserve">AdminTenantStatusController</w:t>
+            </w:r>
+            <w:r>
+              <w:rPr>
+                <w:rFonts w:ascii="Aptos" w:hAnsi="Aptos"/>
+                <w:color w:val="1F2937"/>
+                <w:sz w:val="17"/>
+              </w:rPr>
+              <w:t xml:space="preserve"> (route </w:t>
+            </w:r>
+            <w:r>
+              <w:rPr>
+                <w:rFonts w:ascii="Consolas" w:hAnsi="Consolas"/>
+                <w:color w:val="C11B12"/>
+                <w:sz w:val="17"/>
+              </w:rPr>
+              <w:t xml:space="preserve">admin.tenants.status</w:t>
+            </w:r>
+            <w:r>
+              <w:rPr>
+                <w:rFonts w:ascii="Aptos" w:hAnsi="Aptos"/>
+                <w:color w:val="1F2937"/>
+                <w:sz w:val="17"/>
+              </w:rPr>
+              <w:t xml:space="preserve">).</w:t>
+            </w:r>
+          </w:p>
+          <w:p>
+            <w:pPr>
+              <w:spacing w:after="20" w:line="247" w:lineRule="auto"/>
+            </w:pPr>
+            <w:r>
+              <w:rPr>
+                <w:rFonts w:ascii="Aptos" w:hAnsi="Aptos"/>
+                <w:color w:val="1F2937"/>
+                <w:sz w:val="17"/>
+              </w:rPr>
+              <w:t xml:space="preserve">Test: </w:t>
+            </w:r>
+            <w:r>
+              <w:rPr>
+                <w:rFonts w:ascii="Consolas" w:hAnsi="Consolas"/>
+                <w:color w:val="C11B12"/>
+                <w:sz w:val="17"/>
+              </w:rPr>
+              <w:t xml:space="preserve">tests/Feature/TenantOnboardingTest.php</w:t>
+            </w:r>
+            <w:r>
+              <w:rPr>
+                <w:rFonts w:ascii="Aptos" w:hAnsi="Aptos"/>
+                <w:color w:val="1F2937"/>
+                <w:sz w:val="17"/>
+              </w:rPr>
+              <w:t xml:space="preserve">.</w:t>
+            </w:r>
+          </w:p>
+        </w:tc>
+      </w:tr>
+    </w:tbl>
+    <w:p>
+      <w:pPr>
+        <w:spacing w:after="60"/>
+      </w:pPr>
+    </w:p>
+    <w:p>
+      <w:pPr>
+        <w:jc w:val="center"/>
+        <w:spacing w:before="80" w:after="40"/>
+      </w:pPr>
+      <w:r>
+        <w:drawing>
+          <wp:inline distT="0" distB="0" distL="0" distR="0">
+            <wp:extent cx="5943600" cy="4231584"/>
+            <wp:effectExtent l="0" t="0" r="0" b="0"/>
+            <wp:docPr id="96501" name="uc 5m1"/>
+            <wp:cNvGraphicFramePr>
+              <a:graphicFrameLocks xmlns:a="http://schemas.openxmlformats.org/drawingml/2006/main" noChangeAspect="1"/>
+            </wp:cNvGraphicFramePr>
+            <a:graphic xmlns:a="http://schemas.openxmlformats.org/drawingml/2006/main">
+              <a:graphicData uri="http://schemas.openxmlformats.org/drawingml/2006/picture">
+                <pic:pic xmlns:pic="http://schemas.openxmlformats.org/drawingml/2006/picture">
+                  <pic:nvPicPr>
+                    <pic:cNvPr id="96501" name="uc 5m1"/>
+                    <pic:cNvPicPr/>
+                  </pic:nvPicPr>
+                  <pic:blipFill>
+                    <a:blip r:embed="rIdUc5m1"/>
+                    <a:stretch>
+                      <a:fillRect/>
+                    </a:stretch>
+                  </pic:blipFill>
+                  <pic:spPr>
+                    <a:xfrm>
+                      <a:off x="0" y="0"/>
+                      <a:ext cx="5943600" cy="4231584"/>
+                    </a:xfrm>
+                    <a:prstGeom prst="rect">
+                      <a:avLst/>
+                    </a:prstGeom>
+                  </pic:spPr>
+                </pic:pic>
+              </a:graphicData>
+            </a:graphic>
+          </wp:inline>
+        </w:drawing>
+      </w:r>
+    </w:p>
+    <w:p>
+      <w:pPr>
+        <w:pStyle w:val="FigureCaption"/>
+        <w:jc w:val="center"/>
+      </w:pPr>
+      <w:r>
+        <w:rPr>
+          <w:rFonts w:ascii="Aptos" w:hAnsi="Aptos"/>
+        </w:rPr>
+        <w:t xml:space="preserve">Gambar 5.UC-21. Mockup UC-21 Kelola Tenant &amp; Skema Komisi. Sumber: Mockup UI Kantin Multi-Tenant v2 (#uc-21).</w:t>
       </w:r>
     </w:p>
     <w:p>
@@ -4425,6 +6151,40 @@
     </w:p>
     <w:p>
       <w:pPr>
+        <w:pStyle w:val="CalloutConcept"/>
+        <w:shd w:fill="EAF2FF" w:val="clear"/>
+        <w:pBdr>
+          <w:left w:val="single" w:sz="18" w:space="8" w:color="2563EB"/>
+        </w:pBdr>
+      </w:pPr>
+      <w:r>
+        <w:rPr>
+          <w:rFonts w:ascii="Aptos" w:hAnsi="Aptos"/>
+          <w:color w:val="1F2937"/>
+          <w:sz w:val="19"/>
+        </w:rPr>
+        <w:t xml:space="preserve">Tahap 8 (menuntaskan UC-19 dan UC-21, ±45 menit) adalah perpanjangan rantai v3 berbasis use case SRS. Bila waktu kelas habis setelah Tahap 7, kerjakan Tahap 8 sebagai tugas terbimbing sebelum Pertemuan 6; tag </w:t>
+      </w:r>
+      <w:r>
+        <w:rPr>
+          <w:rFonts w:ascii="Consolas" w:hAnsi="Consolas"/>
+          <w:color w:val="C11B12"/>
+          <w:sz w:val="17"/>
+          <w:shd w:fill="ECEFF3"/>
+        </w:rPr>
+        <w:t xml:space="preserve">pertemuan-05</w:t>
+      </w:r>
+      <w:r>
+        <w:rPr>
+          <w:rFonts w:ascii="Aptos" w:hAnsi="Aptos"/>
+          <w:color w:val="1F2937"/>
+          <w:sz w:val="19"/>
+        </w:rPr>
+        <w:t xml:space="preserve"> sudah memuat hasil Tahap 8.</w:t>
+      </w:r>
+    </w:p>
+    <w:p>
+      <w:pPr>
         <w:pStyle w:val="Heading2"/>
       </w:pPr>
       <w:r>
@@ -7466,6 +9226,1347 @@
           <w:sz w:val="19"/>
         </w:rPr>
         <w:t>Commit kecil membuat perubahan mudah direview dan dibatalkan. README menjelaskan cara menjalankan sistem, sedangkan ADR menyimpan alasan di balik keputusan arsitektur. Selamat! Increment minggu ini sudah siap dibuktikan dan di-commit.</w:t>
+      </w:r>
+    </w:p>
+    <w:p>
+      <w:pPr>
+        <w:pStyle w:val="Heading3"/>
+      </w:pPr>
+      <w:r>
+        <w:rPr>
+          <w:rFonts w:ascii="Aptos Display" w:hAnsi="Aptos Display"/>
+          <w:color w:val="FF2D20"/>
+        </w:rPr>
+        <w:t xml:space="preserve">Tahap 8 — Menuntaskan UC-19 dan UC-21 (45 menit)</w:t>
+      </w:r>
+    </w:p>
+    <w:p>
+      <w:pPr>
+        <w:pStyle w:val="TutorialWhat"/>
+        <w:shd w:fill="EAF2FF"/>
+        <w:pBdr>
+          <w:left w:val="single" w:sz="14" w:space="8" w:color="2563EB"/>
+        </w:pBdr>
+      </w:pPr>
+      <w:r>
+        <w:rPr>
+          <w:rFonts w:ascii="Aptos" w:hAnsi="Aptos"/>
+          <w:b/>
+          <w:color w:val="2563EB"/>
+          <w:sz w:val="19"/>
+        </w:rPr>
+        <w:t>Sampaikan — Apa dan mengapa</w:t>
+        <w:br/>
+      </w:r>
+      <w:r>
+        <w:rPr>
+          <w:rFonts w:ascii="Aptos" w:hAnsi="Aptos"/>
+          <w:color w:val="1F2937"/>
+          <w:sz w:val="19"/>
+        </w:rPr>
+        <w:t xml:space="preserve">Tahap 1–7 membangun fondasi administrasi. Tahap ini menutup celah terhadap SRS: UC-19 menuntut penguncian akun, pesan generik, dan redirect per peran; UC-21 menuntut onboarding lengkap (penanggung jawab + rekening + kredensial awal), penonaktifan tenant, dan riwayat komisi yang mencatat siapa pengubahnya. Semua perubahan tetap berada di modul Admin, kecuali autentikasi yang merupakan shared kernel.</w:t>
+      </w:r>
+    </w:p>
+    <w:p>
+      <w:pPr>
+        <w:pStyle w:val="TutorialDo"/>
+        <w:shd w:fill="E8F7F1"/>
+        <w:pBdr>
+          <w:left w:val="single" w:sz="14" w:space="8" w:color="087A55"/>
+        </w:pBdr>
+      </w:pPr>
+      <w:r>
+        <w:rPr>
+          <w:rFonts w:ascii="Aptos" w:hAnsi="Aptos"/>
+          <w:b/>
+          <w:color w:val="087A55"/>
+          <w:sz w:val="19"/>
+        </w:rPr>
+        <w:t>Lakukan — Mari kita kerjakan</w:t>
+        <w:br/>
+      </w:r>
+      <w:r>
+        <w:rPr>
+          <w:rFonts w:ascii="Aptos" w:hAnsi="Aptos"/>
+          <w:color w:val="1F2937"/>
+          <w:sz w:val="19"/>
+        </w:rPr>
+        <w:t xml:space="preserve">Ikuti perubahan berikut per use case. Jalankan test setelah setiap kelompok perubahan.</w:t>
+      </w:r>
+    </w:p>
+    <w:p>
+      <w:pPr>
+        <w:pStyle w:val="ListBody"/>
+        <w:numPr>
+          <w:ilvl w:val="0"/>
+          <w:numId w:val="10"/>
+        </w:numPr>
+      </w:pPr>
+      <w:r>
+        <w:rPr>
+          <w:rFonts w:ascii="Aptos" w:hAnsi="Aptos"/>
+          <w:color w:val="1F2937"/>
+          <w:sz w:val="19"/>
+        </w:rPr>
+        <w:t xml:space="preserve">UC-19: buat </w:t>
+      </w:r>
+      <w:r>
+        <w:rPr>
+          <w:rFonts w:ascii="Consolas" w:hAnsi="Consolas"/>
+          <w:color w:val="C11B12"/>
+          <w:sz w:val="17"/>
+          <w:shd w:fill="ECEFF3"/>
+        </w:rPr>
+        <w:t xml:space="preserve">LoginLockout</w:t>
+      </w:r>
+      <w:r>
+        <w:rPr>
+          <w:rFonts w:ascii="Aptos" w:hAnsi="Aptos"/>
+          <w:color w:val="1F2937"/>
+          <w:sz w:val="19"/>
+        </w:rPr>
+        <w:t xml:space="preserve">, daftarkan </w:t>
+      </w:r>
+      <w:r>
+        <w:rPr>
+          <w:rFonts w:ascii="Consolas" w:hAnsi="Consolas"/>
+          <w:color w:val="C11B12"/>
+          <w:sz w:val="17"/>
+          <w:shd w:fill="ECEFF3"/>
+        </w:rPr>
+        <w:t xml:space="preserve">Fortify::authenticateUsing</w:t>
+      </w:r>
+      <w:r>
+        <w:rPr>
+          <w:rFonts w:ascii="Aptos" w:hAnsi="Aptos"/>
+          <w:color w:val="1F2937"/>
+          <w:sz w:val="19"/>
+        </w:rPr>
+        <w:t xml:space="preserve"> (pesan generik, tolak akun nonaktif, kunci setelah 5 kali gagal), ubah limiter </w:t>
+      </w:r>
+      <w:r>
+        <w:rPr>
+          <w:rFonts w:ascii="Consolas" w:hAnsi="Consolas"/>
+          <w:color w:val="C11B12"/>
+          <w:sz w:val="17"/>
+          <w:shd w:fill="ECEFF3"/>
+        </w:rPr>
+        <w:t xml:space="preserve">login</w:t>
+      </w:r>
+      <w:r>
+        <w:rPr>
+          <w:rFonts w:ascii="Aptos" w:hAnsi="Aptos"/>
+          <w:color w:val="1F2937"/>
+          <w:sz w:val="19"/>
+        </w:rPr>
+        <w:t xml:space="preserve"> menjadi lapis per-IP 20/menit.</w:t>
+      </w:r>
+    </w:p>
+    <w:p>
+      <w:pPr>
+        <w:pStyle w:val="ListBody"/>
+        <w:numPr>
+          <w:ilvl w:val="0"/>
+          <w:numId w:val="10"/>
+        </w:numPr>
+      </w:pPr>
+      <w:r>
+        <w:rPr>
+          <w:rFonts w:ascii="Aptos" w:hAnsi="Aptos"/>
+          <w:color w:val="1F2937"/>
+          <w:sz w:val="19"/>
+        </w:rPr>
+        <w:t xml:space="preserve">UC-19: arahkan route </w:t>
+      </w:r>
+      <w:r>
+        <w:rPr>
+          <w:rFonts w:ascii="Consolas" w:hAnsi="Consolas"/>
+          <w:color w:val="C11B12"/>
+          <w:sz w:val="17"/>
+          <w:shd w:fill="ECEFF3"/>
+        </w:rPr>
+        <w:t xml:space="preserve">dashboard</w:t>
+      </w:r>
+      <w:r>
+        <w:rPr>
+          <w:rFonts w:ascii="Aptos" w:hAnsi="Aptos"/>
+          <w:color w:val="1F2937"/>
+          <w:sz w:val="19"/>
+        </w:rPr>
+        <w:t xml:space="preserve"> ke </w:t>
+      </w:r>
+      <w:r>
+        <w:rPr>
+          <w:rFonts w:ascii="Consolas" w:hAnsi="Consolas"/>
+          <w:color w:val="C11B12"/>
+          <w:sz w:val="17"/>
+          <w:shd w:fill="ECEFF3"/>
+        </w:rPr>
+        <w:t xml:space="preserve">DashboardRedirectController</w:t>
+      </w:r>
+      <w:r>
+        <w:rPr>
+          <w:rFonts w:ascii="Aptos" w:hAnsi="Aptos"/>
+          <w:color w:val="1F2937"/>
+          <w:sz w:val="19"/>
+        </w:rPr>
+        <w:t xml:space="preserve">; set </w:t>
+      </w:r>
+      <w:r>
+        <w:rPr>
+          <w:rFonts w:ascii="Consolas" w:hAnsi="Consolas"/>
+          <w:color w:val="C11B12"/>
+          <w:sz w:val="17"/>
+          <w:shd w:fill="ECEFF3"/>
+        </w:rPr>
+        <w:t xml:space="preserve">SESSION_LIFETIME=480</w:t>
+      </w:r>
+      <w:r>
+        <w:rPr>
+          <w:rFonts w:ascii="Aptos" w:hAnsi="Aptos"/>
+          <w:color w:val="1F2937"/>
+          <w:sz w:val="19"/>
+        </w:rPr>
+        <w:t xml:space="preserve">; terjemahkan halaman masuk sesuai mockup.</w:t>
+      </w:r>
+    </w:p>
+    <w:p>
+      <w:pPr>
+        <w:pStyle w:val="ListBody"/>
+        <w:numPr>
+          <w:ilvl w:val="0"/>
+          <w:numId w:val="10"/>
+        </w:numPr>
+      </w:pPr>
+      <w:r>
+        <w:rPr>
+          <w:rFonts w:ascii="Aptos" w:hAnsi="Aptos"/>
+          <w:color w:val="1F2937"/>
+          <w:sz w:val="19"/>
+        </w:rPr>
+        <w:t xml:space="preserve">UC-21: perluas </w:t>
+      </w:r>
+      <w:r>
+        <w:rPr>
+          <w:rFonts w:ascii="Consolas" w:hAnsi="Consolas"/>
+          <w:color w:val="C11B12"/>
+          <w:sz w:val="17"/>
+          <w:shd w:fill="ECEFF3"/>
+        </w:rPr>
+        <w:t xml:space="preserve">StoreTenantRequest</w:t>
+      </w:r>
+      <w:r>
+        <w:rPr>
+          <w:rFonts w:ascii="Aptos" w:hAnsi="Aptos"/>
+          <w:color w:val="1F2937"/>
+          <w:sz w:val="19"/>
+        </w:rPr>
+        <w:t xml:space="preserve"> (pic_name, pic_email unik, bank_code, account_holder, account_number) dan </w:t>
+      </w:r>
+      <w:r>
+        <w:rPr>
+          <w:rFonts w:ascii="Consolas" w:hAnsi="Consolas"/>
+          <w:color w:val="C11B12"/>
+          <w:sz w:val="17"/>
+          <w:shd w:fill="ECEFF3"/>
+        </w:rPr>
+        <w:t xml:space="preserve">CreateTenant</w:t>
+      </w:r>
+      <w:r>
+        <w:rPr>
+          <w:rFonts w:ascii="Aptos" w:hAnsi="Aptos"/>
+          <w:color w:val="1F2937"/>
+          <w:sz w:val="19"/>
+        </w:rPr>
+        <w:t xml:space="preserve"> (akun owner + rekening utama + tautan atur kata sandi via </w:t>
+      </w:r>
+      <w:r>
+        <w:rPr>
+          <w:rFonts w:ascii="Consolas" w:hAnsi="Consolas"/>
+          <w:color w:val="C11B12"/>
+          <w:sz w:val="17"/>
+          <w:shd w:fill="ECEFF3"/>
+        </w:rPr>
+        <w:t xml:space="preserve">DB::afterCommit</w:t>
+      </w:r>
+      <w:r>
+        <w:rPr>
+          <w:rFonts w:ascii="Aptos" w:hAnsi="Aptos"/>
+          <w:color w:val="1F2937"/>
+          <w:sz w:val="19"/>
+        </w:rPr>
+        <w:t xml:space="preserve">).</w:t>
+      </w:r>
+    </w:p>
+    <w:p>
+      <w:pPr>
+        <w:pStyle w:val="ListBody"/>
+        <w:numPr>
+          <w:ilvl w:val="0"/>
+          <w:numId w:val="10"/>
+        </w:numPr>
+      </w:pPr>
+      <w:r>
+        <w:rPr>
+          <w:rFonts w:ascii="Aptos" w:hAnsi="Aptos"/>
+          <w:color w:val="1F2937"/>
+          <w:sz w:val="19"/>
+        </w:rPr>
+        <w:t xml:space="preserve">UC-21: tambah </w:t>
+      </w:r>
+      <w:r>
+        <w:rPr>
+          <w:rFonts w:ascii="Consolas" w:hAnsi="Consolas"/>
+          <w:color w:val="C11B12"/>
+          <w:sz w:val="17"/>
+          <w:shd w:fill="ECEFF3"/>
+        </w:rPr>
+        <w:t xml:space="preserve">ChangeTenantStatus</w:t>
+      </w:r>
+      <w:r>
+        <w:rPr>
+          <w:rFonts w:ascii="Aptos" w:hAnsi="Aptos"/>
+          <w:color w:val="1F2937"/>
+          <w:sz w:val="19"/>
+        </w:rPr>
+        <w:t xml:space="preserve"> + </w:t>
+      </w:r>
+      <w:r>
+        <w:rPr>
+          <w:rFonts w:ascii="Consolas" w:hAnsi="Consolas"/>
+          <w:color w:val="C11B12"/>
+          <w:sz w:val="17"/>
+          <w:shd w:fill="ECEFF3"/>
+        </w:rPr>
+        <w:t xml:space="preserve">AdminTenantStatusController</w:t>
+      </w:r>
+      <w:r>
+        <w:rPr>
+          <w:rFonts w:ascii="Aptos" w:hAnsi="Aptos"/>
+          <w:color w:val="1F2937"/>
+          <w:sz w:val="19"/>
+        </w:rPr>
+        <w:t xml:space="preserve"> (POST </w:t>
+      </w:r>
+      <w:r>
+        <w:rPr>
+          <w:rFonts w:ascii="Consolas" w:hAnsi="Consolas"/>
+          <w:color w:val="C11B12"/>
+          <w:sz w:val="17"/>
+          <w:shd w:fill="ECEFF3"/>
+        </w:rPr>
+        <w:t xml:space="preserve">admin/tenants/{tenant}/status</w:t>
+      </w:r>
+      <w:r>
+        <w:rPr>
+          <w:rFonts w:ascii="Aptos" w:hAnsi="Aptos"/>
+          <w:color w:val="1F2937"/>
+          <w:sz w:val="19"/>
+        </w:rPr>
+        <w:t xml:space="preserve">), tampilkan penanggung jawab, rekening, komisi aktif, dan riwayat komisi beserta pengelola.</w:t>
+      </w:r>
+    </w:p>
+    <w:p>
+      <w:pPr>
+        <w:pStyle w:val="ListBody"/>
+        <w:numPr>
+          <w:ilvl w:val="0"/>
+          <w:numId w:val="10"/>
+        </w:numPr>
+      </w:pPr>
+      <w:r>
+        <w:rPr>
+          <w:rFonts w:ascii="Aptos" w:hAnsi="Aptos"/>
+          <w:color w:val="1F2937"/>
+          <w:sz w:val="19"/>
+        </w:rPr>
+        <w:t xml:space="preserve">Jalankan </w:t>
+      </w:r>
+      <w:r>
+        <w:rPr>
+          <w:rFonts w:ascii="Consolas" w:hAnsi="Consolas"/>
+          <w:color w:val="C11B12"/>
+          <w:sz w:val="17"/>
+          <w:shd w:fill="ECEFF3"/>
+        </w:rPr>
+        <w:t xml:space="preserve">php artisan test --compact tests/Feature/Auth tests/Feature/TenantOnboardingTest.php</w:t>
+      </w:r>
+      <w:r>
+        <w:rPr>
+          <w:rFonts w:ascii="Aptos" w:hAnsi="Aptos"/>
+          <w:color w:val="1F2937"/>
+          <w:sz w:val="19"/>
+        </w:rPr>
+        <w:t xml:space="preserve">, lalu uji di browser: 5 kali salah sandi → terkunci; daftarkan tenant → atur sandi dari tautan → masuk sebagai owner.</w:t>
+      </w:r>
+    </w:p>
+    <w:p>
+      <w:pPr>
+        <w:pStyle w:val="ListBody"/>
+      </w:pPr>
+      <w:r>
+        <w:rPr>
+          <w:rFonts w:ascii="Aptos" w:hAnsi="Aptos"/>
+          <w:color w:val="1F2937"/>
+          <w:sz w:val="19"/>
+        </w:rPr>
+        <w:t xml:space="preserve">Perintah pembuatan berkas tahap ini (diverifikasi pada Laravel 13.25; baris # INFO adalah output nyata). Jalankan dari root repository, lalu isi berkas sesuai langkah di atas.</w:t>
+      </w:r>
+    </w:p>
+    <w:p>
+      <w:pPr>
+        <w:pStyle w:val="CodeHeader"/>
+        <w:shd w:fill="2D2D30"/>
+        <w:pBdr>
+          <w:left w:val="single" w:sz="4" w:space="8" w:color="2D2D30"/>
+        </w:pBdr>
+      </w:pPr>
+      <w:r>
+        <w:rPr>
+          <w:rFonts w:ascii="Consolas" w:hAnsi="Consolas"/>
+          <w:b/>
+          <w:color w:val="FFFFFF"/>
+          <w:sz w:val="16"/>
+        </w:rPr>
+        <w:t xml:space="preserve">BUAT FILE — MODUL 5 TAHAP 8   •   terminal pada root repository   •   BASH</w:t>
+      </w:r>
+    </w:p>
+    <w:p>
+      <w:pPr>
+        <w:pStyle w:val="CodeBlock"/>
+        <w:shd w:fill="1E1E1E"/>
+        <w:pBdr>
+          <w:left w:val="single" w:sz="4" w:space="8" w:color="1E1E1E"/>
+        </w:pBdr>
+      </w:pPr>
+      <w:r>
+        <w:rPr>
+          <w:rFonts w:ascii="Consolas" w:hAnsi="Consolas"/>
+          <w:color w:val="D4D4D4"/>
+          <w:sz w:val="16"/>
+        </w:rPr>
+        <w:t xml:space="preserve">php artisan make:class "App\Support\Auth\LoginLockout" --no-interaction</w:t>
+        <w:br/>
+      </w:r>
+      <w:r>
+        <w:rPr>
+          <w:rFonts w:ascii="Consolas" w:hAnsi="Consolas"/>
+          <w:color w:val="6A9955"/>
+          <w:sz w:val="16"/>
+        </w:rPr>
+        <w:t xml:space="preserve">#   INFO  Class [app/Support/Auth/LoginLockout.php] created successfully.</w:t>
+        <w:br/>
+      </w:r>
+      <w:r>
+        <w:rPr>
+          <w:rFonts w:ascii="Consolas" w:hAnsi="Consolas"/>
+          <w:color w:val="D4D4D4"/>
+          <w:sz w:val="16"/>
+        </w:rPr>
+        <w:t xml:space="preserve">php artisan make:controller DashboardRedirectController --invokable --no-interaction</w:t>
+        <w:br/>
+      </w:r>
+      <w:r>
+        <w:rPr>
+          <w:rFonts w:ascii="Consolas" w:hAnsi="Consolas"/>
+          <w:color w:val="6A9955"/>
+          <w:sz w:val="16"/>
+        </w:rPr>
+        <w:t xml:space="preserve">#   INFO  Controller [app/Http/Controllers/DashboardRedirectController.php] created successfully.</w:t>
+        <w:br/>
+      </w:r>
+      <w:r>
+        <w:rPr>
+          <w:rFonts w:ascii="Consolas" w:hAnsi="Consolas"/>
+          <w:color w:val="D4D4D4"/>
+          <w:sz w:val="16"/>
+        </w:rPr>
+        <w:t xml:space="preserve">php artisan make:class "App\Modules\Admin\Services\ChangeTenantStatus" --no-interaction</w:t>
+        <w:br/>
+      </w:r>
+      <w:r>
+        <w:rPr>
+          <w:rFonts w:ascii="Consolas" w:hAnsi="Consolas"/>
+          <w:color w:val="6A9955"/>
+          <w:sz w:val="16"/>
+        </w:rPr>
+        <w:t xml:space="preserve">#   INFO  Class [app/Modules/Admin/Services/ChangeTenantStatus.php] created successfully.</w:t>
+        <w:br/>
+      </w:r>
+      <w:r>
+        <w:rPr>
+          <w:rFonts w:ascii="Consolas" w:hAnsi="Consolas"/>
+          <w:color w:val="D4D4D4"/>
+          <w:sz w:val="16"/>
+        </w:rPr>
+        <w:t xml:space="preserve">php artisan make:controller "App\Modules\Admin\Http\Controllers\AdminTenantStatusController" --invokable --no-interaction</w:t>
+        <w:br/>
+      </w:r>
+      <w:r>
+        <w:rPr>
+          <w:rFonts w:ascii="Consolas" w:hAnsi="Consolas"/>
+          <w:color w:val="6A9955"/>
+          <w:sz w:val="16"/>
+        </w:rPr>
+        <w:t xml:space="preserve">#   INFO  Controller [app/Modules/Admin/Http/Controllers/AdminTenantStatusController.php] created successfully.</w:t>
+        <w:br/>
+      </w:r>
+      <w:r>
+        <w:rPr>
+          <w:rFonts w:ascii="Consolas" w:hAnsi="Consolas"/>
+          <w:color w:val="D4D4D4"/>
+          <w:sz w:val="16"/>
+        </w:rPr>
+        <w:t xml:space="preserve">php artisan make:test --phpunit Auth/LoginLockoutTest --no-interaction</w:t>
+        <w:br/>
+      </w:r>
+      <w:r>
+        <w:rPr>
+          <w:rFonts w:ascii="Consolas" w:hAnsi="Consolas"/>
+          <w:color w:val="6A9955"/>
+          <w:sz w:val="16"/>
+        </w:rPr>
+        <w:t xml:space="preserve">#   INFO  Test [tests/Feature/Auth/LoginLockoutTest.php] created successfully.</w:t>
+        <w:br/>
+      </w:r>
+      <w:r>
+        <w:rPr>
+          <w:rFonts w:ascii="Consolas" w:hAnsi="Consolas"/>
+          <w:color w:val="D4D4D4"/>
+          <w:sz w:val="16"/>
+        </w:rPr>
+        <w:t xml:space="preserve">php artisan make:test --phpunit TenantOnboardingTest --no-interaction</w:t>
+        <w:br/>
+      </w:r>
+      <w:r>
+        <w:rPr>
+          <w:rFonts w:ascii="Consolas" w:hAnsi="Consolas"/>
+          <w:color w:val="6A9955"/>
+          <w:sz w:val="16"/>
+        </w:rPr>
+        <w:t xml:space="preserve">#   INFO  Test [tests/Feature/TenantOnboardingTest.php] created successfully.</w:t>
+      </w:r>
+    </w:p>
+    <w:p>
+      <w:pPr>
+        <w:pStyle w:val="ListBody"/>
+        <w:numPr>
+          <w:ilvl w:val="0"/>
+          <w:numId w:val="10"/>
+        </w:numPr>
+      </w:pPr>
+      <w:r>
+        <w:rPr>
+          <w:rFonts w:ascii="Consolas" w:hAnsi="Consolas"/>
+          <w:color w:val="C11B12"/>
+          <w:sz w:val="17"/>
+          <w:shd w:fill="ECEFF3"/>
+        </w:rPr>
+        <w:t xml:space="preserve">php artisan make:class "App\Support\Auth\LoginLockout" --no-interaction</w:t>
+      </w:r>
+      <w:r>
+        <w:rPr>
+          <w:rFonts w:ascii="Aptos" w:hAnsi="Aptos"/>
+          <w:color w:val="1F2937"/>
+          <w:sz w:val="19"/>
+        </w:rPr>
+        <w:t xml:space="preserve"> — Membuat kelas penguncian akun UC-19 (penghitung gagal + kunci di cache). Hasil: </w:t>
+      </w:r>
+      <w:r>
+        <w:rPr>
+          <w:rFonts w:ascii="Consolas" w:hAnsi="Consolas"/>
+          <w:color w:val="C11B12"/>
+          <w:sz w:val="17"/>
+          <w:shd w:fill="ECEFF3"/>
+        </w:rPr>
+        <w:t xml:space="preserve">app/Support/Auth/LoginLockout.php</w:t>
+      </w:r>
+      <w:r>
+        <w:rPr>
+          <w:rFonts w:ascii="Aptos" w:hAnsi="Aptos"/>
+          <w:color w:val="1F2937"/>
+          <w:sz w:val="19"/>
+        </w:rPr>
+        <w:t xml:space="preserve">.</w:t>
+      </w:r>
+    </w:p>
+    <w:p>
+      <w:pPr>
+        <w:pStyle w:val="ListBody"/>
+        <w:numPr>
+          <w:ilvl w:val="0"/>
+          <w:numId w:val="10"/>
+        </w:numPr>
+      </w:pPr>
+      <w:r>
+        <w:rPr>
+          <w:rFonts w:ascii="Consolas" w:hAnsi="Consolas"/>
+          <w:color w:val="C11B12"/>
+          <w:sz w:val="17"/>
+          <w:shd w:fill="ECEFF3"/>
+        </w:rPr>
+        <w:t xml:space="preserve">php artisan make:controller DashboardRedirectController --invokable --no-interaction</w:t>
+      </w:r>
+      <w:r>
+        <w:rPr>
+          <w:rFonts w:ascii="Aptos" w:hAnsi="Aptos"/>
+          <w:color w:val="1F2937"/>
+          <w:sz w:val="19"/>
+        </w:rPr>
+        <w:t xml:space="preserve"> — Membuat controller invokable redirect dasbor per peran (UC-19 langkah 5). Hasil: </w:t>
+      </w:r>
+      <w:r>
+        <w:rPr>
+          <w:rFonts w:ascii="Consolas" w:hAnsi="Consolas"/>
+          <w:color w:val="C11B12"/>
+          <w:sz w:val="17"/>
+          <w:shd w:fill="ECEFF3"/>
+        </w:rPr>
+        <w:t xml:space="preserve">app/Http/Controllers/DashboardRedirectController.php</w:t>
+      </w:r>
+      <w:r>
+        <w:rPr>
+          <w:rFonts w:ascii="Aptos" w:hAnsi="Aptos"/>
+          <w:color w:val="1F2937"/>
+          <w:sz w:val="19"/>
+        </w:rPr>
+        <w:t xml:space="preserve">.</w:t>
+      </w:r>
+    </w:p>
+    <w:p>
+      <w:pPr>
+        <w:pStyle w:val="ListBody"/>
+        <w:numPr>
+          <w:ilvl w:val="0"/>
+          <w:numId w:val="10"/>
+        </w:numPr>
+      </w:pPr>
+      <w:r>
+        <w:rPr>
+          <w:rFonts w:ascii="Consolas" w:hAnsi="Consolas"/>
+          <w:color w:val="C11B12"/>
+          <w:sz w:val="17"/>
+          <w:shd w:fill="ECEFF3"/>
+        </w:rPr>
+        <w:t xml:space="preserve">php artisan make:class "App\Modules\Admin\Services\ChangeTenantStatus" --no-interaction</w:t>
+      </w:r>
+      <w:r>
+        <w:rPr>
+          <w:rFonts w:ascii="Aptos" w:hAnsi="Aptos"/>
+          <w:color w:val="1F2937"/>
+          <w:sz w:val="19"/>
+        </w:rPr>
+        <w:t xml:space="preserve"> — Membuat service aktif/nonaktif tenant di modul Admin (UC-21 alur 3a). Hasil: </w:t>
+      </w:r>
+      <w:r>
+        <w:rPr>
+          <w:rFonts w:ascii="Consolas" w:hAnsi="Consolas"/>
+          <w:color w:val="C11B12"/>
+          <w:sz w:val="17"/>
+          <w:shd w:fill="ECEFF3"/>
+        </w:rPr>
+        <w:t xml:space="preserve">app/Modules/Admin/Services/ChangeTenantStatus.php</w:t>
+      </w:r>
+      <w:r>
+        <w:rPr>
+          <w:rFonts w:ascii="Aptos" w:hAnsi="Aptos"/>
+          <w:color w:val="1F2937"/>
+          <w:sz w:val="19"/>
+        </w:rPr>
+        <w:t xml:space="preserve">.</w:t>
+      </w:r>
+    </w:p>
+    <w:p>
+      <w:pPr>
+        <w:pStyle w:val="ListBody"/>
+        <w:numPr>
+          <w:ilvl w:val="0"/>
+          <w:numId w:val="10"/>
+        </w:numPr>
+      </w:pPr>
+      <w:r>
+        <w:rPr>
+          <w:rFonts w:ascii="Consolas" w:hAnsi="Consolas"/>
+          <w:color w:val="C11B12"/>
+          <w:sz w:val="17"/>
+          <w:shd w:fill="ECEFF3"/>
+        </w:rPr>
+        <w:t xml:space="preserve">php artisan make:controller "App\Modules\Admin\Http\Controllers\AdminTenantStatusController" --invokable --no-interaction</w:t>
+      </w:r>
+      <w:r>
+        <w:rPr>
+          <w:rFonts w:ascii="Aptos" w:hAnsi="Aptos"/>
+          <w:color w:val="1F2937"/>
+          <w:sz w:val="19"/>
+        </w:rPr>
+        <w:t xml:space="preserve"> — Membuat controller invokable status tenant langsung di folder modul Admin (FQN). Hasil: </w:t>
+      </w:r>
+      <w:r>
+        <w:rPr>
+          <w:rFonts w:ascii="Consolas" w:hAnsi="Consolas"/>
+          <w:color w:val="C11B12"/>
+          <w:sz w:val="17"/>
+          <w:shd w:fill="ECEFF3"/>
+        </w:rPr>
+        <w:t xml:space="preserve">app/Modules/Admin/Http/Controllers/AdminTenantStatusController.php</w:t>
+      </w:r>
+      <w:r>
+        <w:rPr>
+          <w:rFonts w:ascii="Aptos" w:hAnsi="Aptos"/>
+          <w:color w:val="1F2937"/>
+          <w:sz w:val="19"/>
+        </w:rPr>
+        <w:t xml:space="preserve">.</w:t>
+      </w:r>
+    </w:p>
+    <w:p>
+      <w:pPr>
+        <w:pStyle w:val="ListBody"/>
+        <w:numPr>
+          <w:ilvl w:val="0"/>
+          <w:numId w:val="10"/>
+        </w:numPr>
+      </w:pPr>
+      <w:r>
+        <w:rPr>
+          <w:rFonts w:ascii="Consolas" w:hAnsi="Consolas"/>
+          <w:color w:val="C11B12"/>
+          <w:sz w:val="17"/>
+          <w:shd w:fill="ECEFF3"/>
+        </w:rPr>
+        <w:t xml:space="preserve">php artisan make:test --phpunit Auth/LoginLockoutTest --no-interaction</w:t>
+      </w:r>
+      <w:r>
+        <w:rPr>
+          <w:rFonts w:ascii="Aptos" w:hAnsi="Aptos"/>
+          <w:color w:val="1F2937"/>
+          <w:sz w:val="19"/>
+        </w:rPr>
+        <w:t xml:space="preserve"> — Membuat feature test UC-19. Hasil: </w:t>
+      </w:r>
+      <w:r>
+        <w:rPr>
+          <w:rFonts w:ascii="Consolas" w:hAnsi="Consolas"/>
+          <w:color w:val="C11B12"/>
+          <w:sz w:val="17"/>
+          <w:shd w:fill="ECEFF3"/>
+        </w:rPr>
+        <w:t xml:space="preserve">tests/Feature/Auth/LoginLockoutTest.php</w:t>
+      </w:r>
+      <w:r>
+        <w:rPr>
+          <w:rFonts w:ascii="Aptos" w:hAnsi="Aptos"/>
+          <w:color w:val="1F2937"/>
+          <w:sz w:val="19"/>
+        </w:rPr>
+        <w:t xml:space="preserve">.</w:t>
+      </w:r>
+    </w:p>
+    <w:p>
+      <w:pPr>
+        <w:pStyle w:val="ListBody"/>
+        <w:numPr>
+          <w:ilvl w:val="0"/>
+          <w:numId w:val="10"/>
+        </w:numPr>
+      </w:pPr>
+      <w:r>
+        <w:rPr>
+          <w:rFonts w:ascii="Consolas" w:hAnsi="Consolas"/>
+          <w:color w:val="C11B12"/>
+          <w:sz w:val="17"/>
+          <w:shd w:fill="ECEFF3"/>
+        </w:rPr>
+        <w:t xml:space="preserve">php artisan make:test --phpunit TenantOnboardingTest --no-interaction</w:t>
+      </w:r>
+      <w:r>
+        <w:rPr>
+          <w:rFonts w:ascii="Aptos" w:hAnsi="Aptos"/>
+          <w:color w:val="1F2937"/>
+          <w:sz w:val="19"/>
+        </w:rPr>
+        <w:t xml:space="preserve"> — Membuat feature test UC-21. Hasil: </w:t>
+      </w:r>
+      <w:r>
+        <w:rPr>
+          <w:rFonts w:ascii="Consolas" w:hAnsi="Consolas"/>
+          <w:color w:val="C11B12"/>
+          <w:sz w:val="17"/>
+          <w:shd w:fill="ECEFF3"/>
+        </w:rPr>
+        <w:t xml:space="preserve">tests/Feature/TenantOnboardingTest.php</w:t>
+      </w:r>
+      <w:r>
+        <w:rPr>
+          <w:rFonts w:ascii="Aptos" w:hAnsi="Aptos"/>
+          <w:color w:val="1F2937"/>
+          <w:sz w:val="19"/>
+        </w:rPr>
+        <w:t xml:space="preserve">.</w:t>
+      </w:r>
+    </w:p>
+    <w:p>
+      <w:pPr>
+        <w:pStyle w:val="Heading3"/>
+      </w:pPr>
+      <w:r>
+        <w:rPr>
+          <w:rFonts w:ascii="Aptos Display" w:hAnsi="Aptos Display"/>
+          <w:color w:val="FF2D20"/>
+        </w:rPr>
+        <w:t xml:space="preserve">Perubahan Baris Kode — Tahap 8</w:t>
+      </w:r>
+    </w:p>
+    <w:p>
+      <w:pPr>
+        <w:pStyle w:val="ListBody"/>
+        <w:numPr>
+          <w:ilvl w:val="0"/>
+          <w:numId w:val="10"/>
+        </w:numPr>
+      </w:pPr>
+      <w:r>
+        <w:rPr>
+          <w:rFonts w:ascii="Consolas" w:hAnsi="Consolas"/>
+          <w:color w:val="C11B12"/>
+          <w:sz w:val="17"/>
+          <w:shd w:fill="ECEFF3"/>
+        </w:rPr>
+        <w:t xml:space="preserve">app/Providers/FortifyServiceProvider.php</w:t>
+      </w:r>
+      <w:r>
+        <w:rPr>
+          <w:rFonts w:ascii="Aptos" w:hAnsi="Aptos"/>
+          <w:color w:val="1F2937"/>
+          <w:sz w:val="19"/>
+        </w:rPr>
+        <w:t xml:space="preserve"> — tambah </w:t>
+      </w:r>
+      <w:r>
+        <w:rPr>
+          <w:rFonts w:ascii="Consolas" w:hAnsi="Consolas"/>
+          <w:color w:val="C11B12"/>
+          <w:sz w:val="17"/>
+          <w:shd w:fill="ECEFF3"/>
+        </w:rPr>
+        <w:t xml:space="preserve">configureAuthentication()</w:t>
+      </w:r>
+      <w:r>
+        <w:rPr>
+          <w:rFonts w:ascii="Aptos" w:hAnsi="Aptos"/>
+          <w:color w:val="1F2937"/>
+          <w:sz w:val="19"/>
+        </w:rPr>
+        <w:t xml:space="preserve"> (Fortify::authenticateUsing + LoginLockout); limiter </w:t>
+      </w:r>
+      <w:r>
+        <w:rPr>
+          <w:rFonts w:ascii="Consolas" w:hAnsi="Consolas"/>
+          <w:color w:val="C11B12"/>
+          <w:sz w:val="17"/>
+          <w:shd w:fill="ECEFF3"/>
+        </w:rPr>
+        <w:t xml:space="preserve">login</w:t>
+      </w:r>
+      <w:r>
+        <w:rPr>
+          <w:rFonts w:ascii="Aptos" w:hAnsi="Aptos"/>
+          <w:color w:val="1F2937"/>
+          <w:sz w:val="19"/>
+        </w:rPr>
+        <w:t xml:space="preserve"> menjadi </w:t>
+      </w:r>
+      <w:r>
+        <w:rPr>
+          <w:rFonts w:ascii="Consolas" w:hAnsi="Consolas"/>
+          <w:color w:val="C11B12"/>
+          <w:sz w:val="17"/>
+          <w:shd w:fill="ECEFF3"/>
+        </w:rPr>
+        <w:t xml:space="preserve">Limit::perMinute(20)-&gt;by(ip)</w:t>
+      </w:r>
+      <w:r>
+        <w:rPr>
+          <w:rFonts w:ascii="Aptos" w:hAnsi="Aptos"/>
+          <w:color w:val="1F2937"/>
+          <w:sz w:val="19"/>
+        </w:rPr>
+        <w:t xml:space="preserve">.</w:t>
+      </w:r>
+    </w:p>
+    <w:p>
+      <w:pPr>
+        <w:pStyle w:val="ListBody"/>
+        <w:numPr>
+          <w:ilvl w:val="0"/>
+          <w:numId w:val="10"/>
+        </w:numPr>
+      </w:pPr>
+      <w:r>
+        <w:rPr>
+          <w:rFonts w:ascii="Consolas" w:hAnsi="Consolas"/>
+          <w:color w:val="C11B12"/>
+          <w:sz w:val="17"/>
+          <w:shd w:fill="ECEFF3"/>
+        </w:rPr>
+        <w:t xml:space="preserve">routes/web.php</w:t>
+      </w:r>
+      <w:r>
+        <w:rPr>
+          <w:rFonts w:ascii="Aptos" w:hAnsi="Aptos"/>
+          <w:color w:val="1F2937"/>
+          <w:sz w:val="19"/>
+        </w:rPr>
+        <w:t xml:space="preserve"> — </w:t>
+      </w:r>
+      <w:r>
+        <w:rPr>
+          <w:rFonts w:ascii="Consolas" w:hAnsi="Consolas"/>
+          <w:color w:val="C11B12"/>
+          <w:sz w:val="17"/>
+          <w:shd w:fill="ECEFF3"/>
+        </w:rPr>
+        <w:t xml:space="preserve">Route::get('dashboard', DashboardRedirectController::class)</w:t>
+      </w:r>
+      <w:r>
+        <w:rPr>
+          <w:rFonts w:ascii="Aptos" w:hAnsi="Aptos"/>
+          <w:color w:val="1F2937"/>
+          <w:sz w:val="19"/>
+        </w:rPr>
+        <w:t xml:space="preserve"> menggantikan </w:t>
+      </w:r>
+      <w:r>
+        <w:rPr>
+          <w:rFonts w:ascii="Consolas" w:hAnsi="Consolas"/>
+          <w:color w:val="C11B12"/>
+          <w:sz w:val="17"/>
+          <w:shd w:fill="ECEFF3"/>
+        </w:rPr>
+        <w:t xml:space="preserve">Route::view</w:t>
+      </w:r>
+      <w:r>
+        <w:rPr>
+          <w:rFonts w:ascii="Aptos" w:hAnsi="Aptos"/>
+          <w:color w:val="1F2937"/>
+          <w:sz w:val="19"/>
+        </w:rPr>
+        <w:t xml:space="preserve">.</w:t>
+      </w:r>
+    </w:p>
+    <w:p>
+      <w:pPr>
+        <w:pStyle w:val="ListBody"/>
+        <w:numPr>
+          <w:ilvl w:val="0"/>
+          <w:numId w:val="10"/>
+        </w:numPr>
+      </w:pPr>
+      <w:r>
+        <w:rPr>
+          <w:rFonts w:ascii="Consolas" w:hAnsi="Consolas"/>
+          <w:color w:val="C11B12"/>
+          <w:sz w:val="17"/>
+          <w:shd w:fill="ECEFF3"/>
+        </w:rPr>
+        <w:t xml:space="preserve">config/session.php</w:t>
+      </w:r>
+      <w:r>
+        <w:rPr>
+          <w:rFonts w:ascii="Aptos" w:hAnsi="Aptos"/>
+          <w:color w:val="1F2937"/>
+          <w:sz w:val="19"/>
+        </w:rPr>
+        <w:t xml:space="preserve"> dan </w:t>
+      </w:r>
+      <w:r>
+        <w:rPr>
+          <w:rFonts w:ascii="Consolas" w:hAnsi="Consolas"/>
+          <w:color w:val="C11B12"/>
+          <w:sz w:val="17"/>
+          <w:shd w:fill="ECEFF3"/>
+        </w:rPr>
+        <w:t xml:space="preserve">.env.example</w:t>
+      </w:r>
+      <w:r>
+        <w:rPr>
+          <w:rFonts w:ascii="Aptos" w:hAnsi="Aptos"/>
+          <w:color w:val="1F2937"/>
+          <w:sz w:val="19"/>
+        </w:rPr>
+        <w:t xml:space="preserve"> — </w:t>
+      </w:r>
+      <w:r>
+        <w:rPr>
+          <w:rFonts w:ascii="Consolas" w:hAnsi="Consolas"/>
+          <w:color w:val="C11B12"/>
+          <w:sz w:val="17"/>
+          <w:shd w:fill="ECEFF3"/>
+        </w:rPr>
+        <w:t xml:space="preserve">SESSION_LIFETIME</w:t>
+      </w:r>
+      <w:r>
+        <w:rPr>
+          <w:rFonts w:ascii="Aptos" w:hAnsi="Aptos"/>
+          <w:color w:val="1F2937"/>
+          <w:sz w:val="19"/>
+        </w:rPr>
+        <w:t xml:space="preserve"> default 480 menit.</w:t>
+      </w:r>
+    </w:p>
+    <w:p>
+      <w:pPr>
+        <w:pStyle w:val="ListBody"/>
+        <w:numPr>
+          <w:ilvl w:val="0"/>
+          <w:numId w:val="10"/>
+        </w:numPr>
+      </w:pPr>
+      <w:r>
+        <w:rPr>
+          <w:rFonts w:ascii="Consolas" w:hAnsi="Consolas"/>
+          <w:color w:val="C11B12"/>
+          <w:sz w:val="17"/>
+          <w:shd w:fill="ECEFF3"/>
+        </w:rPr>
+        <w:t xml:space="preserve">resources/views/pages/auth/login.blade.php</w:t>
+      </w:r>
+      <w:r>
+        <w:rPr>
+          <w:rFonts w:ascii="Aptos" w:hAnsi="Aptos"/>
+          <w:color w:val="1F2937"/>
+          <w:sz w:val="19"/>
+        </w:rPr>
+        <w:t xml:space="preserve"> dan </w:t>
+      </w:r>
+      <w:r>
+        <w:rPr>
+          <w:rFonts w:ascii="Consolas" w:hAnsi="Consolas"/>
+          <w:color w:val="C11B12"/>
+          <w:sz w:val="17"/>
+          <w:shd w:fill="ECEFF3"/>
+        </w:rPr>
+        <w:t xml:space="preserve">components/passkey-verify.blade.php</w:t>
+      </w:r>
+      <w:r>
+        <w:rPr>
+          <w:rFonts w:ascii="Aptos" w:hAnsi="Aptos"/>
+          <w:color w:val="1F2937"/>
+          <w:sz w:val="19"/>
+        </w:rPr>
+        <w:t xml:space="preserve"> — teks Bahasa Indonesia + keterangan kebijakan penguncian.</w:t>
+      </w:r>
+    </w:p>
+    <w:p>
+      <w:pPr>
+        <w:pStyle w:val="ListBody"/>
+        <w:numPr>
+          <w:ilvl w:val="0"/>
+          <w:numId w:val="10"/>
+        </w:numPr>
+      </w:pPr>
+      <w:r>
+        <w:rPr>
+          <w:rFonts w:ascii="Consolas" w:hAnsi="Consolas"/>
+          <w:color w:val="C11B12"/>
+          <w:sz w:val="17"/>
+          <w:shd w:fill="ECEFF3"/>
+        </w:rPr>
+        <w:t xml:space="preserve">app/Modules/Admin/Http/Requests/StoreTenantRequest.php</w:t>
+      </w:r>
+      <w:r>
+        <w:rPr>
+          <w:rFonts w:ascii="Aptos" w:hAnsi="Aptos"/>
+          <w:color w:val="1F2937"/>
+          <w:sz w:val="19"/>
+        </w:rPr>
+        <w:t xml:space="preserve"> — aturan pic_name, pic_email (unique users), bank_code, account_holder, account_number + </w:t>
+      </w:r>
+      <w:r>
+        <w:rPr>
+          <w:rFonts w:ascii="Consolas" w:hAnsi="Consolas"/>
+          <w:color w:val="C11B12"/>
+          <w:sz w:val="17"/>
+          <w:shd w:fill="ECEFF3"/>
+        </w:rPr>
+        <w:t xml:space="preserve">attributes()</w:t>
+      </w:r>
+      <w:r>
+        <w:rPr>
+          <w:rFonts w:ascii="Aptos" w:hAnsi="Aptos"/>
+          <w:color w:val="1F2937"/>
+          <w:sz w:val="19"/>
+        </w:rPr>
+        <w:t xml:space="preserve">.</w:t>
+      </w:r>
+    </w:p>
+    <w:p>
+      <w:pPr>
+        <w:pStyle w:val="ListBody"/>
+        <w:numPr>
+          <w:ilvl w:val="0"/>
+          <w:numId w:val="10"/>
+        </w:numPr>
+      </w:pPr>
+      <w:r>
+        <w:rPr>
+          <w:rFonts w:ascii="Consolas" w:hAnsi="Consolas"/>
+          <w:color w:val="C11B12"/>
+          <w:sz w:val="17"/>
+          <w:shd w:fill="ECEFF3"/>
+        </w:rPr>
+        <w:t xml:space="preserve">app/Modules/Admin/Services/CreateTenant.php</w:t>
+      </w:r>
+      <w:r>
+        <w:rPr>
+          <w:rFonts w:ascii="Aptos" w:hAnsi="Aptos"/>
+          <w:color w:val="1F2937"/>
+          <w:sz w:val="19"/>
+        </w:rPr>
+        <w:t xml:space="preserve"> — injeksi </w:t>
+      </w:r>
+      <w:r>
+        <w:rPr>
+          <w:rFonts w:ascii="Consolas" w:hAnsi="Consolas"/>
+          <w:color w:val="C11B12"/>
+          <w:sz w:val="17"/>
+          <w:shd w:fill="ECEFF3"/>
+        </w:rPr>
+        <w:t xml:space="preserve">ManageBankAccount</w:t>
+      </w:r>
+      <w:r>
+        <w:rPr>
+          <w:rFonts w:ascii="Aptos" w:hAnsi="Aptos"/>
+          <w:color w:val="1F2937"/>
+          <w:sz w:val="19"/>
+        </w:rPr>
+        <w:t xml:space="preserve"> dan </w:t>
+      </w:r>
+      <w:r>
+        <w:rPr>
+          <w:rFonts w:ascii="Consolas" w:hAnsi="Consolas"/>
+          <w:color w:val="C11B12"/>
+          <w:sz w:val="17"/>
+          <w:shd w:fill="ECEFF3"/>
+        </w:rPr>
+        <w:t xml:space="preserve">AssignTenantRole</w:t>
+      </w:r>
+      <w:r>
+        <w:rPr>
+          <w:rFonts w:ascii="Aptos" w:hAnsi="Aptos"/>
+          <w:color w:val="1F2937"/>
+          <w:sz w:val="19"/>
+        </w:rPr>
+        <w:t xml:space="preserve">; audit komisi awal; akun owner + rekening utama; </w:t>
+      </w:r>
+      <w:r>
+        <w:rPr>
+          <w:rFonts w:ascii="Consolas" w:hAnsi="Consolas"/>
+          <w:color w:val="C11B12"/>
+          <w:sz w:val="17"/>
+          <w:shd w:fill="ECEFF3"/>
+        </w:rPr>
+        <w:t xml:space="preserve">Password::broker()-&gt;sendResetLink</w:t>
+      </w:r>
+      <w:r>
+        <w:rPr>
+          <w:rFonts w:ascii="Aptos" w:hAnsi="Aptos"/>
+          <w:color w:val="1F2937"/>
+          <w:sz w:val="19"/>
+        </w:rPr>
+        <w:t xml:space="preserve"> setelah commit.</w:t>
+      </w:r>
+    </w:p>
+    <w:p>
+      <w:pPr>
+        <w:pStyle w:val="ListBody"/>
+        <w:numPr>
+          <w:ilvl w:val="0"/>
+          <w:numId w:val="10"/>
+        </w:numPr>
+      </w:pPr>
+      <w:r>
+        <w:rPr>
+          <w:rFonts w:ascii="Consolas" w:hAnsi="Consolas"/>
+          <w:color w:val="C11B12"/>
+          <w:sz w:val="17"/>
+          <w:shd w:fill="ECEFF3"/>
+        </w:rPr>
+        <w:t xml:space="preserve">app/Modules/Admin/Http/Controllers/AdminTenantController.php</w:t>
+      </w:r>
+      <w:r>
+        <w:rPr>
+          <w:rFonts w:ascii="Aptos" w:hAnsi="Aptos"/>
+          <w:color w:val="1F2937"/>
+          <w:sz w:val="19"/>
+        </w:rPr>
+        <w:t xml:space="preserve"> — index eager load owner/rekening/komisi aktif; edit memuat komisi aktif dan pengelola pengubah dari </w:t>
+      </w:r>
+      <w:r>
+        <w:rPr>
+          <w:rFonts w:ascii="Consolas" w:hAnsi="Consolas"/>
+          <w:color w:val="C11B12"/>
+          <w:sz w:val="17"/>
+          <w:shd w:fill="ECEFF3"/>
+        </w:rPr>
+        <w:t xml:space="preserve">audit_logs</w:t>
+      </w:r>
+      <w:r>
+        <w:rPr>
+          <w:rFonts w:ascii="Aptos" w:hAnsi="Aptos"/>
+          <w:color w:val="1F2937"/>
+          <w:sz w:val="19"/>
+        </w:rPr>
+        <w:t xml:space="preserve">.</w:t>
+      </w:r>
+    </w:p>
+    <w:p>
+      <w:pPr>
+        <w:pStyle w:val="ListBody"/>
+        <w:numPr>
+          <w:ilvl w:val="0"/>
+          <w:numId w:val="10"/>
+        </w:numPr>
+      </w:pPr>
+      <w:r>
+        <w:rPr>
+          <w:rFonts w:ascii="Consolas" w:hAnsi="Consolas"/>
+          <w:color w:val="C11B12"/>
+          <w:sz w:val="17"/>
+          <w:shd w:fill="ECEFF3"/>
+        </w:rPr>
+        <w:t xml:space="preserve">app/Modules/Admin/routes/admin.php</w:t>
+      </w:r>
+      <w:r>
+        <w:rPr>
+          <w:rFonts w:ascii="Aptos" w:hAnsi="Aptos"/>
+          <w:color w:val="1F2937"/>
+          <w:sz w:val="19"/>
+        </w:rPr>
+        <w:t xml:space="preserve"> — route </w:t>
+      </w:r>
+      <w:r>
+        <w:rPr>
+          <w:rFonts w:ascii="Consolas" w:hAnsi="Consolas"/>
+          <w:color w:val="C11B12"/>
+          <w:sz w:val="17"/>
+          <w:shd w:fill="ECEFF3"/>
+        </w:rPr>
+        <w:t xml:space="preserve">admin.tenants.status</w:t>
+      </w:r>
+      <w:r>
+        <w:rPr>
+          <w:rFonts w:ascii="Aptos" w:hAnsi="Aptos"/>
+          <w:color w:val="1F2937"/>
+          <w:sz w:val="19"/>
+        </w:rPr>
+        <w:t xml:space="preserve">; view </w:t>
+      </w:r>
+      <w:r>
+        <w:rPr>
+          <w:rFonts w:ascii="Consolas" w:hAnsi="Consolas"/>
+          <w:color w:val="C11B12"/>
+          <w:sz w:val="17"/>
+          <w:shd w:fill="ECEFF3"/>
+        </w:rPr>
+        <w:t xml:space="preserve">tenants/{index,create,edit}</w:t>
+      </w:r>
+      <w:r>
+        <w:rPr>
+          <w:rFonts w:ascii="Aptos" w:hAnsi="Aptos"/>
+          <w:color w:val="1F2937"/>
+          <w:sz w:val="19"/>
+        </w:rPr>
+        <w:t xml:space="preserve"> mengikuti mockup UC-21.</w:t>
+      </w:r>
+    </w:p>
+    <w:p>
+      <w:pPr>
+        <w:pStyle w:val="ListBody"/>
+        <w:numPr>
+          <w:ilvl w:val="0"/>
+          <w:numId w:val="10"/>
+        </w:numPr>
+      </w:pPr>
+      <w:r>
+        <w:rPr>
+          <w:rFonts w:ascii="Consolas" w:hAnsi="Consolas"/>
+          <w:color w:val="C11B12"/>
+          <w:sz w:val="17"/>
+          <w:shd w:fill="ECEFF3"/>
+        </w:rPr>
+        <w:t xml:space="preserve">tests/Feature/AdminManagementTest.php</w:t>
+      </w:r>
+      <w:r>
+        <w:rPr>
+          <w:rFonts w:ascii="Aptos" w:hAnsi="Aptos"/>
+          <w:color w:val="1F2937"/>
+          <w:sz w:val="19"/>
+        </w:rPr>
+        <w:t xml:space="preserve"> — payload pembuatan tenant menyertakan penanggung jawab dan rekening.</w:t>
+      </w:r>
+    </w:p>
+    <w:p>
+      <w:pPr>
+        <w:pStyle w:val="TutorialObserve"/>
+        <w:shd w:fill="FFF4D6"/>
+        <w:pBdr>
+          <w:left w:val="single" w:sz="14" w:space="8" w:color="9A6700"/>
+        </w:pBdr>
+      </w:pPr>
+      <w:r>
+        <w:rPr>
+          <w:rFonts w:ascii="Aptos" w:hAnsi="Aptos"/>
+          <w:b/>
+          <w:color w:val="9A6700"/>
+          <w:sz w:val="19"/>
+        </w:rPr>
+        <w:t>Amati — Hasil yang kita harapkan</w:t>
+        <w:br/>
+      </w:r>
+      <w:r>
+        <w:rPr>
+          <w:rFonts w:ascii="Consolas" w:hAnsi="Consolas"/>
+          <w:color w:val="C11B12"/>
+          <w:sz w:val="17"/>
+          <w:shd w:fill="ECEFF3"/>
+        </w:rPr>
+        <w:t xml:space="preserve">php artisan test --compact</w:t>
+      </w:r>
+      <w:r>
+        <w:rPr>
+          <w:rFonts w:ascii="Aptos" w:hAnsi="Aptos"/>
+          <w:color w:val="1F2937"/>
+          <w:sz w:val="19"/>
+        </w:rPr>
+        <w:t xml:space="preserve"> → 93 passed. Di browser: percobaan keenam dengan sandi benar tetap ditolak “Akun terkunci sementara … Coba lagi dalam 15 menit.”; tenant baru tampil dengan penanggung jawab, rekening ••6721, komisi 10%; tenant nonaktif berlabel NONAKTIF dan tombol berubah menjadi Aktifkan.</w:t>
+      </w:r>
+    </w:p>
+    <w:p>
+      <w:pPr>
+        <w:pStyle w:val="TutorialExplain"/>
+        <w:shd w:fill="F3F6FA"/>
+        <w:pBdr>
+          <w:left w:val="single" w:sz="14" w:space="8" w:color="5B6472"/>
+        </w:pBdr>
+      </w:pPr>
+      <w:r>
+        <w:rPr>
+          <w:rFonts w:ascii="Aptos" w:hAnsi="Aptos"/>
+          <w:b/>
+          <w:color w:val="5B6472"/>
+          <w:sz w:val="19"/>
+        </w:rPr>
+        <w:t>Jelaskan — Apa yang terjadi di balik layar</w:t>
+        <w:br/>
+      </w:r>
+      <w:r>
+        <w:rPr>
+          <w:rFonts w:ascii="Aptos" w:hAnsi="Aptos"/>
+          <w:color w:val="1F2937"/>
+          <w:sz w:val="19"/>
+        </w:rPr>
+        <w:t xml:space="preserve">Penguncian dihitung per akun (hash surel) sehingga berganti IP tidak mereset penghitung, sedangkan limiter per-IP menahan serangan massal. Pesan yang sama untuk surel tak dikenal, sandi salah, dan akun nonaktif mencegah enumerasi akun. Kredensial awal dikirim sebagai tautan atur kata sandi setelah transaksi commit: bila transaksi gagal, tidak ada surel yang terkirim, dan tidak ada kata sandi mentah yang pernah diketahui pengelola.</w:t>
       </w:r>
     </w:p>
     <w:p>
@@ -7808,6 +10909,264 @@
           <w:sz w:val="16"/>
         </w:rPr>
         <w:t xml:space="preserve">Gambar M5b. Route admin.tenants.* dari app/Modules/Admin, AdminManagementTest 9 passed, suite 74 passed.</w:t>
+      </w:r>
+    </w:p>
+    <w:p>
+      <w:pPr>
+        <w:pStyle w:val="Heading3"/>
+      </w:pPr>
+      <w:r>
+        <w:rPr>
+          <w:rFonts w:ascii="Aptos Display" w:hAnsi="Aptos Display"/>
+          <w:color w:val="FF2D20"/>
+        </w:rPr>
+        <w:t xml:space="preserve">Output Nyata Terverifikasi — UC-19 &amp; UC-21 di Browser</w:t>
+      </w:r>
+    </w:p>
+    <w:p>
+      <w:pPr>
+        <w:pStyle w:val="ListBody"/>
+      </w:pPr>
+      <w:r>
+        <w:rPr>
+          <w:rFonts w:ascii="Aptos" w:hAnsi="Aptos"/>
+          <w:color w:val="1F2937"/>
+          <w:sz w:val="19"/>
+        </w:rPr>
+        <w:t xml:space="preserve">Diambil dari aplikasi yang berjalan (</w:t>
+      </w:r>
+      <w:r>
+        <w:rPr>
+          <w:rFonts w:ascii="Consolas" w:hAnsi="Consolas"/>
+          <w:color w:val="C11B12"/>
+          <w:sz w:val="17"/>
+          <w:shd w:fill="ECEFF3"/>
+        </w:rPr>
+        <w:t xml:space="preserve">php -S</w:t>
+      </w:r>
+      <w:r>
+        <w:rPr>
+          <w:rFonts w:ascii="Aptos" w:hAnsi="Aptos"/>
+          <w:color w:val="1F2937"/>
+          <w:sz w:val="19"/>
+        </w:rPr>
+        <w:t xml:space="preserve"> dengan basis data demo </w:t>
+      </w:r>
+      <w:r>
+        <w:rPr>
+          <w:rFonts w:ascii="Consolas" w:hAnsi="Consolas"/>
+          <w:color w:val="C11B12"/>
+          <w:sz w:val="17"/>
+          <w:shd w:fill="ECEFF3"/>
+        </w:rPr>
+        <w:t xml:space="preserve">test_kantin_demo</w:t>
+      </w:r>
+      <w:r>
+        <w:rPr>
+          <w:rFonts w:ascii="Aptos" w:hAnsi="Aptos"/>
+          <w:color w:val="1F2937"/>
+          <w:sz w:val="19"/>
+        </w:rPr>
+        <w:t xml:space="preserve">, MariaDB 11.4 + Redis) setelah Tahap 8, memakai akun seeder </w:t>
+      </w:r>
+      <w:r>
+        <w:rPr>
+          <w:rFonts w:ascii="Consolas" w:hAnsi="Consolas"/>
+          <w:color w:val="C11B12"/>
+          <w:sz w:val="17"/>
+          <w:shd w:fill="ECEFF3"/>
+        </w:rPr>
+        <w:t xml:space="preserve">admin@kantin.test</w:t>
+      </w:r>
+      <w:r>
+        <w:rPr>
+          <w:rFonts w:ascii="Aptos" w:hAnsi="Aptos"/>
+          <w:color w:val="1F2937"/>
+          <w:sz w:val="19"/>
+        </w:rPr>
+        <w:t xml:space="preserve"> dan </w:t>
+      </w:r>
+      <w:r>
+        <w:rPr>
+          <w:rFonts w:ascii="Consolas" w:hAnsi="Consolas"/>
+          <w:color w:val="C11B12"/>
+          <w:sz w:val="17"/>
+          <w:shd w:fill="ECEFF3"/>
+        </w:rPr>
+        <w:t xml:space="preserve">tenant@kantin.test</w:t>
+      </w:r>
+      <w:r>
+        <w:rPr>
+          <w:rFonts w:ascii="Aptos" w:hAnsi="Aptos"/>
+          <w:color w:val="1F2937"/>
+          <w:sz w:val="19"/>
+        </w:rPr>
+        <w:t xml:space="preserve">.</w:t>
+      </w:r>
+    </w:p>
+    <w:p>
+      <w:pPr>
+        <w:jc w:val="center"/>
+        <w:spacing w:before="80" w:after="40"/>
+      </w:pPr>
+      <w:r>
+        <w:drawing>
+          <wp:inline distT="0" distB="0" distL="0" distR="0">
+            <wp:extent cx="4114800" cy="3200400"/>
+            <wp:effectExtent l="0" t="0" r="0" b="0"/>
+            <wp:docPr id="96550" name="uc 5o0"/>
+            <wp:cNvGraphicFramePr>
+              <a:graphicFrameLocks xmlns:a="http://schemas.openxmlformats.org/drawingml/2006/main" noChangeAspect="1"/>
+            </wp:cNvGraphicFramePr>
+            <a:graphic xmlns:a="http://schemas.openxmlformats.org/drawingml/2006/main">
+              <a:graphicData uri="http://schemas.openxmlformats.org/drawingml/2006/picture">
+                <pic:pic xmlns:pic="http://schemas.openxmlformats.org/drawingml/2006/picture">
+                  <pic:nvPicPr>
+                    <pic:cNvPr id="96550" name="uc 5o0"/>
+                    <pic:cNvPicPr/>
+                  </pic:nvPicPr>
+                  <pic:blipFill>
+                    <a:blip r:embed="rIdUc5o0"/>
+                    <a:stretch>
+                      <a:fillRect/>
+                    </a:stretch>
+                  </pic:blipFill>
+                  <pic:spPr>
+                    <a:xfrm>
+                      <a:off x="0" y="0"/>
+                      <a:ext cx="4114800" cy="3200400"/>
+                    </a:xfrm>
+                    <a:prstGeom prst="rect">
+                      <a:avLst/>
+                    </a:prstGeom>
+                  </pic:spPr>
+                </pic:pic>
+              </a:graphicData>
+            </a:graphic>
+          </wp:inline>
+        </w:drawing>
+      </w:r>
+    </w:p>
+    <w:p>
+      <w:pPr>
+        <w:pStyle w:val="FigureCaption"/>
+        <w:jc w:val="center"/>
+      </w:pPr>
+      <w:r>
+        <w:rPr>
+          <w:rFonts w:ascii="Aptos" w:hAnsi="Aptos"/>
+        </w:rPr>
+        <w:t xml:space="preserve">Gambar 5.UC19b. Output nyata UC-19 alur 2b: setelah 5 kali gagal, sandi yang benar pun ditolak selama 15 menit.</w:t>
+      </w:r>
+    </w:p>
+    <w:p>
+      <w:pPr>
+        <w:jc w:val="center"/>
+        <w:spacing w:before="80" w:after="40"/>
+      </w:pPr>
+      <w:r>
+        <w:drawing>
+          <wp:inline distT="0" distB="0" distL="0" distR="0">
+            <wp:extent cx="5486400" cy="2228850"/>
+            <wp:effectExtent l="0" t="0" r="0" b="0"/>
+            <wp:docPr id="96551" name="uc 5o1"/>
+            <wp:cNvGraphicFramePr>
+              <a:graphicFrameLocks xmlns:a="http://schemas.openxmlformats.org/drawingml/2006/main" noChangeAspect="1"/>
+            </wp:cNvGraphicFramePr>
+            <a:graphic xmlns:a="http://schemas.openxmlformats.org/drawingml/2006/main">
+              <a:graphicData uri="http://schemas.openxmlformats.org/drawingml/2006/picture">
+                <pic:pic xmlns:pic="http://schemas.openxmlformats.org/drawingml/2006/picture">
+                  <pic:nvPicPr>
+                    <pic:cNvPr id="96551" name="uc 5o1"/>
+                    <pic:cNvPicPr/>
+                  </pic:nvPicPr>
+                  <pic:blipFill>
+                    <a:blip r:embed="rIdUc5o1"/>
+                    <a:stretch>
+                      <a:fillRect/>
+                    </a:stretch>
+                  </pic:blipFill>
+                  <pic:spPr>
+                    <a:xfrm>
+                      <a:off x="0" y="0"/>
+                      <a:ext cx="5486400" cy="2228850"/>
+                    </a:xfrm>
+                    <a:prstGeom prst="rect">
+                      <a:avLst/>
+                    </a:prstGeom>
+                  </pic:spPr>
+                </pic:pic>
+              </a:graphicData>
+            </a:graphic>
+          </wp:inline>
+        </w:drawing>
+      </w:r>
+    </w:p>
+    <w:p>
+      <w:pPr>
+        <w:pStyle w:val="FigureCaption"/>
+        <w:jc w:val="center"/>
+      </w:pPr>
+      <w:r>
+        <w:rPr>
+          <w:rFonts w:ascii="Aptos" w:hAnsi="Aptos"/>
+        </w:rPr>
+        <w:t xml:space="preserve">Gambar 5.UC21b. Output nyata UC-21: daftar tenant dengan penanggung jawab, rekening utama, komisi aktif, dan status (Kopi Kita dinonaktifkan).</w:t>
+      </w:r>
+    </w:p>
+    <w:p>
+      <w:pPr>
+        <w:jc w:val="center"/>
+        <w:spacing w:before="80" w:after="40"/>
+      </w:pPr>
+      <w:r>
+        <w:drawing>
+          <wp:inline distT="0" distB="0" distL="0" distR="0">
+            <wp:extent cx="4572000" cy="3474720"/>
+            <wp:effectExtent l="0" t="0" r="0" b="0"/>
+            <wp:docPr id="96552" name="uc 5o2"/>
+            <wp:cNvGraphicFramePr>
+              <a:graphicFrameLocks xmlns:a="http://schemas.openxmlformats.org/drawingml/2006/main" noChangeAspect="1"/>
+            </wp:cNvGraphicFramePr>
+            <a:graphic xmlns:a="http://schemas.openxmlformats.org/drawingml/2006/main">
+              <a:graphicData uri="http://schemas.openxmlformats.org/drawingml/2006/picture">
+                <pic:pic xmlns:pic="http://schemas.openxmlformats.org/drawingml/2006/picture">
+                  <pic:nvPicPr>
+                    <pic:cNvPr id="96552" name="uc 5o2"/>
+                    <pic:cNvPicPr/>
+                  </pic:nvPicPr>
+                  <pic:blipFill>
+                    <a:blip r:embed="rIdUc5o2"/>
+                    <a:stretch>
+                      <a:fillRect/>
+                    </a:stretch>
+                  </pic:blipFill>
+                  <pic:spPr>
+                    <a:xfrm>
+                      <a:off x="0" y="0"/>
+                      <a:ext cx="4572000" cy="3474720"/>
+                    </a:xfrm>
+                    <a:prstGeom prst="rect">
+                      <a:avLst/>
+                    </a:prstGeom>
+                  </pic:spPr>
+                </pic:pic>
+              </a:graphicData>
+            </a:graphic>
+          </wp:inline>
+        </w:drawing>
+      </w:r>
+    </w:p>
+    <w:p>
+      <w:pPr>
+        <w:pStyle w:val="FigureCaption"/>
+        <w:jc w:val="center"/>
+      </w:pPr>
+      <w:r>
+        <w:rPr>
+          <w:rFonts w:ascii="Aptos" w:hAnsi="Aptos"/>
+        </w:rPr>
+        <w:t xml:space="preserve">Gambar 5.UC21c. Output nyata UC-21 langkah 5–6: komisi 12% dijadwalkan untuk masa mendatang; riwayat mencatat pengelola pengubah.</w:t>
       </w:r>
     </w:p>
     <w:p>
